--- a/0.Design Doc/Parting Thoughts.docx
+++ b/0.Design Doc/Parting Thoughts.docx
@@ -1,13 +1,13 @@
 
 <file path=word/document.xml><?xml version="1.0" encoding="utf-8"?>
-<w:document xmlns:wpc="http://schemas.microsoft.com/office/word/2010/wordprocessingCanvas" xmlns:cx="http://schemas.microsoft.com/office/drawing/2014/chartex" xmlns:cx1="http://schemas.microsoft.com/office/drawing/2015/9/8/chartex" xmlns:cx2="http://schemas.microsoft.com/office/drawing/2015/10/21/chartex" xmlns:cx3="http://schemas.microsoft.com/office/drawing/2016/5/9/chartex" xmlns:cx4="http://schemas.microsoft.com/office/drawing/2016/5/10/chartex" xmlns:cx5="http://schemas.microsoft.com/office/drawing/2016/5/11/chartex" xmlns:cx6="http://schemas.microsoft.com/office/drawing/2016/5/12/chartex" xmlns:cx7="http://schemas.microsoft.com/office/drawing/2016/5/13/chartex" xmlns:cx8="http://schemas.microsoft.com/office/drawing/2016/5/14/chartex" xmlns:mc="http://schemas.openxmlformats.org/markup-compatibility/2006" xmlns:aink="http://schemas.microsoft.com/office/drawing/2016/ink" xmlns:am3d="http://schemas.microsoft.com/office/drawing/2017/model3d" xmlns:o="urn:schemas-microsoft-com:office:office" xmlns:oel="http://schemas.microsoft.com/office/2019/extlst" xmlns:r="http://schemas.openxmlformats.org/officeDocument/2006/relationships" xmlns:m="http://schemas.openxmlformats.org/officeDocument/2006/math" xmlns:v="urn:schemas-microsoft-com:vml" xmlns:wp14="http://schemas.microsoft.com/office/word/2010/wordprocessingDrawing" xmlns:wp="http://schemas.openxmlformats.org/drawingml/2006/wordprocessingDrawing" xmlns:w10="urn:schemas-microsoft-com:office:word" xmlns:w="http://schemas.openxmlformats.org/wordprocessingml/2006/main" xmlns:w14="http://schemas.microsoft.com/office/word/2010/wordml" xmlns:w15="http://schemas.microsoft.com/office/word/2012/wordml" xmlns:w16cex="http://schemas.microsoft.com/office/word/2018/wordml/cex" xmlns:w16cid="http://schemas.microsoft.com/office/word/2016/wordml/cid" xmlns:w16="http://schemas.microsoft.com/office/word/2018/wordml" xmlns:w16du="http://schemas.microsoft.com/office/word/2023/wordml/word16du" xmlns:w16sdtdh="http://schemas.microsoft.com/office/word/2020/wordml/sdtdatahash" xmlns:w16sdtfl="http://schemas.microsoft.com/office/word/2024/wordml/sdtformatlock" xmlns:w16se="http://schemas.microsoft.com/office/word/2015/wordml/symex" xmlns:wpg="http://schemas.microsoft.com/office/word/2010/wordprocessingGroup" xmlns:wpi="http://schemas.microsoft.com/office/word/2010/wordprocessingInk" xmlns:wne="http://schemas.microsoft.com/office/word/2006/wordml" xmlns:wps="http://schemas.microsoft.com/office/word/2010/wordprocessingShape" mc:Ignorable="w14 w15 w16se w16cid w16 w16cex w16sdtdh w16sdtfl w16du wp14">
+<w:document xmlns:wpc="http://schemas.microsoft.com/office/word/2010/wordprocessingCanvas" xmlns:mc="http://schemas.openxmlformats.org/markup-compatibility/2006" xmlns:o="urn:schemas-microsoft-com:office:office" xmlns:r="http://schemas.openxmlformats.org/officeDocument/2006/relationships" xmlns:m="http://schemas.openxmlformats.org/officeDocument/2006/math" xmlns:v="urn:schemas-microsoft-com:vml" xmlns:wp14="http://schemas.microsoft.com/office/word/2010/wordprocessingDrawing" xmlns:wp="http://schemas.openxmlformats.org/drawingml/2006/wordprocessingDrawing" xmlns:w="http://schemas.openxmlformats.org/wordprocessingml/2006/main" xmlns:w14="http://schemas.microsoft.com/office/word/2010/wordml" xmlns:w10="urn:schemas-microsoft-com:office:word" xmlns:w15="http://schemas.microsoft.com/office/word/2012/wordml" xmlns:wpg="http://schemas.microsoft.com/office/word/2010/wordprocessingGroup" xmlns:wpi="http://schemas.microsoft.com/office/word/2010/wordprocessingInk" xmlns:wne="http://schemas.microsoft.com/office/word/2006/wordml" xmlns:wps="http://schemas.microsoft.com/office/word/2010/wordprocessingShape" xmlns:wpsCustomData="http://www.wps.cn/officeDocument/2013/wpsCustomData" mc:Ignorable="w14 w15 wp14">
   <w:body>
     <w:p>
       <w:pPr>
         <w:spacing w:before="60" w:after="60" w:line="312" w:lineRule="auto"/>
         <w:jc w:val="center"/>
         <w:rPr>
-          <w:rFonts w:ascii="Times New Roman" w:eastAsia="SimSun" w:hAnsi="Times New Roman" w:cs="Times New Roman"/>
+          <w:rFonts w:ascii="Times New Roman" w:hAnsi="Times New Roman" w:eastAsia="SimSun" w:cs="Times New Roman"/>
           <w:b/>
           <w:color w:val="1A1A1A"/>
           <w:sz w:val="48"/>
@@ -15,13 +15,13 @@
           <w:lang w:val="en-US"/>
         </w:rPr>
       </w:pPr>
-      <w:bookmarkStart w:id="0" w:name="_qlrdrr3dgczf" w:colFirst="0" w:colLast="0"/>
-      <w:bookmarkStart w:id="1" w:name="_6m95gxkbmujp" w:colFirst="0" w:colLast="0"/>
+      <w:bookmarkStart w:id="0" w:name="_6m95gxkbmujp" w:colFirst="0" w:colLast="0"/>
       <w:bookmarkEnd w:id="0"/>
+      <w:bookmarkStart w:id="1" w:name="_qlrdrr3dgczf" w:colFirst="0" w:colLast="0"/>
       <w:bookmarkEnd w:id="1"/>
       <w:r>
         <w:rPr>
-          <w:rFonts w:ascii="Times New Roman" w:eastAsia="SimSun" w:hAnsi="Times New Roman" w:cs="Times New Roman"/>
+          <w:rFonts w:ascii="Times New Roman" w:hAnsi="Times New Roman" w:eastAsia="SimSun" w:cs="Times New Roman"/>
           <w:b/>
           <w:color w:val="1A1A1A"/>
           <w:sz w:val="48"/>
@@ -35,14 +35,14 @@
       <w:pPr>
         <w:jc w:val="center"/>
         <w:rPr>
-          <w:rFonts w:ascii="Times New Roman" w:eastAsia="SimSun" w:hAnsi="Times New Roman" w:cs="Times New Roman"/>
-          <w:color w:val="333333"/>
-          <w:lang w:val="en-US"/>
-        </w:rPr>
-      </w:pPr>
-      <w:r>
-        <w:rPr>
-          <w:rFonts w:ascii="Times New Roman" w:eastAsia="SimSun" w:hAnsi="Times New Roman" w:cs="Times New Roman"/>
+          <w:rFonts w:ascii="Times New Roman" w:hAnsi="Times New Roman" w:eastAsia="SimSun" w:cs="Times New Roman"/>
+          <w:color w:val="333333"/>
+          <w:lang w:val="en-US"/>
+        </w:rPr>
+      </w:pPr>
+      <w:r>
+        <w:rPr>
+          <w:rFonts w:ascii="Times New Roman" w:hAnsi="Times New Roman" w:eastAsia="SimSun" w:cs="Times New Roman"/>
           <w:color w:val="333333"/>
           <w:lang w:val="en-US"/>
         </w:rPr>
@@ -53,13 +53,13 @@
       <w:pPr>
         <w:jc w:val="center"/>
         <w:rPr>
-          <w:rFonts w:ascii="Times New Roman" w:eastAsia="SimSun" w:hAnsi="Times New Roman" w:cs="Times New Roman"/>
-          <w:lang w:val="en-US"/>
-        </w:rPr>
-      </w:pPr>
-      <w:r>
-        <w:rPr>
-          <w:rFonts w:ascii="Times New Roman" w:eastAsia="SimSun" w:hAnsi="Times New Roman" w:cs="Times New Roman"/>
+          <w:rFonts w:ascii="Times New Roman" w:hAnsi="Times New Roman" w:eastAsia="SimSun" w:cs="Times New Roman"/>
+          <w:lang w:val="en-US"/>
+        </w:rPr>
+      </w:pPr>
+      <w:r>
+        <w:rPr>
+          <w:rFonts w:ascii="Times New Roman" w:hAnsi="Times New Roman" w:eastAsia="SimSun" w:cs="Times New Roman"/>
           <w:b/>
           <w:color w:val="333333"/>
           <w:lang w:val="en-US"/>
@@ -68,7 +68,7 @@
       </w:r>
       <w:r>
         <w:rPr>
-          <w:rFonts w:ascii="Times New Roman" w:eastAsia="SimSun" w:hAnsi="Times New Roman" w:cs="Times New Roman" w:hint="eastAsia"/>
+          <w:rFonts w:hint="eastAsia" w:ascii="Times New Roman" w:hAnsi="Times New Roman" w:eastAsia="SimSun" w:cs="Times New Roman"/>
           <w:b/>
           <w:color w:val="333333"/>
           <w:lang w:val="en-US"/>
@@ -78,7 +78,7 @@
     </w:p>
     <w:p>
       <w:pPr>
-        <w:pStyle w:val="Heading1"/>
+        <w:pStyle w:val="2"/>
         <w:keepNext w:val="0"/>
         <w:keepLines w:val="0"/>
         <w:spacing w:before="0" w:after="0" w:line="408" w:lineRule="auto"/>
@@ -95,12 +95,12 @@
     </w:p>
     <w:p>
       <w:pPr>
-        <w:pStyle w:val="Heading2"/>
+        <w:pStyle w:val="3"/>
         <w:keepNext w:val="0"/>
         <w:keepLines w:val="0"/>
         <w:spacing w:before="0" w:after="0" w:line="408" w:lineRule="auto"/>
         <w:rPr>
-          <w:rFonts w:ascii="Times New Roman" w:eastAsia="SimSun" w:hAnsi="Times New Roman" w:cs="Times New Roman"/>
+          <w:rFonts w:ascii="Times New Roman" w:hAnsi="Times New Roman" w:eastAsia="SimSun" w:cs="Times New Roman"/>
           <w:b/>
           <w:color w:val="1A1A1A"/>
           <w:lang w:val="en-US"/>
@@ -118,7 +118,7 @@
       </w:r>
       <w:r>
         <w:rPr>
-          <w:rFonts w:ascii="Times New Roman" w:eastAsia="SimSun" w:hAnsi="Times New Roman" w:cs="Times New Roman"/>
+          <w:rFonts w:ascii="Times New Roman" w:hAnsi="Times New Roman" w:eastAsia="SimSun" w:cs="Times New Roman"/>
           <w:b/>
           <w:color w:val="1A1A1A"/>
           <w:lang w:val="en-US"/>
@@ -130,14 +130,14 @@
       <w:pPr>
         <w:spacing w:before="60" w:after="60" w:line="312" w:lineRule="auto"/>
         <w:rPr>
-          <w:rFonts w:ascii="Times New Roman" w:eastAsia="SimSun" w:hAnsi="Times New Roman" w:cs="Times New Roman"/>
-          <w:color w:val="333333"/>
-          <w:lang w:val="en-US"/>
-        </w:rPr>
-      </w:pPr>
-      <w:r>
-        <w:rPr>
-          <w:rFonts w:ascii="Times New Roman" w:eastAsia="SimSun" w:hAnsi="Times New Roman" w:cs="Times New Roman"/>
+          <w:rFonts w:ascii="Times New Roman" w:hAnsi="Times New Roman" w:eastAsia="SimSun" w:cs="Times New Roman"/>
+          <w:color w:val="333333"/>
+          <w:lang w:val="en-US"/>
+        </w:rPr>
+      </w:pPr>
+      <w:r>
+        <w:rPr>
+          <w:rFonts w:ascii="Times New Roman" w:hAnsi="Times New Roman" w:eastAsia="SimSun" w:cs="Times New Roman"/>
           <w:color w:val="333333"/>
           <w:lang w:val="en-US"/>
         </w:rPr>
@@ -145,7 +145,7 @@
       </w:r>
       <w:r>
         <w:rPr>
-          <w:rFonts w:ascii="Times New Roman" w:eastAsia="SimSun" w:hAnsi="Times New Roman" w:cs="Times New Roman" w:hint="eastAsia"/>
+          <w:rFonts w:hint="eastAsia" w:ascii="Times New Roman" w:hAnsi="Times New Roman" w:eastAsia="SimSun" w:cs="Times New Roman"/>
           <w:color w:val="333333"/>
           <w:lang w:val="en-US"/>
         </w:rPr>
@@ -153,7 +153,7 @@
       </w:r>
       <w:r>
         <w:rPr>
-          <w:rFonts w:ascii="Times New Roman" w:eastAsia="SimSun" w:hAnsi="Times New Roman" w:cs="Times New Roman"/>
+          <w:rFonts w:ascii="Times New Roman" w:hAnsi="Times New Roman" w:eastAsia="SimSun" w:cs="Times New Roman"/>
           <w:color w:val="333333"/>
           <w:lang w:val="en-US"/>
         </w:rPr>
@@ -164,14 +164,14 @@
       <w:pPr>
         <w:spacing w:before="60" w:after="60" w:line="312" w:lineRule="auto"/>
         <w:rPr>
-          <w:rFonts w:ascii="Times New Roman" w:eastAsia="SimSun" w:hAnsi="Times New Roman" w:cs="Times New Roman"/>
-          <w:color w:val="333333"/>
-          <w:lang w:val="en-US"/>
-        </w:rPr>
-      </w:pPr>
-      <w:r>
-        <w:rPr>
-          <w:rFonts w:ascii="Times New Roman" w:eastAsia="SimSun" w:hAnsi="Times New Roman" w:cs="Times New Roman"/>
+          <w:rFonts w:ascii="Times New Roman" w:hAnsi="Times New Roman" w:eastAsia="SimSun" w:cs="Times New Roman"/>
+          <w:color w:val="333333"/>
+          <w:lang w:val="en-US"/>
+        </w:rPr>
+      </w:pPr>
+      <w:r>
+        <w:rPr>
+          <w:rFonts w:ascii="Times New Roman" w:hAnsi="Times New Roman" w:eastAsia="SimSun" w:cs="Times New Roman"/>
           <w:color w:val="333333"/>
           <w:lang w:val="en-US"/>
         </w:rPr>
@@ -179,7 +179,7 @@
       </w:r>
       <w:r>
         <w:rPr>
-          <w:rFonts w:ascii="Times New Roman" w:eastAsia="SimSun" w:hAnsi="Times New Roman" w:cs="Times New Roman" w:hint="eastAsia"/>
+          <w:rFonts w:hint="eastAsia" w:ascii="Times New Roman" w:hAnsi="Times New Roman" w:eastAsia="SimSun" w:cs="Times New Roman"/>
           <w:color w:val="333333"/>
           <w:lang w:val="en-US"/>
         </w:rPr>
@@ -187,7 +187,7 @@
       </w:r>
       <w:r>
         <w:rPr>
-          <w:rFonts w:ascii="Times New Roman" w:eastAsia="SimSun" w:hAnsi="Times New Roman" w:cs="Times New Roman"/>
+          <w:rFonts w:ascii="Times New Roman" w:hAnsi="Times New Roman" w:eastAsia="SimSun" w:cs="Times New Roman"/>
           <w:color w:val="333333"/>
           <w:lang w:val="en-US"/>
         </w:rPr>
@@ -195,7 +195,7 @@
       </w:r>
       <w:r>
         <w:rPr>
-          <w:rFonts w:ascii="Times New Roman" w:eastAsia="SimSun" w:hAnsi="Times New Roman" w:cs="Times New Roman" w:hint="eastAsia"/>
+          <w:rFonts w:hint="eastAsia" w:ascii="Times New Roman" w:hAnsi="Times New Roman" w:eastAsia="SimSun" w:cs="Times New Roman"/>
           <w:color w:val="333333"/>
           <w:lang w:val="en-US"/>
         </w:rPr>
@@ -203,7 +203,7 @@
       </w:r>
       <w:r>
         <w:rPr>
-          <w:rFonts w:ascii="Times New Roman" w:eastAsia="SimSun" w:hAnsi="Times New Roman" w:cs="Times New Roman"/>
+          <w:rFonts w:ascii="Times New Roman" w:hAnsi="Times New Roman" w:eastAsia="SimSun" w:cs="Times New Roman"/>
           <w:color w:val="333333"/>
           <w:lang w:val="en-US"/>
         </w:rPr>
@@ -219,7 +219,7 @@
     </w:p>
     <w:p>
       <w:pPr>
-        <w:pStyle w:val="Heading2"/>
+        <w:pStyle w:val="3"/>
         <w:keepNext w:val="0"/>
         <w:keepLines w:val="0"/>
         <w:spacing w:before="0" w:after="0" w:line="408" w:lineRule="auto"/>
@@ -244,14 +244,14 @@
       <w:pPr>
         <w:spacing w:before="60" w:after="60" w:line="312" w:lineRule="auto"/>
         <w:rPr>
-          <w:rFonts w:ascii="Times New Roman" w:eastAsia="SimSun" w:hAnsi="Times New Roman" w:cs="Times New Roman"/>
-          <w:color w:val="333333"/>
-          <w:lang w:val="en-US"/>
-        </w:rPr>
-      </w:pPr>
-      <w:r>
-        <w:rPr>
-          <w:rFonts w:ascii="Times New Roman" w:eastAsia="Calibri" w:hAnsi="Times New Roman" w:cs="Times New Roman"/>
+          <w:rFonts w:ascii="Times New Roman" w:hAnsi="Times New Roman" w:eastAsia="SimSun" w:cs="Times New Roman"/>
+          <w:color w:val="333333"/>
+          <w:lang w:val="en-US"/>
+        </w:rPr>
+      </w:pPr>
+      <w:r>
+        <w:rPr>
+          <w:rFonts w:ascii="Times New Roman" w:hAnsi="Times New Roman" w:eastAsia="Calibri" w:cs="Times New Roman"/>
           <w:b/>
           <w:color w:val="333333"/>
         </w:rPr>
@@ -259,14 +259,14 @@
       </w:r>
       <w:r>
         <w:rPr>
-          <w:rFonts w:ascii="Times New Roman" w:eastAsia="Calibri" w:hAnsi="Times New Roman" w:cs="Times New Roman"/>
+          <w:rFonts w:ascii="Times New Roman" w:hAnsi="Times New Roman" w:eastAsia="Calibri" w:cs="Times New Roman"/>
           <w:color w:val="333333"/>
         </w:rPr>
         <w:t xml:space="preserve"> </w:t>
       </w:r>
       <w:r>
         <w:rPr>
-          <w:rFonts w:ascii="Times New Roman" w:eastAsia="SimSun" w:hAnsi="Times New Roman" w:cs="Times New Roman"/>
+          <w:rFonts w:ascii="Times New Roman" w:hAnsi="Times New Roman" w:eastAsia="SimSun" w:cs="Times New Roman"/>
           <w:color w:val="333333"/>
           <w:lang w:val="en-US"/>
         </w:rPr>
@@ -277,14 +277,14 @@
       <w:pPr>
         <w:spacing w:before="60" w:after="60" w:line="312" w:lineRule="auto"/>
         <w:rPr>
-          <w:rFonts w:ascii="Times New Roman" w:eastAsia="SimSun" w:hAnsi="Times New Roman" w:cs="Times New Roman"/>
-          <w:color w:val="333333"/>
-          <w:lang w:val="en-US"/>
-        </w:rPr>
-      </w:pPr>
-      <w:r>
-        <w:rPr>
-          <w:rFonts w:ascii="Times New Roman" w:eastAsia="Calibri" w:hAnsi="Times New Roman" w:cs="Times New Roman"/>
+          <w:rFonts w:ascii="Times New Roman" w:hAnsi="Times New Roman" w:eastAsia="SimSun" w:cs="Times New Roman"/>
+          <w:color w:val="333333"/>
+          <w:lang w:val="en-US"/>
+        </w:rPr>
+      </w:pPr>
+      <w:r>
+        <w:rPr>
+          <w:rFonts w:ascii="Times New Roman" w:hAnsi="Times New Roman" w:eastAsia="Calibri" w:cs="Times New Roman"/>
           <w:b/>
           <w:color w:val="333333"/>
         </w:rPr>
@@ -292,14 +292,14 @@
       </w:r>
       <w:r>
         <w:rPr>
-          <w:rFonts w:ascii="Times New Roman" w:eastAsia="Calibri" w:hAnsi="Times New Roman" w:cs="Times New Roman"/>
+          <w:rFonts w:ascii="Times New Roman" w:hAnsi="Times New Roman" w:eastAsia="Calibri" w:cs="Times New Roman"/>
           <w:color w:val="333333"/>
         </w:rPr>
         <w:t xml:space="preserve"> Experimental / Narrative</w:t>
       </w:r>
       <w:r>
         <w:rPr>
-          <w:rFonts w:ascii="Times New Roman" w:eastAsia="SimSun" w:hAnsi="Times New Roman" w:cs="Times New Roman"/>
+          <w:rFonts w:ascii="Times New Roman" w:hAnsi="Times New Roman" w:eastAsia="SimSun" w:cs="Times New Roman"/>
           <w:color w:val="333333"/>
           <w:lang w:val="en-US"/>
         </w:rPr>
@@ -307,14 +307,14 @@
       </w:r>
       <w:r>
         <w:rPr>
-          <w:rFonts w:ascii="Times New Roman" w:eastAsia="Calibri" w:hAnsi="Times New Roman" w:cs="Times New Roman"/>
+          <w:rFonts w:ascii="Times New Roman" w:hAnsi="Times New Roman" w:eastAsia="Calibri" w:cs="Times New Roman"/>
           <w:color w:val="333333"/>
         </w:rPr>
         <w:t>/ Walking Simulator</w:t>
       </w:r>
       <w:r>
         <w:rPr>
-          <w:rFonts w:ascii="Times New Roman" w:eastAsia="SimSun" w:hAnsi="Times New Roman" w:cs="Times New Roman"/>
+          <w:rFonts w:ascii="Times New Roman" w:hAnsi="Times New Roman" w:eastAsia="SimSun" w:cs="Times New Roman"/>
           <w:color w:val="333333"/>
           <w:lang w:val="en-US"/>
         </w:rPr>
@@ -325,14 +325,14 @@
       <w:pPr>
         <w:spacing w:before="60" w:after="60" w:line="312" w:lineRule="auto"/>
         <w:rPr>
-          <w:rFonts w:ascii="Times New Roman" w:eastAsia="SimSun" w:hAnsi="Times New Roman" w:cs="Times New Roman"/>
-          <w:color w:val="333333"/>
-          <w:lang w:val="en-US"/>
-        </w:rPr>
-      </w:pPr>
-      <w:r>
-        <w:rPr>
-          <w:rFonts w:ascii="Times New Roman" w:eastAsia="Calibri" w:hAnsi="Times New Roman" w:cs="Times New Roman"/>
+          <w:rFonts w:ascii="Times New Roman" w:hAnsi="Times New Roman" w:eastAsia="SimSun" w:cs="Times New Roman"/>
+          <w:color w:val="333333"/>
+          <w:lang w:val="en-US"/>
+        </w:rPr>
+      </w:pPr>
+      <w:r>
+        <w:rPr>
+          <w:rFonts w:ascii="Times New Roman" w:hAnsi="Times New Roman" w:eastAsia="Calibri" w:cs="Times New Roman"/>
           <w:b/>
           <w:color w:val="333333"/>
         </w:rPr>
@@ -340,14 +340,14 @@
       </w:r>
       <w:r>
         <w:rPr>
-          <w:rFonts w:ascii="Times New Roman" w:eastAsia="Calibri" w:hAnsi="Times New Roman" w:cs="Times New Roman"/>
+          <w:rFonts w:ascii="Times New Roman" w:hAnsi="Times New Roman" w:eastAsia="Calibri" w:cs="Times New Roman"/>
           <w:color w:val="333333"/>
         </w:rPr>
         <w:t xml:space="preserve"> </w:t>
       </w:r>
       <w:r>
         <w:rPr>
-          <w:rFonts w:ascii="Times New Roman" w:eastAsia="SimSun" w:hAnsi="Times New Roman" w:cs="Times New Roman"/>
+          <w:rFonts w:ascii="Times New Roman" w:hAnsi="Times New Roman" w:eastAsia="SimSun" w:cs="Times New Roman"/>
           <w:color w:val="333333"/>
           <w:lang w:val="en-US"/>
         </w:rPr>
@@ -358,14 +358,14 @@
       <w:pPr>
         <w:spacing w:before="60" w:after="60" w:line="312" w:lineRule="auto"/>
         <w:rPr>
-          <w:rFonts w:ascii="Times New Roman" w:eastAsia="SimSun" w:hAnsi="Times New Roman" w:cs="Times New Roman"/>
-          <w:color w:val="333333"/>
-          <w:lang w:val="en-US"/>
-        </w:rPr>
-      </w:pPr>
-      <w:r>
-        <w:rPr>
-          <w:rFonts w:ascii="Times New Roman" w:eastAsia="Calibri" w:hAnsi="Times New Roman" w:cs="Times New Roman"/>
+          <w:rFonts w:ascii="Times New Roman" w:hAnsi="Times New Roman" w:eastAsia="SimSun" w:cs="Times New Roman"/>
+          <w:color w:val="333333"/>
+          <w:lang w:val="en-US"/>
+        </w:rPr>
+      </w:pPr>
+      <w:r>
+        <w:rPr>
+          <w:rFonts w:ascii="Times New Roman" w:hAnsi="Times New Roman" w:eastAsia="Calibri" w:cs="Times New Roman"/>
           <w:b/>
           <w:color w:val="333333"/>
         </w:rPr>
@@ -373,14 +373,14 @@
       </w:r>
       <w:r>
         <w:rPr>
-          <w:rFonts w:ascii="Times New Roman" w:eastAsia="Calibri" w:hAnsi="Times New Roman" w:cs="Times New Roman"/>
+          <w:rFonts w:ascii="Times New Roman" w:hAnsi="Times New Roman" w:eastAsia="Calibri" w:cs="Times New Roman"/>
           <w:color w:val="333333"/>
         </w:rPr>
         <w:t xml:space="preserve"> </w:t>
       </w:r>
       <w:r>
         <w:rPr>
-          <w:rFonts w:ascii="Times New Roman" w:eastAsia="SimSun" w:hAnsi="Times New Roman" w:cs="Times New Roman"/>
+          <w:rFonts w:ascii="Times New Roman" w:hAnsi="Times New Roman" w:eastAsia="SimSun" w:cs="Times New Roman"/>
           <w:color w:val="333333"/>
           <w:lang w:val="en-US"/>
         </w:rPr>
@@ -391,14 +391,14 @@
       <w:pPr>
         <w:spacing w:before="60" w:after="60" w:line="312" w:lineRule="auto"/>
         <w:rPr>
-          <w:rFonts w:ascii="Times New Roman" w:eastAsia="SimSun" w:hAnsi="Times New Roman" w:cs="Times New Roman"/>
-          <w:color w:val="333333"/>
-          <w:lang w:val="en-US"/>
-        </w:rPr>
-      </w:pPr>
-      <w:r>
-        <w:rPr>
-          <w:rFonts w:ascii="Times New Roman" w:eastAsia="Calibri" w:hAnsi="Times New Roman" w:cs="Times New Roman"/>
+          <w:rFonts w:ascii="Times New Roman" w:hAnsi="Times New Roman" w:eastAsia="SimSun" w:cs="Times New Roman"/>
+          <w:color w:val="333333"/>
+          <w:lang w:val="en-US"/>
+        </w:rPr>
+      </w:pPr>
+      <w:r>
+        <w:rPr>
+          <w:rFonts w:ascii="Times New Roman" w:hAnsi="Times New Roman" w:eastAsia="Calibri" w:cs="Times New Roman"/>
           <w:b/>
           <w:color w:val="333333"/>
         </w:rPr>
@@ -406,7 +406,7 @@
       </w:r>
       <w:r>
         <w:rPr>
-          <w:rFonts w:ascii="Times New Roman" w:eastAsia="SimSun" w:hAnsi="Times New Roman" w:cs="Times New Roman"/>
+          <w:rFonts w:ascii="Times New Roman" w:hAnsi="Times New Roman" w:eastAsia="SimSun" w:cs="Times New Roman"/>
           <w:b/>
           <w:color w:val="333333"/>
           <w:lang w:val="en-US"/>
@@ -415,7 +415,7 @@
       </w:r>
       <w:r>
         <w:rPr>
-          <w:rFonts w:ascii="Times New Roman" w:eastAsia="SimSun" w:hAnsi="Times New Roman" w:cs="Times New Roman"/>
+          <w:rFonts w:ascii="Times New Roman" w:hAnsi="Times New Roman" w:eastAsia="SimSun" w:cs="Times New Roman"/>
           <w:color w:val="333333"/>
           <w:lang w:val="en-US"/>
         </w:rPr>
@@ -426,15 +426,15 @@
       <w:pPr>
         <w:spacing w:before="60" w:after="60" w:line="312" w:lineRule="auto"/>
         <w:rPr>
-          <w:rFonts w:ascii="Times New Roman" w:eastAsia="SimSun" w:hAnsi="Times New Roman" w:cs="Times New Roman"/>
-          <w:color w:val="333333"/>
-          <w:lang w:val="en-US"/>
-        </w:rPr>
-      </w:pPr>
-    </w:p>
-    <w:p>
-      <w:pPr>
-        <w:pStyle w:val="Heading2"/>
+          <w:rFonts w:ascii="Times New Roman" w:hAnsi="Times New Roman" w:eastAsia="SimSun" w:cs="Times New Roman"/>
+          <w:color w:val="333333"/>
+          <w:lang w:val="en-US"/>
+        </w:rPr>
+      </w:pPr>
+    </w:p>
+    <w:p>
+      <w:pPr>
+        <w:pStyle w:val="3"/>
         <w:keepNext w:val="0"/>
         <w:keepLines w:val="0"/>
         <w:spacing w:before="0" w:after="0" w:line="408" w:lineRule="auto"/>
@@ -459,15 +459,15 @@
       <w:pPr>
         <w:spacing w:before="60" w:after="60" w:line="312" w:lineRule="auto"/>
         <w:rPr>
-          <w:rFonts w:ascii="Times New Roman" w:eastAsia="Calibri" w:hAnsi="Times New Roman" w:cs="Times New Roman"/>
-          <w:b/>
-          <w:color w:val="333333"/>
-          <w:lang w:val="en-US"/>
-        </w:rPr>
-      </w:pPr>
-      <w:r>
-        <w:rPr>
-          <w:rFonts w:ascii="Times New Roman" w:eastAsia="Calibri" w:hAnsi="Times New Roman" w:cs="Times New Roman"/>
+          <w:rFonts w:ascii="Times New Roman" w:hAnsi="Times New Roman" w:eastAsia="Calibri" w:cs="Times New Roman"/>
+          <w:b/>
+          <w:color w:val="333333"/>
+          <w:lang w:val="en-US"/>
+        </w:rPr>
+      </w:pPr>
+      <w:r>
+        <w:rPr>
+          <w:rFonts w:ascii="Times New Roman" w:hAnsi="Times New Roman" w:eastAsia="Calibri" w:cs="Times New Roman"/>
           <w:b/>
           <w:color w:val="333333"/>
         </w:rPr>
@@ -475,7 +475,7 @@
       </w:r>
       <w:r>
         <w:rPr>
-          <w:rFonts w:ascii="Times New Roman" w:eastAsia="SimSun" w:hAnsi="Times New Roman" w:cs="Times New Roman"/>
+          <w:rFonts w:ascii="Times New Roman" w:hAnsi="Times New Roman" w:eastAsia="SimSun" w:cs="Times New Roman"/>
           <w:b/>
           <w:color w:val="333333"/>
           <w:lang w:val="en-US"/>
@@ -484,7 +484,7 @@
       </w:r>
       <w:r>
         <w:rPr>
-          <w:rFonts w:ascii="Times New Roman" w:eastAsia="SimSun" w:hAnsi="Times New Roman" w:cs="Times New Roman"/>
+          <w:rFonts w:ascii="Times New Roman" w:hAnsi="Times New Roman" w:eastAsia="SimSun" w:cs="Times New Roman"/>
           <w:color w:val="333333"/>
           <w:lang w:val="en-US"/>
         </w:rPr>
@@ -495,15 +495,15 @@
       <w:pPr>
         <w:spacing w:before="60" w:after="60" w:line="312" w:lineRule="auto"/>
         <w:rPr>
-          <w:rFonts w:ascii="Times New Roman" w:eastAsia="SimSun" w:hAnsi="Times New Roman" w:cs="Times New Roman"/>
-          <w:b/>
-          <w:color w:val="333333"/>
-          <w:lang w:val="en-US"/>
-        </w:rPr>
-      </w:pPr>
-      <w:r>
-        <w:rPr>
-          <w:rFonts w:ascii="Times New Roman" w:eastAsia="Calibri" w:hAnsi="Times New Roman" w:cs="Times New Roman"/>
+          <w:rFonts w:ascii="Times New Roman" w:hAnsi="Times New Roman" w:eastAsia="SimSun" w:cs="Times New Roman"/>
+          <w:b/>
+          <w:color w:val="333333"/>
+          <w:lang w:val="en-US"/>
+        </w:rPr>
+      </w:pPr>
+      <w:r>
+        <w:rPr>
+          <w:rFonts w:ascii="Times New Roman" w:hAnsi="Times New Roman" w:eastAsia="Calibri" w:cs="Times New Roman"/>
           <w:b/>
           <w:color w:val="333333"/>
         </w:rPr>
@@ -511,7 +511,7 @@
       </w:r>
       <w:r>
         <w:rPr>
-          <w:rFonts w:ascii="Times New Roman" w:eastAsia="SimSun" w:hAnsi="Times New Roman" w:cs="Times New Roman"/>
+          <w:rFonts w:ascii="Times New Roman" w:hAnsi="Times New Roman" w:eastAsia="SimSun" w:cs="Times New Roman"/>
           <w:color w:val="333333"/>
           <w:lang w:val="en-US"/>
         </w:rPr>
@@ -522,15 +522,15 @@
       <w:pPr>
         <w:spacing w:before="60" w:after="60" w:line="312" w:lineRule="auto"/>
         <w:rPr>
-          <w:rFonts w:ascii="Times New Roman" w:eastAsia="SimSun" w:hAnsi="Times New Roman" w:cs="Times New Roman"/>
-          <w:b/>
-          <w:color w:val="333333"/>
-          <w:lang w:val="en-US"/>
-        </w:rPr>
-      </w:pPr>
-      <w:r>
-        <w:rPr>
-          <w:rFonts w:ascii="Times New Roman" w:eastAsia="Calibri" w:hAnsi="Times New Roman" w:cs="Times New Roman"/>
+          <w:rFonts w:ascii="Times New Roman" w:hAnsi="Times New Roman" w:eastAsia="SimSun" w:cs="Times New Roman"/>
+          <w:b/>
+          <w:color w:val="333333"/>
+          <w:lang w:val="en-US"/>
+        </w:rPr>
+      </w:pPr>
+      <w:r>
+        <w:rPr>
+          <w:rFonts w:ascii="Times New Roman" w:hAnsi="Times New Roman" w:eastAsia="Calibri" w:cs="Times New Roman"/>
           <w:b/>
           <w:color w:val="333333"/>
         </w:rPr>
@@ -538,7 +538,7 @@
       </w:r>
       <w:r>
         <w:rPr>
-          <w:rFonts w:ascii="Times New Roman" w:eastAsia="SimSun" w:hAnsi="Times New Roman" w:cs="Times New Roman"/>
+          <w:rFonts w:ascii="Times New Roman" w:hAnsi="Times New Roman" w:eastAsia="SimSun" w:cs="Times New Roman"/>
           <w:color w:val="333333"/>
           <w:lang w:val="en-US"/>
         </w:rPr>
@@ -548,7 +548,7 @@
     <w:p>
       <w:pPr>
         <w:rPr>
-          <w:rFonts w:ascii="Times New Roman" w:eastAsia="SimSun" w:hAnsi="Times New Roman" w:cs="Times New Roman"/>
+          <w:rFonts w:ascii="Times New Roman" w:hAnsi="Times New Roman" w:eastAsia="SimSun" w:cs="Times New Roman"/>
           <w:sz w:val="21"/>
           <w:szCs w:val="21"/>
           <w:lang w:val="en-US"/>
@@ -559,12 +559,12 @@
     </w:p>
     <w:p>
       <w:pPr>
-        <w:pStyle w:val="Heading2"/>
+        <w:pStyle w:val="3"/>
         <w:keepNext w:val="0"/>
         <w:keepLines w:val="0"/>
         <w:spacing w:before="0" w:after="0" w:line="408" w:lineRule="auto"/>
         <w:rPr>
-          <w:rFonts w:ascii="Times New Roman" w:eastAsia="SimSun" w:hAnsi="Times New Roman" w:cs="Times New Roman"/>
+          <w:rFonts w:ascii="Times New Roman" w:hAnsi="Times New Roman" w:eastAsia="SimSun" w:cs="Times New Roman"/>
           <w:b/>
           <w:color w:val="1A1A1A"/>
           <w:lang w:val="en-US"/>
@@ -572,7 +572,7 @@
       </w:pPr>
       <w:r>
         <w:rPr>
-          <w:rFonts w:ascii="Times New Roman" w:eastAsia="SimSun" w:hAnsi="Times New Roman" w:cs="Times New Roman"/>
+          <w:rFonts w:ascii="Times New Roman" w:hAnsi="Times New Roman" w:eastAsia="SimSun" w:cs="Times New Roman"/>
           <w:b/>
           <w:color w:val="1A1A1A"/>
           <w:lang w:val="en-US"/>
@@ -589,7 +589,7 @@
       </w:r>
       <w:r>
         <w:rPr>
-          <w:rFonts w:ascii="Times New Roman" w:eastAsia="SimSun" w:hAnsi="Times New Roman" w:cs="Times New Roman"/>
+          <w:rFonts w:ascii="Times New Roman" w:hAnsi="Times New Roman" w:eastAsia="SimSun" w:cs="Times New Roman"/>
           <w:b/>
           <w:color w:val="1A1A1A"/>
           <w:lang w:val="en-US"/>
@@ -600,7 +600,7 @@
     <w:p>
       <w:pPr>
         <w:rPr>
-          <w:rFonts w:ascii="Times New Roman" w:eastAsia="Calibri" w:hAnsi="Times New Roman" w:cs="Times New Roman"/>
+          <w:rFonts w:ascii="Times New Roman" w:hAnsi="Times New Roman" w:eastAsia="Calibri" w:cs="Times New Roman"/>
           <w:b/>
           <w:color w:val="333333"/>
           <w:sz w:val="26"/>
@@ -609,7 +609,7 @@
       </w:pPr>
       <w:r>
         <w:rPr>
-          <w:rFonts w:ascii="Times New Roman" w:eastAsia="Calibri" w:hAnsi="Times New Roman" w:cs="Times New Roman"/>
+          <w:rFonts w:ascii="Times New Roman" w:hAnsi="Times New Roman" w:eastAsia="Calibri" w:cs="Times New Roman"/>
           <w:b/>
           <w:color w:val="333333"/>
           <w:sz w:val="26"/>
@@ -623,7 +623,7 @@
     <w:p>
       <w:pPr>
         <w:rPr>
-          <w:rFonts w:ascii="Times New Roman" w:eastAsia="Calibri" w:hAnsi="Times New Roman" w:cs="Times New Roman"/>
+          <w:rFonts w:ascii="Times New Roman" w:hAnsi="Times New Roman" w:eastAsia="Calibri" w:cs="Times New Roman"/>
           <w:b/>
           <w:color w:val="333333"/>
           <w:sz w:val="26"/>
@@ -633,9 +633,9 @@
     </w:p>
     <w:p>
       <w:pPr>
-        <w:ind w:firstLineChars="100" w:firstLine="220"/>
-        <w:rPr>
-          <w:rFonts w:ascii="Times New Roman" w:eastAsia="SimSun" w:hAnsi="Times New Roman" w:cs="Times New Roman"/>
+        <w:ind w:firstLine="220" w:firstLineChars="100"/>
+        <w:rPr>
+          <w:rFonts w:ascii="Times New Roman" w:hAnsi="Times New Roman" w:eastAsia="SimSun" w:cs="Times New Roman"/>
           <w:color w:val="333333"/>
           <w:u w:val="single"/>
           <w:lang w:val="en-US"/>
@@ -643,7 +643,7 @@
       </w:pPr>
       <w:r>
         <w:rPr>
-          <w:rFonts w:ascii="Times New Roman" w:eastAsia="SimSun" w:hAnsi="Times New Roman" w:cs="Times New Roman" w:hint="eastAsia"/>
+          <w:rFonts w:hint="eastAsia" w:ascii="Times New Roman" w:hAnsi="Times New Roman" w:eastAsia="SimSun" w:cs="Times New Roman"/>
           <w:color w:val="333333"/>
           <w:u w:val="single"/>
           <w:lang w:val="en-US"/>
@@ -653,9 +653,9 @@
     </w:p>
     <w:p>
       <w:pPr>
-        <w:ind w:firstLineChars="100" w:firstLine="220"/>
-        <w:rPr>
-          <w:rFonts w:ascii="Times New Roman" w:eastAsia="SimSun" w:hAnsi="Times New Roman" w:cs="Times New Roman"/>
+        <w:ind w:firstLine="220" w:firstLineChars="100"/>
+        <w:rPr>
+          <w:rFonts w:ascii="Times New Roman" w:hAnsi="Times New Roman" w:eastAsia="SimSun" w:cs="Times New Roman"/>
           <w:color w:val="333333"/>
           <w:u w:val="single"/>
           <w:lang w:val="en-US"/>
@@ -664,16 +664,16 @@
     </w:p>
     <w:p>
       <w:pPr>
-        <w:ind w:firstLineChars="100" w:firstLine="220"/>
-        <w:rPr>
-          <w:rFonts w:ascii="Times New Roman" w:eastAsia="SimSun" w:hAnsi="Times New Roman" w:cs="Times New Roman"/>
-          <w:color w:val="333333"/>
-          <w:lang w:val="en-US"/>
-        </w:rPr>
-      </w:pPr>
-      <w:r>
-        <w:rPr>
-          <w:rFonts w:ascii="Times New Roman" w:eastAsia="SimSun" w:hAnsi="Times New Roman" w:cs="Times New Roman" w:hint="eastAsia"/>
+        <w:ind w:firstLine="220" w:firstLineChars="100"/>
+        <w:rPr>
+          <w:rFonts w:ascii="Times New Roman" w:hAnsi="Times New Roman" w:eastAsia="SimSun" w:cs="Times New Roman"/>
+          <w:color w:val="333333"/>
+          <w:lang w:val="en-US"/>
+        </w:rPr>
+      </w:pPr>
+      <w:r>
+        <w:rPr>
+          <w:rFonts w:hint="eastAsia" w:ascii="Times New Roman" w:hAnsi="Times New Roman" w:eastAsia="SimSun" w:cs="Times New Roman"/>
           <w:color w:val="333333"/>
           <w:lang w:val="en-US"/>
         </w:rPr>
@@ -683,7 +683,7 @@
     <w:p>
       <w:pPr>
         <w:rPr>
-          <w:rFonts w:ascii="Times New Roman" w:eastAsia="SimSun" w:hAnsi="Times New Roman" w:cs="Times New Roman"/>
+          <w:rFonts w:ascii="Times New Roman" w:hAnsi="Times New Roman" w:eastAsia="SimSun" w:cs="Times New Roman"/>
           <w:color w:val="333333"/>
           <w:u w:val="single"/>
           <w:lang w:val="en-US"/>
@@ -692,16 +692,16 @@
     </w:p>
     <w:p>
       <w:pPr>
-        <w:ind w:firstLineChars="100" w:firstLine="220"/>
-        <w:rPr>
-          <w:rFonts w:ascii="Times New Roman" w:eastAsia="SimSun" w:hAnsi="Times New Roman" w:cs="Times New Roman"/>
-          <w:color w:val="333333"/>
-          <w:lang w:val="en-US"/>
-        </w:rPr>
-      </w:pPr>
-      <w:r>
-        <w:rPr>
-          <w:rFonts w:ascii="Times New Roman" w:eastAsia="SimSun" w:hAnsi="Times New Roman" w:cs="Times New Roman" w:hint="eastAsia"/>
+        <w:ind w:firstLine="220" w:firstLineChars="100"/>
+        <w:rPr>
+          <w:rFonts w:ascii="Times New Roman" w:hAnsi="Times New Roman" w:eastAsia="SimSun" w:cs="Times New Roman"/>
+          <w:color w:val="333333"/>
+          <w:lang w:val="en-US"/>
+        </w:rPr>
+      </w:pPr>
+      <w:r>
+        <w:rPr>
+          <w:rFonts w:hint="eastAsia" w:ascii="Times New Roman" w:hAnsi="Times New Roman" w:eastAsia="SimSun" w:cs="Times New Roman"/>
           <w:color w:val="333333"/>
           <w:lang w:val="en-US"/>
         </w:rPr>
@@ -710,16 +710,16 @@
     </w:p>
     <w:p>
       <w:pPr>
-        <w:ind w:firstLineChars="100" w:firstLine="220"/>
-        <w:rPr>
-          <w:rFonts w:ascii="Times New Roman" w:eastAsia="SimSun" w:hAnsi="Times New Roman" w:cs="Times New Roman"/>
-          <w:color w:val="333333"/>
-          <w:lang w:val="en-US"/>
-        </w:rPr>
-      </w:pPr>
-      <w:r>
-        <w:rPr>
-          <w:rFonts w:ascii="Times New Roman" w:eastAsia="SimSun" w:hAnsi="Times New Roman" w:cs="Times New Roman" w:hint="eastAsia"/>
+        <w:ind w:firstLine="220" w:firstLineChars="100"/>
+        <w:rPr>
+          <w:rFonts w:ascii="Times New Roman" w:hAnsi="Times New Roman" w:eastAsia="SimSun" w:cs="Times New Roman"/>
+          <w:color w:val="333333"/>
+          <w:lang w:val="en-US"/>
+        </w:rPr>
+      </w:pPr>
+      <w:r>
+        <w:rPr>
+          <w:rFonts w:hint="eastAsia" w:ascii="Times New Roman" w:hAnsi="Times New Roman" w:eastAsia="SimSun" w:cs="Times New Roman"/>
           <w:color w:val="333333"/>
           <w:lang w:val="en-US"/>
         </w:rPr>
@@ -727,7 +727,7 @@
       </w:r>
       <w:r>
         <w:rPr>
-          <w:rFonts w:ascii="Times New Roman" w:eastAsia="SimSun" w:hAnsi="Times New Roman" w:cs="Times New Roman"/>
+          <w:rFonts w:ascii="Times New Roman" w:hAnsi="Times New Roman" w:eastAsia="SimSun" w:cs="Times New Roman"/>
           <w:color w:val="333333"/>
           <w:lang w:val="en-US"/>
         </w:rPr>
@@ -736,16 +736,16 @@
     </w:p>
     <w:p>
       <w:pPr>
-        <w:ind w:firstLineChars="100" w:firstLine="220"/>
-        <w:rPr>
-          <w:rFonts w:ascii="Times New Roman" w:eastAsia="SimSun" w:hAnsi="Times New Roman" w:cs="Times New Roman"/>
-          <w:color w:val="333333"/>
-          <w:lang w:val="en-US"/>
-        </w:rPr>
-      </w:pPr>
-      <w:r>
-        <w:rPr>
-          <w:rFonts w:ascii="Times New Roman" w:eastAsia="SimSun" w:hAnsi="Times New Roman" w:cs="Times New Roman" w:hint="eastAsia"/>
+        <w:ind w:firstLine="220" w:firstLineChars="100"/>
+        <w:rPr>
+          <w:rFonts w:ascii="Times New Roman" w:hAnsi="Times New Roman" w:eastAsia="SimSun" w:cs="Times New Roman"/>
+          <w:color w:val="333333"/>
+          <w:lang w:val="en-US"/>
+        </w:rPr>
+      </w:pPr>
+      <w:r>
+        <w:rPr>
+          <w:rFonts w:hint="eastAsia" w:ascii="Times New Roman" w:hAnsi="Times New Roman" w:eastAsia="SimSun" w:cs="Times New Roman"/>
           <w:color w:val="333333"/>
           <w:lang w:val="en-US"/>
         </w:rPr>
@@ -754,16 +754,16 @@
     </w:p>
     <w:p>
       <w:pPr>
-        <w:ind w:firstLineChars="100" w:firstLine="220"/>
-        <w:rPr>
-          <w:rFonts w:ascii="Times New Roman" w:eastAsia="SimSun" w:hAnsi="Times New Roman" w:cs="Times New Roman"/>
-          <w:color w:val="333333"/>
-          <w:lang w:val="en-US"/>
-        </w:rPr>
-      </w:pPr>
-      <w:r>
-        <w:rPr>
-          <w:rFonts w:ascii="Times New Roman" w:eastAsia="SimSun" w:hAnsi="Times New Roman" w:cs="Times New Roman" w:hint="eastAsia"/>
+        <w:ind w:firstLine="220" w:firstLineChars="100"/>
+        <w:rPr>
+          <w:rFonts w:ascii="Times New Roman" w:hAnsi="Times New Roman" w:eastAsia="SimSun" w:cs="Times New Roman"/>
+          <w:color w:val="333333"/>
+          <w:lang w:val="en-US"/>
+        </w:rPr>
+      </w:pPr>
+      <w:r>
+        <w:rPr>
+          <w:rFonts w:hint="eastAsia" w:ascii="Times New Roman" w:hAnsi="Times New Roman" w:eastAsia="SimSun" w:cs="Times New Roman"/>
           <w:color w:val="333333"/>
           <w:lang w:val="en-US"/>
         </w:rPr>
@@ -772,41 +772,40 @@
     </w:p>
     <w:p>
       <w:pPr>
-        <w:ind w:firstLineChars="100" w:firstLine="220"/>
-        <w:rPr>
-          <w:rFonts w:ascii="Times New Roman" w:eastAsia="SimSun" w:hAnsi="Times New Roman" w:cs="Times New Roman"/>
-          <w:color w:val="333333"/>
-          <w:lang w:val="en-US"/>
-        </w:rPr>
-      </w:pPr>
-    </w:p>
-    <w:p>
-      <w:pPr>
-        <w:ind w:leftChars="100" w:left="220"/>
-        <w:rPr>
-          <w:rFonts w:ascii="Times New Roman" w:eastAsia="SimSun" w:hAnsi="Times New Roman" w:cs="Times New Roman"/>
-          <w:color w:val="333333"/>
-          <w:lang w:val="en-US"/>
-        </w:rPr>
-      </w:pPr>
-      <w:r>
-        <w:rPr>
-          <w:rFonts w:ascii="Times New Roman" w:eastAsia="SimSun" w:hAnsi="Times New Roman" w:cs="Times New Roman" w:hint="eastAsia"/>
-          <w:color w:val="333333"/>
-          <w:lang w:val="en-US"/>
-        </w:rPr>
-        <w:lastRenderedPageBreak/>
+        <w:ind w:firstLine="220" w:firstLineChars="100"/>
+        <w:rPr>
+          <w:rFonts w:ascii="Times New Roman" w:hAnsi="Times New Roman" w:eastAsia="SimSun" w:cs="Times New Roman"/>
+          <w:color w:val="333333"/>
+          <w:lang w:val="en-US"/>
+        </w:rPr>
+      </w:pPr>
+    </w:p>
+    <w:p>
+      <w:pPr>
+        <w:ind w:left="220" w:leftChars="100"/>
+        <w:rPr>
+          <w:rFonts w:ascii="Times New Roman" w:hAnsi="Times New Roman" w:eastAsia="SimSun" w:cs="Times New Roman"/>
+          <w:color w:val="333333"/>
+          <w:lang w:val="en-US"/>
+        </w:rPr>
+      </w:pPr>
+      <w:r>
+        <w:rPr>
+          <w:rFonts w:hint="eastAsia" w:ascii="Times New Roman" w:hAnsi="Times New Roman" w:eastAsia="SimSun" w:cs="Times New Roman"/>
+          <w:color w:val="333333"/>
+          <w:lang w:val="en-US"/>
+        </w:rPr>
         <w:t>Item: books, hands rendered in a more detailed but also cel-shaded manner. Rather lighter color, more level of detail. 2D assets such as tickets drawing in a abstracted color block composition, then put inside the shading post process.</w:t>
       </w:r>
     </w:p>
     <w:p>
       <w:pPr>
-        <w:pStyle w:val="Heading2"/>
+        <w:pStyle w:val="3"/>
         <w:keepNext w:val="0"/>
         <w:keepLines w:val="0"/>
         <w:spacing w:before="0" w:after="0" w:line="408" w:lineRule="auto"/>
         <w:rPr>
-          <w:rFonts w:ascii="Times New Roman" w:eastAsia="SimSun" w:hAnsi="Times New Roman" w:cs="Times New Roman"/>
+          <w:rFonts w:ascii="Times New Roman" w:hAnsi="Times New Roman" w:eastAsia="SimSun" w:cs="Times New Roman"/>
           <w:b/>
           <w:color w:val="1A1A1A"/>
           <w:lang w:val="en-US"/>
@@ -815,12 +814,12 @@
     </w:p>
     <w:p>
       <w:pPr>
-        <w:pStyle w:val="Heading2"/>
+        <w:pStyle w:val="3"/>
         <w:keepNext w:val="0"/>
         <w:keepLines w:val="0"/>
         <w:spacing w:before="0" w:after="0" w:line="408" w:lineRule="auto"/>
         <w:rPr>
-          <w:rFonts w:ascii="Times New Roman" w:eastAsia="SimSun" w:hAnsi="Times New Roman" w:cs="Times New Roman"/>
+          <w:rFonts w:ascii="Times New Roman" w:hAnsi="Times New Roman" w:eastAsia="SimSun" w:cs="Times New Roman"/>
           <w:b/>
           <w:color w:val="1A1A1A"/>
           <w:lang w:val="en-US"/>
@@ -828,7 +827,7 @@
       </w:pPr>
       <w:r>
         <w:rPr>
-          <w:rFonts w:ascii="Times New Roman" w:eastAsia="SimSun" w:hAnsi="Times New Roman" w:cs="Times New Roman"/>
+          <w:rFonts w:ascii="Times New Roman" w:hAnsi="Times New Roman" w:eastAsia="SimSun" w:cs="Times New Roman"/>
           <w:b/>
           <w:color w:val="1A1A1A"/>
           <w:lang w:val="en-US"/>
@@ -853,27 +852,48 @@
     </w:p>
     <w:tbl>
       <w:tblPr>
-        <w:tblStyle w:val="Style10"/>
+        <w:tblStyle w:val="13"/>
         <w:tblW w:w="9360" w:type="dxa"/>
         <w:tblInd w:w="0" w:type="dxa"/>
         <w:tblBorders>
-          <w:top w:val="single" w:sz="8" w:space="0" w:color="000000"/>
-          <w:left w:val="single" w:sz="8" w:space="0" w:color="000000"/>
-          <w:bottom w:val="single" w:sz="8" w:space="0" w:color="000000"/>
-          <w:right w:val="single" w:sz="8" w:space="0" w:color="000000"/>
-          <w:insideH w:val="single" w:sz="8" w:space="0" w:color="000000"/>
-          <w:insideV w:val="single" w:sz="8" w:space="0" w:color="000000"/>
+          <w:top w:val="single" w:color="000000" w:sz="8" w:space="0"/>
+          <w:left w:val="single" w:color="000000" w:sz="8" w:space="0"/>
+          <w:bottom w:val="single" w:color="000000" w:sz="8" w:space="0"/>
+          <w:right w:val="single" w:color="000000" w:sz="8" w:space="0"/>
+          <w:insideH w:val="single" w:color="000000" w:sz="8" w:space="0"/>
+          <w:insideV w:val="single" w:color="000000" w:sz="8" w:space="0"/>
         </w:tblBorders>
         <w:tblLayout w:type="fixed"/>
-        <w:tblLook w:val="04A0" w:firstRow="1" w:lastRow="0" w:firstColumn="1" w:lastColumn="0" w:noHBand="0" w:noVBand="1"/>
+        <w:tblCellMar>
+          <w:top w:w="100" w:type="dxa"/>
+          <w:left w:w="100" w:type="dxa"/>
+          <w:bottom w:w="100" w:type="dxa"/>
+          <w:right w:w="100" w:type="dxa"/>
+        </w:tblCellMar>
       </w:tblPr>
       <w:tblGrid>
         <w:gridCol w:w="4680"/>
         <w:gridCol w:w="4680"/>
       </w:tblGrid>
       <w:tr>
+        <w:tblPrEx>
+          <w:tblBorders>
+            <w:top w:val="single" w:color="000000" w:sz="8" w:space="0"/>
+            <w:left w:val="single" w:color="000000" w:sz="8" w:space="0"/>
+            <w:bottom w:val="single" w:color="000000" w:sz="8" w:space="0"/>
+            <w:right w:val="single" w:color="000000" w:sz="8" w:space="0"/>
+            <w:insideH w:val="single" w:color="000000" w:sz="8" w:space="0"/>
+            <w:insideV w:val="single" w:color="000000" w:sz="8" w:space="0"/>
+          </w:tblBorders>
+          <w:tblCellMar>
+            <w:top w:w="100" w:type="dxa"/>
+            <w:left w:w="100" w:type="dxa"/>
+            <w:bottom w:w="100" w:type="dxa"/>
+            <w:right w:w="100" w:type="dxa"/>
+          </w:tblCellMar>
+        </w:tblPrEx>
         <w:trPr>
-          <w:trHeight w:val="570"/>
+          <w:trHeight w:val="570" w:hRule="atLeast"/>
         </w:trPr>
         <w:tc>
           <w:tcPr>
@@ -884,13 +904,13 @@
               <w:widowControl w:val="0"/>
               <w:spacing w:line="240" w:lineRule="auto"/>
               <w:rPr>
-                <w:rFonts w:ascii="Times New Roman" w:eastAsia="Calibri" w:hAnsi="Times New Roman" w:cs="Times New Roman"/>
+                <w:rFonts w:ascii="Times New Roman" w:hAnsi="Times New Roman" w:eastAsia="Calibri" w:cs="Times New Roman"/>
                 <w:color w:val="333333"/>
               </w:rPr>
             </w:pPr>
             <w:r>
               <w:rPr>
-                <w:rFonts w:ascii="Times New Roman" w:eastAsia="Calibri" w:hAnsi="Times New Roman" w:cs="Times New Roman"/>
+                <w:rFonts w:ascii="Times New Roman" w:hAnsi="Times New Roman" w:eastAsia="Calibri" w:cs="Times New Roman"/>
                 <w:color w:val="333333"/>
               </w:rPr>
               <w:t>Input</w:t>
@@ -906,14 +926,14 @@
               <w:widowControl w:val="0"/>
               <w:spacing w:line="240" w:lineRule="auto"/>
               <w:rPr>
-                <w:rFonts w:ascii="Times New Roman" w:eastAsia="SimSun" w:hAnsi="Times New Roman" w:cs="Times New Roman"/>
+                <w:rFonts w:ascii="Times New Roman" w:hAnsi="Times New Roman" w:eastAsia="SimSun" w:cs="Times New Roman"/>
                 <w:color w:val="333333"/>
                 <w:lang w:val="en-US"/>
               </w:rPr>
             </w:pPr>
             <w:r>
               <w:rPr>
-                <w:rFonts w:ascii="Times New Roman" w:eastAsia="SimSun" w:hAnsi="Times New Roman" w:cs="Times New Roman" w:hint="eastAsia"/>
+                <w:rFonts w:hint="eastAsia" w:ascii="Times New Roman" w:hAnsi="Times New Roman" w:eastAsia="SimSun" w:cs="Times New Roman"/>
                 <w:color w:val="333333"/>
                 <w:lang w:val="en-US"/>
               </w:rPr>
@@ -923,6 +943,22 @@
         </w:tc>
       </w:tr>
       <w:tr>
+        <w:tblPrEx>
+          <w:tblBorders>
+            <w:top w:val="single" w:color="000000" w:sz="8" w:space="0"/>
+            <w:left w:val="single" w:color="000000" w:sz="8" w:space="0"/>
+            <w:bottom w:val="single" w:color="000000" w:sz="8" w:space="0"/>
+            <w:right w:val="single" w:color="000000" w:sz="8" w:space="0"/>
+            <w:insideH w:val="single" w:color="000000" w:sz="8" w:space="0"/>
+            <w:insideV w:val="single" w:color="000000" w:sz="8" w:space="0"/>
+          </w:tblBorders>
+          <w:tblCellMar>
+            <w:top w:w="100" w:type="dxa"/>
+            <w:left w:w="100" w:type="dxa"/>
+            <w:bottom w:w="100" w:type="dxa"/>
+            <w:right w:w="100" w:type="dxa"/>
+          </w:tblCellMar>
+        </w:tblPrEx>
         <w:tc>
           <w:tcPr>
             <w:tcW w:w="4680" w:type="dxa"/>
@@ -932,13 +968,13 @@
               <w:widowControl w:val="0"/>
               <w:spacing w:line="240" w:lineRule="auto"/>
               <w:rPr>
-                <w:rFonts w:ascii="Times New Roman" w:eastAsia="Calibri" w:hAnsi="Times New Roman" w:cs="Times New Roman"/>
+                <w:rFonts w:ascii="Times New Roman" w:hAnsi="Times New Roman" w:eastAsia="Calibri" w:cs="Times New Roman"/>
                 <w:color w:val="333333"/>
               </w:rPr>
             </w:pPr>
             <w:r>
               <w:rPr>
-                <w:rFonts w:ascii="Times New Roman" w:eastAsia="Calibri" w:hAnsi="Times New Roman" w:cs="Times New Roman"/>
+                <w:rFonts w:ascii="Times New Roman" w:hAnsi="Times New Roman" w:eastAsia="Calibri" w:cs="Times New Roman"/>
                 <w:color w:val="333333"/>
               </w:rPr>
               <w:t>Mouse movement</w:t>
@@ -954,14 +990,14 @@
               <w:widowControl w:val="0"/>
               <w:spacing w:line="240" w:lineRule="auto"/>
               <w:rPr>
-                <w:rFonts w:ascii="Times New Roman" w:eastAsia="SimSun" w:hAnsi="Times New Roman" w:cs="Times New Roman"/>
+                <w:rFonts w:ascii="Times New Roman" w:hAnsi="Times New Roman" w:eastAsia="SimSun" w:cs="Times New Roman"/>
                 <w:color w:val="333333"/>
                 <w:lang w:val="en-US"/>
               </w:rPr>
             </w:pPr>
             <w:r>
               <w:rPr>
-                <w:rFonts w:ascii="Times New Roman" w:eastAsia="SimSun" w:hAnsi="Times New Roman" w:cs="Times New Roman" w:hint="eastAsia"/>
+                <w:rFonts w:hint="eastAsia" w:ascii="Times New Roman" w:hAnsi="Times New Roman" w:eastAsia="SimSun" w:cs="Times New Roman"/>
                 <w:color w:val="333333"/>
                 <w:lang w:val="en-US"/>
               </w:rPr>
@@ -971,6 +1007,22 @@
         </w:tc>
       </w:tr>
       <w:tr>
+        <w:tblPrEx>
+          <w:tblBorders>
+            <w:top w:val="single" w:color="000000" w:sz="8" w:space="0"/>
+            <w:left w:val="single" w:color="000000" w:sz="8" w:space="0"/>
+            <w:bottom w:val="single" w:color="000000" w:sz="8" w:space="0"/>
+            <w:right w:val="single" w:color="000000" w:sz="8" w:space="0"/>
+            <w:insideH w:val="single" w:color="000000" w:sz="8" w:space="0"/>
+            <w:insideV w:val="single" w:color="000000" w:sz="8" w:space="0"/>
+          </w:tblBorders>
+          <w:tblCellMar>
+            <w:top w:w="100" w:type="dxa"/>
+            <w:left w:w="100" w:type="dxa"/>
+            <w:bottom w:w="100" w:type="dxa"/>
+            <w:right w:w="100" w:type="dxa"/>
+          </w:tblCellMar>
+        </w:tblPrEx>
         <w:tc>
           <w:tcPr>
             <w:tcW w:w="4680" w:type="dxa"/>
@@ -980,13 +1032,13 @@
               <w:widowControl w:val="0"/>
               <w:spacing w:line="240" w:lineRule="auto"/>
               <w:rPr>
-                <w:rFonts w:ascii="Times New Roman" w:eastAsia="Calibri" w:hAnsi="Times New Roman" w:cs="Times New Roman"/>
+                <w:rFonts w:ascii="Times New Roman" w:hAnsi="Times New Roman" w:eastAsia="Calibri" w:cs="Times New Roman"/>
                 <w:color w:val="333333"/>
               </w:rPr>
             </w:pPr>
             <w:r>
               <w:rPr>
-                <w:rFonts w:ascii="Times New Roman" w:eastAsia="Calibri" w:hAnsi="Times New Roman" w:cs="Times New Roman"/>
+                <w:rFonts w:ascii="Times New Roman" w:hAnsi="Times New Roman" w:eastAsia="Calibri" w:cs="Times New Roman"/>
                 <w:color w:val="333333"/>
               </w:rPr>
               <w:t>‘W’ / ↑</w:t>
@@ -1002,13 +1054,13 @@
               <w:widowControl w:val="0"/>
               <w:spacing w:line="240" w:lineRule="auto"/>
               <w:rPr>
-                <w:rFonts w:ascii="Times New Roman" w:eastAsia="Calibri" w:hAnsi="Times New Roman" w:cs="Times New Roman"/>
+                <w:rFonts w:ascii="Times New Roman" w:hAnsi="Times New Roman" w:eastAsia="Calibri" w:cs="Times New Roman"/>
                 <w:color w:val="333333"/>
               </w:rPr>
             </w:pPr>
             <w:r>
               <w:rPr>
-                <w:rFonts w:ascii="Times New Roman" w:eastAsia="Calibri" w:hAnsi="Times New Roman" w:cs="Times New Roman"/>
+                <w:rFonts w:ascii="Times New Roman" w:hAnsi="Times New Roman" w:eastAsia="Calibri" w:cs="Times New Roman"/>
                 <w:color w:val="333333"/>
               </w:rPr>
               <w:t>Forward</w:t>
@@ -1017,6 +1069,22 @@
         </w:tc>
       </w:tr>
       <w:tr>
+        <w:tblPrEx>
+          <w:tblBorders>
+            <w:top w:val="single" w:color="000000" w:sz="8" w:space="0"/>
+            <w:left w:val="single" w:color="000000" w:sz="8" w:space="0"/>
+            <w:bottom w:val="single" w:color="000000" w:sz="8" w:space="0"/>
+            <w:right w:val="single" w:color="000000" w:sz="8" w:space="0"/>
+            <w:insideH w:val="single" w:color="000000" w:sz="8" w:space="0"/>
+            <w:insideV w:val="single" w:color="000000" w:sz="8" w:space="0"/>
+          </w:tblBorders>
+          <w:tblCellMar>
+            <w:top w:w="100" w:type="dxa"/>
+            <w:left w:w="100" w:type="dxa"/>
+            <w:bottom w:w="100" w:type="dxa"/>
+            <w:right w:w="100" w:type="dxa"/>
+          </w:tblCellMar>
+        </w:tblPrEx>
         <w:tc>
           <w:tcPr>
             <w:tcW w:w="4680" w:type="dxa"/>
@@ -1026,13 +1094,13 @@
               <w:widowControl w:val="0"/>
               <w:spacing w:line="240" w:lineRule="auto"/>
               <w:rPr>
-                <w:rFonts w:ascii="Times New Roman" w:eastAsia="Calibri" w:hAnsi="Times New Roman" w:cs="Times New Roman"/>
+                <w:rFonts w:ascii="Times New Roman" w:hAnsi="Times New Roman" w:eastAsia="Calibri" w:cs="Times New Roman"/>
                 <w:color w:val="333333"/>
               </w:rPr>
             </w:pPr>
             <w:r>
               <w:rPr>
-                <w:rFonts w:ascii="Times New Roman" w:eastAsia="Calibri" w:hAnsi="Times New Roman" w:cs="Times New Roman"/>
+                <w:rFonts w:ascii="Times New Roman" w:hAnsi="Times New Roman" w:eastAsia="Calibri" w:cs="Times New Roman"/>
                 <w:color w:val="333333"/>
               </w:rPr>
               <w:t>‘S’ / ↓</w:t>
@@ -1048,13 +1116,13 @@
               <w:widowControl w:val="0"/>
               <w:spacing w:line="240" w:lineRule="auto"/>
               <w:rPr>
-                <w:rFonts w:ascii="Times New Roman" w:eastAsia="Calibri" w:hAnsi="Times New Roman" w:cs="Times New Roman"/>
+                <w:rFonts w:ascii="Times New Roman" w:hAnsi="Times New Roman" w:eastAsia="Calibri" w:cs="Times New Roman"/>
                 <w:color w:val="333333"/>
               </w:rPr>
             </w:pPr>
             <w:r>
               <w:rPr>
-                <w:rFonts w:ascii="Times New Roman" w:eastAsia="Calibri" w:hAnsi="Times New Roman" w:cs="Times New Roman"/>
+                <w:rFonts w:ascii="Times New Roman" w:hAnsi="Times New Roman" w:eastAsia="Calibri" w:cs="Times New Roman"/>
                 <w:color w:val="333333"/>
               </w:rPr>
               <w:t>Backward</w:t>
@@ -1063,6 +1131,22 @@
         </w:tc>
       </w:tr>
       <w:tr>
+        <w:tblPrEx>
+          <w:tblBorders>
+            <w:top w:val="single" w:color="000000" w:sz="8" w:space="0"/>
+            <w:left w:val="single" w:color="000000" w:sz="8" w:space="0"/>
+            <w:bottom w:val="single" w:color="000000" w:sz="8" w:space="0"/>
+            <w:right w:val="single" w:color="000000" w:sz="8" w:space="0"/>
+            <w:insideH w:val="single" w:color="000000" w:sz="8" w:space="0"/>
+            <w:insideV w:val="single" w:color="000000" w:sz="8" w:space="0"/>
+          </w:tblBorders>
+          <w:tblCellMar>
+            <w:top w:w="100" w:type="dxa"/>
+            <w:left w:w="100" w:type="dxa"/>
+            <w:bottom w:w="100" w:type="dxa"/>
+            <w:right w:w="100" w:type="dxa"/>
+          </w:tblCellMar>
+        </w:tblPrEx>
         <w:tc>
           <w:tcPr>
             <w:tcW w:w="4680" w:type="dxa"/>
@@ -1072,13 +1156,13 @@
               <w:widowControl w:val="0"/>
               <w:spacing w:line="240" w:lineRule="auto"/>
               <w:rPr>
-                <w:rFonts w:ascii="Times New Roman" w:eastAsia="Calibri" w:hAnsi="Times New Roman" w:cs="Times New Roman"/>
+                <w:rFonts w:ascii="Times New Roman" w:hAnsi="Times New Roman" w:eastAsia="Calibri" w:cs="Times New Roman"/>
                 <w:color w:val="333333"/>
               </w:rPr>
             </w:pPr>
             <w:r>
               <w:rPr>
-                <w:rFonts w:ascii="Times New Roman" w:eastAsia="Calibri" w:hAnsi="Times New Roman" w:cs="Times New Roman"/>
+                <w:rFonts w:ascii="Times New Roman" w:hAnsi="Times New Roman" w:eastAsia="Calibri" w:cs="Times New Roman"/>
                 <w:color w:val="333333"/>
               </w:rPr>
               <w:t>‘A’ / ←</w:t>
@@ -1094,13 +1178,13 @@
               <w:widowControl w:val="0"/>
               <w:spacing w:line="240" w:lineRule="auto"/>
               <w:rPr>
-                <w:rFonts w:ascii="Times New Roman" w:eastAsia="Calibri" w:hAnsi="Times New Roman" w:cs="Times New Roman"/>
+                <w:rFonts w:ascii="Times New Roman" w:hAnsi="Times New Roman" w:eastAsia="Calibri" w:cs="Times New Roman"/>
                 <w:color w:val="333333"/>
               </w:rPr>
             </w:pPr>
             <w:r>
               <w:rPr>
-                <w:rFonts w:ascii="Times New Roman" w:eastAsia="Calibri" w:hAnsi="Times New Roman" w:cs="Times New Roman"/>
+                <w:rFonts w:ascii="Times New Roman" w:hAnsi="Times New Roman" w:eastAsia="Calibri" w:cs="Times New Roman"/>
                 <w:color w:val="333333"/>
               </w:rPr>
               <w:t>Leftward</w:t>
@@ -1109,6 +1193,22 @@
         </w:tc>
       </w:tr>
       <w:tr>
+        <w:tblPrEx>
+          <w:tblBorders>
+            <w:top w:val="single" w:color="000000" w:sz="8" w:space="0"/>
+            <w:left w:val="single" w:color="000000" w:sz="8" w:space="0"/>
+            <w:bottom w:val="single" w:color="000000" w:sz="8" w:space="0"/>
+            <w:right w:val="single" w:color="000000" w:sz="8" w:space="0"/>
+            <w:insideH w:val="single" w:color="000000" w:sz="8" w:space="0"/>
+            <w:insideV w:val="single" w:color="000000" w:sz="8" w:space="0"/>
+          </w:tblBorders>
+          <w:tblCellMar>
+            <w:top w:w="100" w:type="dxa"/>
+            <w:left w:w="100" w:type="dxa"/>
+            <w:bottom w:w="100" w:type="dxa"/>
+            <w:right w:w="100" w:type="dxa"/>
+          </w:tblCellMar>
+        </w:tblPrEx>
         <w:tc>
           <w:tcPr>
             <w:tcW w:w="4680" w:type="dxa"/>
@@ -1118,13 +1218,13 @@
               <w:widowControl w:val="0"/>
               <w:spacing w:line="240" w:lineRule="auto"/>
               <w:rPr>
-                <w:rFonts w:ascii="Times New Roman" w:eastAsia="Calibri" w:hAnsi="Times New Roman" w:cs="Times New Roman"/>
+                <w:rFonts w:ascii="Times New Roman" w:hAnsi="Times New Roman" w:eastAsia="Calibri" w:cs="Times New Roman"/>
                 <w:color w:val="333333"/>
               </w:rPr>
             </w:pPr>
             <w:r>
               <w:rPr>
-                <w:rFonts w:ascii="Times New Roman" w:eastAsia="Calibri" w:hAnsi="Times New Roman" w:cs="Times New Roman"/>
+                <w:rFonts w:ascii="Times New Roman" w:hAnsi="Times New Roman" w:eastAsia="Calibri" w:cs="Times New Roman"/>
                 <w:color w:val="333333"/>
               </w:rPr>
               <w:t>‘D’ / →</w:t>
@@ -1140,13 +1240,13 @@
               <w:widowControl w:val="0"/>
               <w:spacing w:line="240" w:lineRule="auto"/>
               <w:rPr>
-                <w:rFonts w:ascii="Times New Roman" w:eastAsia="Calibri" w:hAnsi="Times New Roman" w:cs="Times New Roman"/>
+                <w:rFonts w:ascii="Times New Roman" w:hAnsi="Times New Roman" w:eastAsia="Calibri" w:cs="Times New Roman"/>
                 <w:color w:val="333333"/>
               </w:rPr>
             </w:pPr>
             <w:r>
               <w:rPr>
-                <w:rFonts w:ascii="Times New Roman" w:eastAsia="Calibri" w:hAnsi="Times New Roman" w:cs="Times New Roman"/>
+                <w:rFonts w:ascii="Times New Roman" w:hAnsi="Times New Roman" w:eastAsia="Calibri" w:cs="Times New Roman"/>
                 <w:color w:val="333333"/>
               </w:rPr>
               <w:t>Rightward</w:t>
@@ -1155,6 +1255,22 @@
         </w:tc>
       </w:tr>
       <w:tr>
+        <w:tblPrEx>
+          <w:tblBorders>
+            <w:top w:val="single" w:color="000000" w:sz="8" w:space="0"/>
+            <w:left w:val="single" w:color="000000" w:sz="8" w:space="0"/>
+            <w:bottom w:val="single" w:color="000000" w:sz="8" w:space="0"/>
+            <w:right w:val="single" w:color="000000" w:sz="8" w:space="0"/>
+            <w:insideH w:val="single" w:color="000000" w:sz="8" w:space="0"/>
+            <w:insideV w:val="single" w:color="000000" w:sz="8" w:space="0"/>
+          </w:tblBorders>
+          <w:tblCellMar>
+            <w:top w:w="100" w:type="dxa"/>
+            <w:left w:w="100" w:type="dxa"/>
+            <w:bottom w:w="100" w:type="dxa"/>
+            <w:right w:w="100" w:type="dxa"/>
+          </w:tblCellMar>
+        </w:tblPrEx>
         <w:tc>
           <w:tcPr>
             <w:tcW w:w="4680" w:type="dxa"/>
@@ -1164,21 +1280,21 @@
               <w:widowControl w:val="0"/>
               <w:spacing w:line="240" w:lineRule="auto"/>
               <w:rPr>
-                <w:rFonts w:ascii="Times New Roman" w:eastAsia="SimSun" w:hAnsi="Times New Roman" w:cs="Times New Roman"/>
+                <w:rFonts w:ascii="Times New Roman" w:hAnsi="Times New Roman" w:eastAsia="SimSun" w:cs="Times New Roman"/>
                 <w:color w:val="333333"/>
                 <w:lang w:val="en-US"/>
               </w:rPr>
             </w:pPr>
             <w:r>
               <w:rPr>
-                <w:rFonts w:ascii="Times New Roman" w:eastAsia="Calibri" w:hAnsi="Times New Roman" w:cs="Times New Roman"/>
+                <w:rFonts w:ascii="Times New Roman" w:hAnsi="Times New Roman" w:eastAsia="Calibri" w:cs="Times New Roman"/>
                 <w:color w:val="333333"/>
               </w:rPr>
               <w:t xml:space="preserve"> </w:t>
             </w:r>
             <w:r>
               <w:rPr>
-                <w:rFonts w:ascii="Times New Roman" w:eastAsia="SimSun" w:hAnsi="Times New Roman" w:cs="Times New Roman" w:hint="eastAsia"/>
+                <w:rFonts w:hint="eastAsia" w:ascii="Times New Roman" w:hAnsi="Times New Roman" w:eastAsia="SimSun" w:cs="Times New Roman"/>
                 <w:color w:val="333333"/>
                 <w:lang w:val="en-US"/>
               </w:rPr>
@@ -1195,14 +1311,14 @@
               <w:widowControl w:val="0"/>
               <w:spacing w:line="240" w:lineRule="auto"/>
               <w:rPr>
-                <w:rFonts w:ascii="Times New Roman" w:eastAsia="SimSun" w:hAnsi="Times New Roman" w:cs="Times New Roman"/>
+                <w:rFonts w:ascii="Times New Roman" w:hAnsi="Times New Roman" w:eastAsia="SimSun" w:cs="Times New Roman"/>
                 <w:color w:val="333333"/>
                 <w:lang w:val="en-US"/>
               </w:rPr>
             </w:pPr>
             <w:r>
               <w:rPr>
-                <w:rFonts w:ascii="Times New Roman" w:eastAsia="SimSun" w:hAnsi="Times New Roman" w:cs="Times New Roman" w:hint="eastAsia"/>
+                <w:rFonts w:hint="eastAsia" w:ascii="Times New Roman" w:hAnsi="Times New Roman" w:eastAsia="SimSun" w:cs="Times New Roman"/>
                 <w:color w:val="333333"/>
                 <w:lang w:val="en-US"/>
               </w:rPr>
@@ -1212,6 +1328,22 @@
         </w:tc>
       </w:tr>
       <w:tr>
+        <w:tblPrEx>
+          <w:tblBorders>
+            <w:top w:val="single" w:color="000000" w:sz="8" w:space="0"/>
+            <w:left w:val="single" w:color="000000" w:sz="8" w:space="0"/>
+            <w:bottom w:val="single" w:color="000000" w:sz="8" w:space="0"/>
+            <w:right w:val="single" w:color="000000" w:sz="8" w:space="0"/>
+            <w:insideH w:val="single" w:color="000000" w:sz="8" w:space="0"/>
+            <w:insideV w:val="single" w:color="000000" w:sz="8" w:space="0"/>
+          </w:tblBorders>
+          <w:tblCellMar>
+            <w:top w:w="100" w:type="dxa"/>
+            <w:left w:w="100" w:type="dxa"/>
+            <w:bottom w:w="100" w:type="dxa"/>
+            <w:right w:w="100" w:type="dxa"/>
+          </w:tblCellMar>
+        </w:tblPrEx>
         <w:tc>
           <w:tcPr>
             <w:tcW w:w="4680" w:type="dxa"/>
@@ -1221,14 +1353,14 @@
               <w:widowControl w:val="0"/>
               <w:spacing w:line="240" w:lineRule="auto"/>
               <w:rPr>
-                <w:rFonts w:ascii="Times New Roman" w:eastAsia="Calibri" w:hAnsi="Times New Roman" w:cs="Times New Roman"/>
+                <w:rFonts w:ascii="Times New Roman" w:hAnsi="Times New Roman" w:eastAsia="Calibri" w:cs="Times New Roman"/>
                 <w:color w:val="333333"/>
                 <w:lang w:val="en-US"/>
               </w:rPr>
             </w:pPr>
             <w:r>
               <w:rPr>
-                <w:rFonts w:ascii="Times New Roman" w:eastAsia="Calibri" w:hAnsi="Times New Roman" w:cs="Times New Roman"/>
+                <w:rFonts w:ascii="Times New Roman" w:hAnsi="Times New Roman" w:eastAsia="Calibri" w:cs="Times New Roman"/>
                 <w:color w:val="333333"/>
                 <w:lang w:val="en-US"/>
               </w:rPr>
@@ -1245,14 +1377,14 @@
               <w:widowControl w:val="0"/>
               <w:spacing w:line="240" w:lineRule="auto"/>
               <w:rPr>
-                <w:rFonts w:ascii="Times New Roman" w:eastAsia="Calibri" w:hAnsi="Times New Roman" w:cs="Times New Roman"/>
+                <w:rFonts w:ascii="Times New Roman" w:hAnsi="Times New Roman" w:eastAsia="Calibri" w:cs="Times New Roman"/>
                 <w:color w:val="333333"/>
                 <w:lang w:val="en-US"/>
               </w:rPr>
             </w:pPr>
             <w:r>
               <w:rPr>
-                <w:rFonts w:ascii="Times New Roman" w:eastAsia="Calibri" w:hAnsi="Times New Roman" w:cs="Times New Roman"/>
+                <w:rFonts w:ascii="Times New Roman" w:hAnsi="Times New Roman" w:eastAsia="Calibri" w:cs="Times New Roman"/>
                 <w:color w:val="333333"/>
                 <w:lang w:val="en-US"/>
               </w:rPr>
@@ -1262,6 +1394,22 @@
         </w:tc>
       </w:tr>
       <w:tr>
+        <w:tblPrEx>
+          <w:tblBorders>
+            <w:top w:val="single" w:color="000000" w:sz="8" w:space="0"/>
+            <w:left w:val="single" w:color="000000" w:sz="8" w:space="0"/>
+            <w:bottom w:val="single" w:color="000000" w:sz="8" w:space="0"/>
+            <w:right w:val="single" w:color="000000" w:sz="8" w:space="0"/>
+            <w:insideH w:val="single" w:color="000000" w:sz="8" w:space="0"/>
+            <w:insideV w:val="single" w:color="000000" w:sz="8" w:space="0"/>
+          </w:tblBorders>
+          <w:tblCellMar>
+            <w:top w:w="100" w:type="dxa"/>
+            <w:left w:w="100" w:type="dxa"/>
+            <w:bottom w:w="100" w:type="dxa"/>
+            <w:right w:w="100" w:type="dxa"/>
+          </w:tblCellMar>
+        </w:tblPrEx>
         <w:tc>
           <w:tcPr>
             <w:tcW w:w="4680" w:type="dxa"/>
@@ -1271,13 +1419,13 @@
               <w:widowControl w:val="0"/>
               <w:spacing w:line="240" w:lineRule="auto"/>
               <w:rPr>
-                <w:rFonts w:ascii="Times New Roman" w:eastAsia="Calibri" w:hAnsi="Times New Roman" w:cs="Times New Roman"/>
+                <w:rFonts w:ascii="Times New Roman" w:hAnsi="Times New Roman" w:eastAsia="Calibri" w:cs="Times New Roman"/>
                 <w:color w:val="333333"/>
               </w:rPr>
             </w:pPr>
             <w:r>
               <w:rPr>
-                <w:rFonts w:ascii="Times New Roman" w:eastAsia="Calibri" w:hAnsi="Times New Roman" w:cs="Times New Roman"/>
+                <w:rFonts w:ascii="Times New Roman" w:hAnsi="Times New Roman" w:eastAsia="Calibri" w:cs="Times New Roman"/>
                 <w:color w:val="333333"/>
                 <w:lang w:val="en-US"/>
               </w:rPr>
@@ -1285,7 +1433,7 @@
             </w:r>
             <w:r>
               <w:rPr>
-                <w:rFonts w:ascii="Times New Roman" w:eastAsia="SimSun" w:hAnsi="Times New Roman" w:cs="Times New Roman" w:hint="eastAsia"/>
+                <w:rFonts w:hint="eastAsia" w:ascii="Times New Roman" w:hAnsi="Times New Roman" w:eastAsia="SimSun" w:cs="Times New Roman"/>
                 <w:color w:val="333333"/>
                 <w:lang w:val="en-US"/>
               </w:rPr>
@@ -1302,14 +1450,14 @@
               <w:widowControl w:val="0"/>
               <w:spacing w:line="240" w:lineRule="auto"/>
               <w:rPr>
-                <w:rFonts w:ascii="Times New Roman" w:eastAsia="Calibri" w:hAnsi="Times New Roman" w:cs="Times New Roman"/>
+                <w:rFonts w:ascii="Times New Roman" w:hAnsi="Times New Roman" w:eastAsia="Calibri" w:cs="Times New Roman"/>
                 <w:color w:val="333333"/>
                 <w:lang w:val="en-US"/>
               </w:rPr>
             </w:pPr>
             <w:r>
               <w:rPr>
-                <w:rFonts w:ascii="Times New Roman" w:eastAsia="Calibri" w:hAnsi="Times New Roman" w:cs="Times New Roman"/>
+                <w:rFonts w:ascii="Times New Roman" w:hAnsi="Times New Roman" w:eastAsia="Calibri" w:cs="Times New Roman"/>
                 <w:color w:val="333333"/>
                 <w:lang w:val="en-US"/>
               </w:rPr>
@@ -1319,6 +1467,22 @@
         </w:tc>
       </w:tr>
       <w:tr>
+        <w:tblPrEx>
+          <w:tblBorders>
+            <w:top w:val="single" w:color="000000" w:sz="8" w:space="0"/>
+            <w:left w:val="single" w:color="000000" w:sz="8" w:space="0"/>
+            <w:bottom w:val="single" w:color="000000" w:sz="8" w:space="0"/>
+            <w:right w:val="single" w:color="000000" w:sz="8" w:space="0"/>
+            <w:insideH w:val="single" w:color="000000" w:sz="8" w:space="0"/>
+            <w:insideV w:val="single" w:color="000000" w:sz="8" w:space="0"/>
+          </w:tblBorders>
+          <w:tblCellMar>
+            <w:top w:w="100" w:type="dxa"/>
+            <w:left w:w="100" w:type="dxa"/>
+            <w:bottom w:w="100" w:type="dxa"/>
+            <w:right w:w="100" w:type="dxa"/>
+          </w:tblCellMar>
+        </w:tblPrEx>
         <w:tc>
           <w:tcPr>
             <w:tcW w:w="4680" w:type="dxa"/>
@@ -1328,14 +1492,14 @@
               <w:widowControl w:val="0"/>
               <w:spacing w:line="240" w:lineRule="auto"/>
               <w:rPr>
-                <w:rFonts w:ascii="Times New Roman" w:eastAsia="SimSun" w:hAnsi="Times New Roman" w:cs="Times New Roman"/>
+                <w:rFonts w:ascii="Times New Roman" w:hAnsi="Times New Roman" w:eastAsia="SimSun" w:cs="Times New Roman"/>
                 <w:color w:val="333333"/>
                 <w:lang w:val="en-US"/>
               </w:rPr>
             </w:pPr>
             <w:r>
               <w:rPr>
-                <w:rFonts w:ascii="Times New Roman" w:eastAsia="SimSun" w:hAnsi="Times New Roman" w:cs="Times New Roman" w:hint="eastAsia"/>
+                <w:rFonts w:hint="eastAsia" w:ascii="Times New Roman" w:hAnsi="Times New Roman" w:eastAsia="SimSun" w:cs="Times New Roman"/>
                 <w:color w:val="333333"/>
                 <w:lang w:val="en-US"/>
               </w:rPr>
@@ -1352,14 +1516,14 @@
               <w:widowControl w:val="0"/>
               <w:spacing w:line="240" w:lineRule="auto"/>
               <w:rPr>
-                <w:rFonts w:ascii="Times New Roman" w:eastAsia="SimSun" w:hAnsi="Times New Roman" w:cs="Times New Roman"/>
+                <w:rFonts w:ascii="Times New Roman" w:hAnsi="Times New Roman" w:eastAsia="SimSun" w:cs="Times New Roman"/>
                 <w:color w:val="333333"/>
                 <w:lang w:val="en-US"/>
               </w:rPr>
             </w:pPr>
             <w:r>
               <w:rPr>
-                <w:rFonts w:ascii="Times New Roman" w:eastAsia="SimSun" w:hAnsi="Times New Roman" w:cs="Times New Roman" w:hint="eastAsia"/>
+                <w:rFonts w:hint="eastAsia" w:ascii="Times New Roman" w:hAnsi="Times New Roman" w:eastAsia="SimSun" w:cs="Times New Roman"/>
                 <w:color w:val="333333"/>
                 <w:lang w:val="en-US"/>
               </w:rPr>
@@ -1379,7 +1543,7 @@
     <w:p>
       <w:pPr>
         <w:rPr>
-          <w:rFonts w:ascii="Times New Roman" w:eastAsia="Calibri" w:hAnsi="Times New Roman" w:cs="Times New Roman"/>
+          <w:rFonts w:ascii="Times New Roman" w:hAnsi="Times New Roman" w:eastAsia="Calibri" w:cs="Times New Roman"/>
           <w:b/>
           <w:color w:val="333333"/>
           <w:sz w:val="26"/>
@@ -1390,14 +1554,14 @@
     <w:p>
       <w:pPr>
         <w:rPr>
-          <w:rFonts w:ascii="Times New Roman" w:eastAsia="SimSun" w:hAnsi="Times New Roman" w:cs="Times New Roman"/>
-          <w:color w:val="333333"/>
-          <w:lang w:val="en-US"/>
-        </w:rPr>
-      </w:pPr>
-      <w:r>
-        <w:rPr>
-          <w:rFonts w:ascii="Times New Roman" w:eastAsia="SimSun" w:hAnsi="Times New Roman" w:cs="Times New Roman" w:hint="eastAsia"/>
+          <w:rFonts w:ascii="Times New Roman" w:hAnsi="Times New Roman" w:eastAsia="SimSun" w:cs="Times New Roman"/>
+          <w:color w:val="333333"/>
+          <w:lang w:val="en-US"/>
+        </w:rPr>
+      </w:pPr>
+      <w:r>
+        <w:rPr>
+          <w:rFonts w:hint="eastAsia" w:ascii="Times New Roman" w:hAnsi="Times New Roman" w:eastAsia="SimSun" w:cs="Times New Roman"/>
           <w:color w:val="333333"/>
           <w:lang w:val="en-US"/>
         </w:rPr>
@@ -1405,7 +1569,7 @@
       </w:r>
       <w:r>
         <w:rPr>
-          <w:rFonts w:ascii="Times New Roman" w:eastAsia="SimSun" w:hAnsi="Times New Roman" w:cs="Times New Roman"/>
+          <w:rFonts w:ascii="Times New Roman" w:hAnsi="Times New Roman" w:eastAsia="SimSun" w:cs="Times New Roman"/>
           <w:color w:val="333333"/>
           <w:lang w:val="en-US"/>
         </w:rPr>
@@ -1413,7 +1577,7 @@
       </w:r>
       <w:r>
         <w:rPr>
-          <w:rFonts w:ascii="Times New Roman" w:eastAsia="SimSun" w:hAnsi="Times New Roman" w:cs="Times New Roman" w:hint="eastAsia"/>
+          <w:rFonts w:hint="eastAsia" w:ascii="Times New Roman" w:hAnsi="Times New Roman" w:eastAsia="SimSun" w:cs="Times New Roman"/>
           <w:color w:val="333333"/>
           <w:lang w:val="en-US"/>
         </w:rPr>
@@ -1423,14 +1587,14 @@
     <w:p>
       <w:pPr>
         <w:rPr>
-          <w:rFonts w:ascii="Times New Roman" w:eastAsia="SimSun" w:hAnsi="Times New Roman" w:cs="Times New Roman"/>
-          <w:color w:val="333333"/>
-          <w:lang w:val="en-US"/>
-        </w:rPr>
-      </w:pPr>
-      <w:r>
-        <w:rPr>
-          <w:rFonts w:ascii="Times New Roman" w:eastAsia="SimSun" w:hAnsi="Times New Roman" w:cs="Times New Roman"/>
+          <w:rFonts w:ascii="Times New Roman" w:hAnsi="Times New Roman" w:eastAsia="SimSun" w:cs="Times New Roman"/>
+          <w:color w:val="333333"/>
+          <w:lang w:val="en-US"/>
+        </w:rPr>
+      </w:pPr>
+      <w:r>
+        <w:rPr>
+          <w:rFonts w:ascii="Times New Roman" w:hAnsi="Times New Roman" w:eastAsia="SimSun" w:cs="Times New Roman"/>
           <w:color w:val="333333"/>
           <w:lang w:val="en-US"/>
         </w:rPr>
@@ -1438,7 +1602,7 @@
       </w:r>
       <w:r>
         <w:rPr>
-          <w:rFonts w:ascii="Times New Roman" w:eastAsia="SimSun" w:hAnsi="Times New Roman" w:cs="Times New Roman" w:hint="eastAsia"/>
+          <w:rFonts w:hint="eastAsia" w:ascii="Times New Roman" w:hAnsi="Times New Roman" w:eastAsia="SimSun" w:cs="Times New Roman"/>
           <w:color w:val="333333"/>
           <w:lang w:val="en-US"/>
         </w:rPr>
@@ -1446,7 +1610,7 @@
       </w:r>
       <w:r>
         <w:rPr>
-          <w:rFonts w:ascii="Times New Roman" w:eastAsia="SimSun" w:hAnsi="Times New Roman" w:cs="Times New Roman"/>
+          <w:rFonts w:ascii="Times New Roman" w:hAnsi="Times New Roman" w:eastAsia="SimSun" w:cs="Times New Roman"/>
           <w:color w:val="333333"/>
           <w:lang w:val="en-US"/>
         </w:rPr>
@@ -1454,7 +1618,7 @@
       </w:r>
       <w:r>
         <w:rPr>
-          <w:rFonts w:ascii="Times New Roman" w:eastAsia="SimSun" w:hAnsi="Times New Roman" w:cs="Times New Roman" w:hint="eastAsia"/>
+          <w:rFonts w:hint="eastAsia" w:ascii="Times New Roman" w:hAnsi="Times New Roman" w:eastAsia="SimSun" w:cs="Times New Roman"/>
           <w:color w:val="333333"/>
           <w:lang w:val="en-US"/>
         </w:rPr>
@@ -1462,7 +1626,7 @@
       </w:r>
       <w:r>
         <w:rPr>
-          <w:rFonts w:ascii="Times New Roman" w:eastAsia="SimSun" w:hAnsi="Times New Roman" w:cs="Times New Roman"/>
+          <w:rFonts w:ascii="Times New Roman" w:hAnsi="Times New Roman" w:eastAsia="SimSun" w:cs="Times New Roman"/>
           <w:color w:val="333333"/>
           <w:lang w:val="en-US"/>
         </w:rPr>
@@ -1470,7 +1634,7 @@
       </w:r>
       <w:r>
         <w:rPr>
-          <w:rFonts w:ascii="Times New Roman" w:eastAsia="SimSun" w:hAnsi="Times New Roman" w:cs="Times New Roman" w:hint="eastAsia"/>
+          <w:rFonts w:hint="eastAsia" w:ascii="Times New Roman" w:hAnsi="Times New Roman" w:eastAsia="SimSun" w:cs="Times New Roman"/>
           <w:color w:val="333333"/>
           <w:lang w:val="en-US"/>
         </w:rPr>
@@ -1478,7 +1642,7 @@
       </w:r>
       <w:r>
         <w:rPr>
-          <w:rFonts w:ascii="Times New Roman" w:eastAsia="SimSun" w:hAnsi="Times New Roman" w:cs="Times New Roman"/>
+          <w:rFonts w:ascii="Times New Roman" w:hAnsi="Times New Roman" w:eastAsia="SimSun" w:cs="Times New Roman"/>
           <w:color w:val="333333"/>
           <w:lang w:val="en-US"/>
         </w:rPr>
@@ -1488,14 +1652,14 @@
     <w:p>
       <w:pPr>
         <w:rPr>
-          <w:rFonts w:ascii="Times New Roman" w:eastAsia="SimSun" w:hAnsi="Times New Roman" w:cs="Times New Roman"/>
-          <w:color w:val="333333"/>
-          <w:lang w:val="en-US"/>
-        </w:rPr>
-      </w:pPr>
-      <w:r>
-        <w:rPr>
-          <w:rFonts w:ascii="Times New Roman" w:eastAsia="SimSun" w:hAnsi="Times New Roman" w:cs="Times New Roman"/>
+          <w:rFonts w:ascii="Times New Roman" w:hAnsi="Times New Roman" w:eastAsia="SimSun" w:cs="Times New Roman"/>
+          <w:color w:val="333333"/>
+          <w:lang w:val="en-US"/>
+        </w:rPr>
+      </w:pPr>
+      <w:r>
+        <w:rPr>
+          <w:rFonts w:ascii="Times New Roman" w:hAnsi="Times New Roman" w:eastAsia="SimSun" w:cs="Times New Roman"/>
           <w:color w:val="333333"/>
           <w:lang w:val="en-US"/>
         </w:rPr>
@@ -1503,7 +1667,7 @@
       </w:r>
       <w:r>
         <w:rPr>
-          <w:rFonts w:ascii="Times New Roman" w:eastAsia="SimSun" w:hAnsi="Times New Roman" w:cs="Times New Roman" w:hint="eastAsia"/>
+          <w:rFonts w:hint="eastAsia" w:ascii="Times New Roman" w:hAnsi="Times New Roman" w:eastAsia="SimSun" w:cs="Times New Roman"/>
           <w:color w:val="333333"/>
           <w:lang w:val="en-US"/>
         </w:rPr>
@@ -1511,7 +1675,7 @@
       </w:r>
       <w:r>
         <w:rPr>
-          <w:rFonts w:ascii="Times New Roman" w:eastAsia="SimSun" w:hAnsi="Times New Roman" w:cs="Times New Roman"/>
+          <w:rFonts w:ascii="Times New Roman" w:hAnsi="Times New Roman" w:eastAsia="SimSun" w:cs="Times New Roman"/>
           <w:color w:val="333333"/>
           <w:lang w:val="en-US"/>
         </w:rPr>
@@ -1519,7 +1683,7 @@
       </w:r>
       <w:r>
         <w:rPr>
-          <w:rFonts w:ascii="Times New Roman" w:eastAsia="SimSun" w:hAnsi="Times New Roman" w:cs="Times New Roman" w:hint="eastAsia"/>
+          <w:rFonts w:hint="eastAsia" w:ascii="Times New Roman" w:hAnsi="Times New Roman" w:eastAsia="SimSun" w:cs="Times New Roman"/>
           <w:color w:val="333333"/>
           <w:lang w:val="en-US"/>
         </w:rPr>
@@ -1527,7 +1691,7 @@
       </w:r>
       <w:r>
         <w:rPr>
-          <w:rFonts w:ascii="Times New Roman" w:eastAsia="SimSun" w:hAnsi="Times New Roman" w:cs="Times New Roman"/>
+          <w:rFonts w:ascii="Times New Roman" w:hAnsi="Times New Roman" w:eastAsia="SimSun" w:cs="Times New Roman"/>
           <w:color w:val="333333"/>
           <w:lang w:val="en-US"/>
         </w:rPr>
@@ -1537,27 +1701,27 @@
     <w:p>
       <w:pPr>
         <w:rPr>
-          <w:rFonts w:ascii="Times New Roman" w:eastAsia="SimSun" w:hAnsi="Times New Roman" w:cs="Times New Roman"/>
+          <w:rFonts w:ascii="Times New Roman" w:hAnsi="Times New Roman" w:eastAsia="SimSun" w:cs="Times New Roman"/>
           <w:color w:val="333333"/>
           <w:lang w:val="en-US"/>
         </w:rPr>
       </w:pPr>
       <w:bookmarkStart w:id="8" w:name="_96onisu5p1fi" w:colFirst="0" w:colLast="0"/>
+      <w:bookmarkEnd w:id="8"/>
       <w:bookmarkStart w:id="9" w:name="_xownjp1a4p0q" w:colFirst="0" w:colLast="0"/>
-      <w:bookmarkEnd w:id="8"/>
       <w:bookmarkEnd w:id="9"/>
     </w:p>
     <w:p>
       <w:pPr>
         <w:rPr>
-          <w:rFonts w:ascii="Times New Roman" w:eastAsia="SimSun" w:hAnsi="Times New Roman" w:cs="Times New Roman"/>
-          <w:color w:val="333333"/>
-          <w:lang w:val="en-US"/>
-        </w:rPr>
-      </w:pPr>
-      <w:r>
-        <w:rPr>
-          <w:rFonts w:ascii="Times New Roman" w:eastAsia="SimSun" w:hAnsi="Times New Roman" w:cs="Times New Roman"/>
+          <w:rFonts w:ascii="Times New Roman" w:hAnsi="Times New Roman" w:eastAsia="SimSun" w:cs="Times New Roman"/>
+          <w:color w:val="333333"/>
+          <w:lang w:val="en-US"/>
+        </w:rPr>
+      </w:pPr>
+      <w:r>
+        <w:rPr>
+          <w:rFonts w:ascii="Times New Roman" w:hAnsi="Times New Roman" w:eastAsia="SimSun" w:cs="Times New Roman"/>
           <w:color w:val="333333"/>
           <w:lang w:val="en-US"/>
         </w:rPr>
@@ -1565,7 +1729,7 @@
       </w:r>
       <w:r>
         <w:rPr>
-          <w:rFonts w:ascii="Times New Roman" w:eastAsia="SimSun" w:hAnsi="Times New Roman" w:cs="Times New Roman" w:hint="eastAsia"/>
+          <w:rFonts w:hint="eastAsia" w:ascii="Times New Roman" w:hAnsi="Times New Roman" w:eastAsia="SimSun" w:cs="Times New Roman"/>
           <w:color w:val="333333"/>
           <w:lang w:val="en-US"/>
         </w:rPr>
@@ -1575,14 +1739,14 @@
     <w:p>
       <w:pPr>
         <w:rPr>
-          <w:rFonts w:ascii="Times New Roman" w:eastAsia="SimSun" w:hAnsi="Times New Roman" w:cs="Times New Roman"/>
-          <w:color w:val="333333"/>
-          <w:lang w:val="en-US"/>
-        </w:rPr>
-      </w:pPr>
-      <w:r>
-        <w:rPr>
-          <w:rFonts w:ascii="Times New Roman" w:eastAsia="SimSun" w:hAnsi="Times New Roman" w:cs="Times New Roman"/>
+          <w:rFonts w:ascii="Times New Roman" w:hAnsi="Times New Roman" w:eastAsia="SimSun" w:cs="Times New Roman"/>
+          <w:color w:val="333333"/>
+          <w:lang w:val="en-US"/>
+        </w:rPr>
+      </w:pPr>
+      <w:r>
+        <w:rPr>
+          <w:rFonts w:ascii="Times New Roman" w:hAnsi="Times New Roman" w:eastAsia="SimSun" w:cs="Times New Roman"/>
           <w:color w:val="333333"/>
           <w:lang w:val="en-US"/>
         </w:rPr>
@@ -1590,7 +1754,7 @@
       </w:r>
       <w:r>
         <w:rPr>
-          <w:rFonts w:ascii="Times New Roman" w:eastAsia="SimSun" w:hAnsi="Times New Roman" w:cs="Times New Roman" w:hint="eastAsia"/>
+          <w:rFonts w:hint="eastAsia" w:ascii="Times New Roman" w:hAnsi="Times New Roman" w:eastAsia="SimSun" w:cs="Times New Roman"/>
           <w:color w:val="333333"/>
           <w:lang w:val="en-US"/>
         </w:rPr>
@@ -1600,23 +1764,23 @@
     <w:p>
       <w:pPr>
         <w:rPr>
-          <w:rFonts w:ascii="Times New Roman" w:eastAsia="SimSun" w:hAnsi="Times New Roman" w:cs="Times New Roman"/>
-          <w:color w:val="333333"/>
-          <w:lang w:val="en-US"/>
-        </w:rPr>
-      </w:pPr>
-    </w:p>
-    <w:p>
-      <w:pPr>
-        <w:rPr>
-          <w:rFonts w:ascii="Times New Roman" w:eastAsia="SimSun" w:hAnsi="Times New Roman" w:cs="Times New Roman"/>
-          <w:color w:val="333333"/>
-          <w:lang w:val="en-US"/>
-        </w:rPr>
-      </w:pPr>
-      <w:r>
-        <w:rPr>
-          <w:rFonts w:ascii="Times New Roman" w:eastAsia="SimSun" w:hAnsi="Times New Roman" w:cs="Times New Roman"/>
+          <w:rFonts w:ascii="Times New Roman" w:hAnsi="Times New Roman" w:eastAsia="SimSun" w:cs="Times New Roman"/>
+          <w:color w:val="333333"/>
+          <w:lang w:val="en-US"/>
+        </w:rPr>
+      </w:pPr>
+    </w:p>
+    <w:p>
+      <w:pPr>
+        <w:rPr>
+          <w:rFonts w:ascii="Times New Roman" w:hAnsi="Times New Roman" w:eastAsia="SimSun" w:cs="Times New Roman"/>
+          <w:color w:val="333333"/>
+          <w:lang w:val="en-US"/>
+        </w:rPr>
+      </w:pPr>
+      <w:r>
+        <w:rPr>
+          <w:rFonts w:ascii="Times New Roman" w:hAnsi="Times New Roman" w:eastAsia="SimSun" w:cs="Times New Roman"/>
           <w:color w:val="333333"/>
           <w:lang w:val="en-US"/>
         </w:rPr>
@@ -1626,14 +1790,14 @@
     <w:p>
       <w:pPr>
         <w:rPr>
-          <w:rFonts w:ascii="Times New Roman" w:eastAsia="SimSun" w:hAnsi="Times New Roman" w:cs="Times New Roman"/>
-          <w:color w:val="333333"/>
-          <w:lang w:val="en-US"/>
-        </w:rPr>
-      </w:pPr>
-      <w:r>
-        <w:rPr>
-          <w:rFonts w:ascii="Times New Roman" w:eastAsia="SimSun" w:hAnsi="Times New Roman" w:cs="Times New Roman" w:hint="eastAsia"/>
+          <w:rFonts w:ascii="Times New Roman" w:hAnsi="Times New Roman" w:eastAsia="SimSun" w:cs="Times New Roman"/>
+          <w:color w:val="333333"/>
+          <w:lang w:val="en-US"/>
+        </w:rPr>
+      </w:pPr>
+      <w:r>
+        <w:rPr>
+          <w:rFonts w:hint="eastAsia" w:ascii="Times New Roman" w:hAnsi="Times New Roman" w:eastAsia="SimSun" w:cs="Times New Roman"/>
           <w:color w:val="333333"/>
           <w:lang w:val="en-US"/>
         </w:rPr>
@@ -1642,12 +1806,12 @@
     </w:p>
     <w:p>
       <w:pPr>
-        <w:pStyle w:val="Heading2"/>
+        <w:pStyle w:val="3"/>
         <w:keepNext w:val="0"/>
         <w:keepLines w:val="0"/>
         <w:spacing w:before="0" w:after="0" w:line="408" w:lineRule="auto"/>
         <w:rPr>
-          <w:rFonts w:ascii="Times New Roman" w:eastAsia="SimSun" w:hAnsi="Times New Roman" w:cs="Times New Roman"/>
+          <w:rFonts w:ascii="Times New Roman" w:hAnsi="Times New Roman" w:eastAsia="SimSun" w:cs="Times New Roman"/>
           <w:b/>
           <w:color w:val="1A1A1A"/>
           <w:lang w:val="en-US"/>
@@ -1656,12 +1820,12 @@
     </w:p>
     <w:p>
       <w:pPr>
-        <w:pStyle w:val="Heading2"/>
+        <w:pStyle w:val="3"/>
         <w:keepNext w:val="0"/>
         <w:keepLines w:val="0"/>
         <w:spacing w:before="0" w:after="0" w:line="408" w:lineRule="auto"/>
         <w:rPr>
-          <w:rFonts w:ascii="Times New Roman" w:eastAsia="SimSun" w:hAnsi="Times New Roman" w:cs="Times New Roman"/>
+          <w:rFonts w:ascii="Times New Roman" w:hAnsi="Times New Roman" w:eastAsia="SimSun" w:cs="Times New Roman"/>
           <w:b/>
           <w:color w:val="1A1A1A"/>
           <w:lang w:val="en-US"/>
@@ -1670,12 +1834,12 @@
     </w:p>
     <w:p>
       <w:pPr>
-        <w:pStyle w:val="Heading2"/>
+        <w:pStyle w:val="3"/>
         <w:keepNext w:val="0"/>
         <w:keepLines w:val="0"/>
         <w:spacing w:before="0" w:after="0" w:line="408" w:lineRule="auto"/>
         <w:rPr>
-          <w:rFonts w:ascii="Times New Roman" w:eastAsia="SimSun" w:hAnsi="Times New Roman" w:cs="Times New Roman"/>
+          <w:rFonts w:ascii="Times New Roman" w:hAnsi="Times New Roman" w:eastAsia="SimSun" w:cs="Times New Roman"/>
           <w:b/>
           <w:color w:val="1A1A1A"/>
           <w:lang w:val="en-US"/>
@@ -1684,7 +1848,7 @@
     </w:p>
     <w:p>
       <w:pPr>
-        <w:pStyle w:val="Heading2"/>
+        <w:pStyle w:val="3"/>
         <w:keepNext w:val="0"/>
         <w:keepLines w:val="0"/>
         <w:numPr>
@@ -1693,7 +1857,7 @@
         </w:numPr>
         <w:spacing w:before="0" w:after="0" w:line="408" w:lineRule="auto"/>
         <w:rPr>
-          <w:rFonts w:ascii="Times New Roman" w:eastAsia="SimSun" w:hAnsi="Times New Roman" w:cs="Times New Roman"/>
+          <w:rFonts w:ascii="Times New Roman" w:hAnsi="Times New Roman" w:eastAsia="SimSun" w:cs="Times New Roman"/>
           <w:b/>
           <w:color w:val="1A1A1A"/>
           <w:lang w:val="en-US"/>
@@ -1701,12 +1865,11 @@
       </w:pPr>
       <w:r>
         <w:rPr>
-          <w:rFonts w:ascii="Times New Roman" w:eastAsia="SimSun" w:hAnsi="Times New Roman" w:cs="Times New Roman"/>
+          <w:rFonts w:ascii="Times New Roman" w:hAnsi="Times New Roman" w:eastAsia="SimSun" w:cs="Times New Roman"/>
           <w:b/>
           <w:color w:val="1A1A1A"/>
           <w:lang w:val="en-US"/>
         </w:rPr>
-        <w:lastRenderedPageBreak/>
         <w:t>Game Flow</w:t>
       </w:r>
     </w:p>
@@ -1854,7 +2017,7 @@
       </w:pPr>
       <w:r>
         <w:rPr>
-          <w:rFonts w:ascii="Times New Roman" w:hAnsi="Times New Roman" w:cs="Times New Roman" w:hint="eastAsia"/>
+          <w:rFonts w:hint="eastAsia" w:ascii="Times New Roman" w:hAnsi="Times New Roman" w:cs="Times New Roman"/>
           <w:b/>
           <w:bCs/>
           <w:lang w:val="en-US"/>
@@ -1881,7 +2044,7 @@
       </w:pPr>
       <w:r>
         <w:rPr>
-          <w:rFonts w:ascii="Times New Roman" w:hAnsi="Times New Roman" w:cs="Times New Roman" w:hint="eastAsia"/>
+          <w:rFonts w:hint="eastAsia" w:ascii="Times New Roman" w:hAnsi="Times New Roman" w:cs="Times New Roman"/>
           <w:lang w:val="en-US"/>
         </w:rPr>
         <w:t>The player starts at the bottom of a flight of stairs. They walk up, enter the platform between the tracks.</w:t>
@@ -1904,7 +2067,7 @@
       </w:pPr>
       <w:r>
         <w:rPr>
-          <w:rFonts w:ascii="Times New Roman" w:hAnsi="Times New Roman" w:cs="Times New Roman" w:hint="eastAsia"/>
+          <w:rFonts w:hint="eastAsia" w:ascii="Times New Roman" w:hAnsi="Times New Roman" w:cs="Times New Roman"/>
           <w:lang w:val="en-US"/>
         </w:rPr>
         <w:t>It</w:t>
@@ -1918,7 +2081,7 @@
       </w:r>
       <w:r>
         <w:rPr>
-          <w:rFonts w:ascii="Times New Roman" w:hAnsi="Times New Roman" w:cs="Times New Roman" w:hint="eastAsia"/>
+          <w:rFonts w:hint="eastAsia" w:ascii="Times New Roman" w:hAnsi="Times New Roman" w:cs="Times New Roman"/>
           <w:lang w:val="en-US"/>
         </w:rPr>
         <w:t xml:space="preserve">s a geometric station platform consisting of red, paper yellow, white black and harmonious colors. It feels like morning, when the station is covered in this heavy, shifting light pink and greyish steam. </w:t>
@@ -1941,7 +2104,7 @@
       </w:pPr>
       <w:r>
         <w:rPr>
-          <w:rFonts w:ascii="Times New Roman" w:hAnsi="Times New Roman" w:cs="Times New Roman" w:hint="eastAsia"/>
+          <w:rFonts w:hint="eastAsia" w:ascii="Times New Roman" w:hAnsi="Times New Roman" w:cs="Times New Roman"/>
           <w:lang w:val="en-US"/>
         </w:rPr>
         <w:t>The player goes near the column and the camera gets fixated, it zooms in to the train anchored on the track on the left hand side and stops at a curvy, geometric figure in a distance. She</w:t>
@@ -1955,7 +2118,7 @@
       </w:r>
       <w:r>
         <w:rPr>
-          <w:rFonts w:ascii="Times New Roman" w:hAnsi="Times New Roman" w:cs="Times New Roman" w:hint="eastAsia"/>
+          <w:rFonts w:hint="eastAsia" w:ascii="Times New Roman" w:hAnsi="Times New Roman" w:cs="Times New Roman"/>
           <w:lang w:val="en-US"/>
         </w:rPr>
         <w:t>s close to the train</w:t>
@@ -1969,7 +2132,7 @@
       </w:r>
       <w:r>
         <w:rPr>
-          <w:rFonts w:ascii="Times New Roman" w:hAnsi="Times New Roman" w:cs="Times New Roman" w:hint="eastAsia"/>
+          <w:rFonts w:hint="eastAsia" w:ascii="Times New Roman" w:hAnsi="Times New Roman" w:cs="Times New Roman"/>
           <w:lang w:val="en-US"/>
         </w:rPr>
         <w:t xml:space="preserve">s door and is about to board. </w:t>
@@ -1992,7 +2155,7 @@
       </w:pPr>
       <w:r>
         <w:rPr>
-          <w:rFonts w:ascii="Times New Roman" w:hAnsi="Times New Roman" w:cs="Times New Roman" w:hint="eastAsia"/>
+          <w:rFonts w:hint="eastAsia" w:ascii="Times New Roman" w:hAnsi="Times New Roman" w:cs="Times New Roman"/>
           <w:lang w:val="en-US"/>
         </w:rPr>
         <w:t>The train blew, and the player</w:t>
@@ -2006,7 +2169,7 @@
       </w:r>
       <w:r>
         <w:rPr>
-          <w:rFonts w:ascii="Times New Roman" w:hAnsi="Times New Roman" w:cs="Times New Roman" w:hint="eastAsia"/>
+          <w:rFonts w:hint="eastAsia" w:ascii="Times New Roman" w:hAnsi="Times New Roman" w:cs="Times New Roman"/>
           <w:lang w:val="en-US"/>
         </w:rPr>
         <w:t xml:space="preserve">s right hand uncontrollably raised into the camera, trying to say some last words before the figure boards. The ambience stops, leaving only a slowed theme playing in the background. The player enters the moment. </w:t>
@@ -2029,7 +2192,7 @@
       </w:pPr>
       <w:r>
         <w:rPr>
-          <w:rFonts w:ascii="Times New Roman" w:hAnsi="Times New Roman" w:cs="Times New Roman" w:hint="eastAsia"/>
+          <w:rFonts w:hint="eastAsia" w:ascii="Times New Roman" w:hAnsi="Times New Roman" w:cs="Times New Roman"/>
           <w:lang w:val="en-US"/>
         </w:rPr>
         <w:t>Title card 1:</w:t>
@@ -2044,7 +2207,7 @@
       </w:pPr>
       <w:r>
         <w:rPr>
-          <w:rFonts w:ascii="Times New Roman" w:hAnsi="Times New Roman" w:cs="Times New Roman" w:hint="eastAsia"/>
+          <w:rFonts w:hint="eastAsia" w:ascii="Times New Roman" w:hAnsi="Times New Roman" w:cs="Times New Roman"/>
           <w:lang w:val="en-US"/>
         </w:rPr>
         <w:t xml:space="preserve">I </w:t>
@@ -2058,7 +2221,7 @@
       </w:r>
       <w:r>
         <w:rPr>
-          <w:rFonts w:ascii="Times New Roman" w:hAnsi="Times New Roman" w:cs="Times New Roman" w:hint="eastAsia"/>
+          <w:rFonts w:hint="eastAsia" w:ascii="Times New Roman" w:hAnsi="Times New Roman" w:cs="Times New Roman"/>
           <w:lang w:val="en-US"/>
         </w:rPr>
         <w:t xml:space="preserve"> my hand.</w:t>
@@ -2080,7 +2243,7 @@
       </w:r>
       <w:r>
         <w:rPr>
-          <w:rFonts w:ascii="Times New Roman" w:hAnsi="Times New Roman" w:cs="Times New Roman" w:hint="eastAsia"/>
+          <w:rFonts w:hint="eastAsia" w:ascii="Times New Roman" w:hAnsi="Times New Roman" w:cs="Times New Roman"/>
           <w:lang w:val="en-US"/>
         </w:rPr>
         <w:t xml:space="preserve"> Wait</w:t>
@@ -2110,7 +2273,7 @@
       </w:pPr>
       <w:r>
         <w:rPr>
-          <w:rFonts w:ascii="Times New Roman" w:hAnsi="Times New Roman" w:cs="Times New Roman" w:hint="eastAsia"/>
+          <w:rFonts w:hint="eastAsia" w:ascii="Times New Roman" w:hAnsi="Times New Roman" w:cs="Times New Roman"/>
           <w:lang w:val="en-US"/>
         </w:rPr>
         <w:t>Title card 2:</w:t>
@@ -2132,7 +2295,7 @@
       </w:r>
       <w:r>
         <w:rPr>
-          <w:rFonts w:ascii="Times New Roman" w:hAnsi="Times New Roman" w:cs="Times New Roman" w:hint="eastAsia"/>
+          <w:rFonts w:hint="eastAsia" w:ascii="Times New Roman" w:hAnsi="Times New Roman" w:cs="Times New Roman"/>
           <w:lang w:val="en-US"/>
         </w:rPr>
         <w:t>Why don</w:t>
@@ -2146,7 +2309,7 @@
       </w:r>
       <w:r>
         <w:rPr>
-          <w:rFonts w:ascii="Times New Roman" w:hAnsi="Times New Roman" w:cs="Times New Roman" w:hint="eastAsia"/>
+          <w:rFonts w:hint="eastAsia" w:ascii="Times New Roman" w:hAnsi="Times New Roman" w:cs="Times New Roman"/>
           <w:lang w:val="en-US"/>
         </w:rPr>
         <w:t>t you come with me</w:t>
@@ -2168,7 +2331,7 @@
       </w:pPr>
       <w:r>
         <w:rPr>
-          <w:rFonts w:ascii="Times New Roman" w:hAnsi="Times New Roman" w:cs="Times New Roman" w:hint="eastAsia"/>
+          <w:rFonts w:hint="eastAsia" w:ascii="Times New Roman" w:hAnsi="Times New Roman" w:cs="Times New Roman"/>
           <w:lang w:val="en-US"/>
         </w:rPr>
         <w:t>She sa</w:t>
@@ -2182,7 +2345,7 @@
       </w:r>
       <w:r>
         <w:rPr>
-          <w:rFonts w:ascii="Times New Roman" w:hAnsi="Times New Roman" w:cs="Times New Roman" w:hint="eastAsia"/>
+          <w:rFonts w:hint="eastAsia" w:ascii="Times New Roman" w:hAnsi="Times New Roman" w:cs="Times New Roman"/>
           <w:lang w:val="en-US"/>
         </w:rPr>
         <w:t>.</w:t>
@@ -2205,7 +2368,7 @@
       </w:pPr>
       <w:r>
         <w:rPr>
-          <w:rFonts w:ascii="Times New Roman" w:hAnsi="Times New Roman" w:cs="Times New Roman" w:hint="eastAsia"/>
+          <w:rFonts w:hint="eastAsia" w:ascii="Times New Roman" w:hAnsi="Times New Roman" w:cs="Times New Roman"/>
           <w:lang w:val="en-US"/>
         </w:rPr>
         <w:t>Title card 3:</w:t>
@@ -2227,7 +2390,7 @@
       </w:r>
       <w:r>
         <w:rPr>
-          <w:rFonts w:ascii="Times New Roman" w:hAnsi="Times New Roman" w:cs="Times New Roman" w:hint="eastAsia"/>
+          <w:rFonts w:hint="eastAsia" w:ascii="Times New Roman" w:hAnsi="Times New Roman" w:cs="Times New Roman"/>
           <w:lang w:val="en-US"/>
         </w:rPr>
         <w:t>I don</w:t>
@@ -2241,7 +2404,7 @@
       </w:r>
       <w:r>
         <w:rPr>
-          <w:rFonts w:ascii="Times New Roman" w:hAnsi="Times New Roman" w:cs="Times New Roman" w:hint="eastAsia"/>
+          <w:rFonts w:hint="eastAsia" w:ascii="Times New Roman" w:hAnsi="Times New Roman" w:cs="Times New Roman"/>
           <w:lang w:val="en-US"/>
         </w:rPr>
         <w:t>t have the ticket</w:t>
@@ -2255,7 +2418,7 @@
       </w:r>
       <w:r>
         <w:rPr>
-          <w:rFonts w:ascii="Times New Roman" w:hAnsi="Times New Roman" w:cs="Times New Roman" w:hint="eastAsia"/>
+          <w:rFonts w:hint="eastAsia" w:ascii="Times New Roman" w:hAnsi="Times New Roman" w:cs="Times New Roman"/>
           <w:lang w:val="en-US"/>
         </w:rPr>
         <w:t xml:space="preserve"> </w:t>
@@ -2270,30 +2433,44 @@
       </w:pPr>
       <w:r>
         <w:rPr>
-          <w:rFonts w:ascii="Times New Roman" w:hAnsi="Times New Roman" w:cs="Times New Roman" w:hint="eastAsia"/>
-          <w:lang w:val="en-US"/>
-        </w:rPr>
-        <w:t>I check my collection once more</w:t>
-      </w:r>
-    </w:p>
-    <w:p>
-      <w:pPr>
-        <w:rPr>
-          <w:rFonts w:ascii="Times New Roman" w:hAnsi="Times New Roman" w:cs="Times New Roman"/>
-          <w:lang w:val="en-US"/>
-        </w:rPr>
-      </w:pPr>
-    </w:p>
-    <w:p>
-      <w:pPr>
-        <w:rPr>
-          <w:rFonts w:ascii="Times New Roman" w:hAnsi="Times New Roman" w:cs="Times New Roman"/>
-          <w:lang w:val="en-US"/>
-        </w:rPr>
-      </w:pPr>
-      <w:r>
-        <w:rPr>
-          <w:rFonts w:ascii="Times New Roman" w:hAnsi="Times New Roman" w:cs="Times New Roman" w:hint="eastAsia"/>
+          <w:rFonts w:hint="eastAsia" w:ascii="Times New Roman" w:hAnsi="Times New Roman" w:cs="Times New Roman"/>
+          <w:lang w:val="en-US"/>
+        </w:rPr>
+        <w:t>I</w:t>
+      </w:r>
+      <w:r>
+        <w:rPr>
+          <w:rFonts w:hint="eastAsia" w:ascii="Times New Roman" w:hAnsi="Times New Roman" w:eastAsia="SimSun" w:cs="Times New Roman"/>
+          <w:lang w:val="en-US" w:eastAsia="zh-CN"/>
+        </w:rPr>
+        <w:t xml:space="preserve"> will</w:t>
+      </w:r>
+      <w:r>
+        <w:rPr>
+          <w:rFonts w:hint="eastAsia" w:ascii="Times New Roman" w:hAnsi="Times New Roman" w:cs="Times New Roman"/>
+          <w:lang w:val="en-US"/>
+        </w:rPr>
+        <w:t xml:space="preserve"> check my collection once more</w:t>
+      </w:r>
+    </w:p>
+    <w:p>
+      <w:pPr>
+        <w:rPr>
+          <w:rFonts w:ascii="Times New Roman" w:hAnsi="Times New Roman" w:cs="Times New Roman"/>
+          <w:lang w:val="en-US"/>
+        </w:rPr>
+      </w:pPr>
+    </w:p>
+    <w:p>
+      <w:pPr>
+        <w:rPr>
+          <w:rFonts w:ascii="Times New Roman" w:hAnsi="Times New Roman" w:cs="Times New Roman"/>
+          <w:lang w:val="en-US"/>
+        </w:rPr>
+      </w:pPr>
+      <w:r>
+        <w:rPr>
+          <w:rFonts w:hint="eastAsia" w:ascii="Times New Roman" w:hAnsi="Times New Roman" w:cs="Times New Roman"/>
           <w:lang w:val="en-US"/>
         </w:rPr>
         <w:t>(Back to 3D)</w:t>
@@ -2308,7 +2485,7 @@
       </w:pPr>
       <w:r>
         <w:rPr>
-          <w:rFonts w:ascii="Times New Roman" w:hAnsi="Times New Roman" w:cs="Times New Roman" w:hint="eastAsia"/>
+          <w:rFonts w:hint="eastAsia" w:ascii="Times New Roman" w:hAnsi="Times New Roman" w:cs="Times New Roman"/>
           <w:lang w:val="en-US"/>
         </w:rPr>
         <w:t>Now a ticket collection book showed up from the bottom left corner. It is opened with both pages filled with slots of unusable tickets.</w:t>
@@ -2331,10 +2508,9 @@
       </w:pPr>
       <w:r>
         <w:rPr>
-          <w:rFonts w:ascii="Times New Roman" w:hAnsi="Times New Roman" w:cs="Times New Roman" w:hint="eastAsia"/>
-          <w:lang w:val="en-US"/>
-        </w:rPr>
-        <w:lastRenderedPageBreak/>
+          <w:rFonts w:hint="eastAsia" w:ascii="Times New Roman" w:hAnsi="Times New Roman" w:cs="Times New Roman"/>
+          <w:lang w:val="en-US"/>
+        </w:rPr>
         <w:t>They can click on every ticket, which shows a 2D display of a ticket whose information is not printed completely. When they click on the empty slots in the book, the player enters Memory 1 with humming, vibrating transition sound.</w:t>
       </w:r>
     </w:p>
@@ -2365,7 +2541,7 @@
       </w:pPr>
       <w:r>
         <w:rPr>
-          <w:rFonts w:ascii="Times New Roman" w:hAnsi="Times New Roman" w:cs="Times New Roman" w:hint="eastAsia"/>
+          <w:rFonts w:hint="eastAsia" w:ascii="Times New Roman" w:hAnsi="Times New Roman" w:cs="Times New Roman"/>
           <w:b/>
           <w:bCs/>
           <w:lang w:val="en-US"/>
@@ -2392,7 +2568,7 @@
       </w:pPr>
       <w:r>
         <w:rPr>
-          <w:rFonts w:ascii="Times New Roman" w:hAnsi="Times New Roman" w:cs="Times New Roman" w:hint="eastAsia"/>
+          <w:rFonts w:hint="eastAsia" w:ascii="Times New Roman" w:hAnsi="Times New Roman" w:cs="Times New Roman"/>
           <w:lang w:val="en-US"/>
         </w:rPr>
         <w:t>The player starts at one end of a curvy path leading to two subpaths. They are surrounded by bush and trees. The path is made by pebbles with grass dotted in between. The player</w:t>
@@ -2406,7 +2582,7 @@
       </w:r>
       <w:r>
         <w:rPr>
-          <w:rFonts w:ascii="Times New Roman" w:hAnsi="Times New Roman" w:cs="Times New Roman" w:hint="eastAsia"/>
+          <w:rFonts w:hint="eastAsia" w:ascii="Times New Roman" w:hAnsi="Times New Roman" w:cs="Times New Roman"/>
           <w:lang w:val="en-US"/>
         </w:rPr>
         <w:t xml:space="preserve">s field of view is limited, so he can only turn and see partially. Within sight,  the figure is on the right and walking along with the player, holding hands together. </w:t>
@@ -2429,7 +2605,7 @@
       </w:pPr>
       <w:r>
         <w:rPr>
-          <w:rFonts w:ascii="Times New Roman" w:hAnsi="Times New Roman" w:cs="Times New Roman" w:hint="eastAsia"/>
+          <w:rFonts w:hint="eastAsia" w:ascii="Times New Roman" w:hAnsi="Times New Roman" w:cs="Times New Roman"/>
           <w:lang w:val="en-US"/>
         </w:rPr>
         <w:t>Title card 1:</w:t>
@@ -2451,7 +2627,7 @@
       </w:r>
       <w:r>
         <w:rPr>
-          <w:rFonts w:ascii="Times New Roman" w:hAnsi="Times New Roman" w:cs="Times New Roman" w:hint="eastAsia"/>
+          <w:rFonts w:hint="eastAsia" w:ascii="Times New Roman" w:hAnsi="Times New Roman" w:cs="Times New Roman"/>
           <w:lang w:val="en-US"/>
         </w:rPr>
         <w:t>Let</w:t>
@@ -2465,7 +2641,7 @@
       </w:r>
       <w:r>
         <w:rPr>
-          <w:rFonts w:ascii="Times New Roman" w:hAnsi="Times New Roman" w:cs="Times New Roman" w:hint="eastAsia"/>
+          <w:rFonts w:hint="eastAsia" w:ascii="Times New Roman" w:hAnsi="Times New Roman" w:cs="Times New Roman"/>
           <w:lang w:val="en-US"/>
         </w:rPr>
         <w:t>s go back together</w:t>
@@ -2487,7 +2663,7 @@
       </w:pPr>
       <w:r>
         <w:rPr>
-          <w:rFonts w:ascii="Times New Roman" w:hAnsi="Times New Roman" w:cs="Times New Roman" w:hint="eastAsia"/>
+          <w:rFonts w:hint="eastAsia" w:ascii="Times New Roman" w:hAnsi="Times New Roman" w:cs="Times New Roman"/>
           <w:lang w:val="en-US"/>
         </w:rPr>
         <w:t>She said</w:t>
@@ -2510,7 +2686,7 @@
       </w:pPr>
       <w:r>
         <w:rPr>
-          <w:rFonts w:ascii="Times New Roman" w:hAnsi="Times New Roman" w:cs="Times New Roman" w:hint="eastAsia"/>
+          <w:rFonts w:hint="eastAsia" w:ascii="Times New Roman" w:hAnsi="Times New Roman" w:cs="Times New Roman"/>
           <w:lang w:val="en-US"/>
         </w:rPr>
         <w:t>A type writer sound starts</w:t>
@@ -2525,7 +2701,7 @@
       </w:pPr>
       <w:r>
         <w:rPr>
-          <w:rFonts w:ascii="Times New Roman" w:hAnsi="Times New Roman" w:cs="Times New Roman" w:hint="eastAsia"/>
+          <w:rFonts w:hint="eastAsia" w:ascii="Times New Roman" w:hAnsi="Times New Roman" w:cs="Times New Roman"/>
           <w:lang w:val="en-US"/>
         </w:rPr>
         <w:t>The player proceeds to walk but no matter left or right, the branch will only lead to the same place where the road extends into 2 branches. After at most 3 occurrences, the player reaches a pavement road, just like the road from UC to Resnik. They then turn right, (the left hand side of Donner) and reach the road. Across the road are two 90 degree turns. At this moment, Title card pops up:</w:t>
@@ -2548,7 +2724,7 @@
       </w:pPr>
       <w:r>
         <w:rPr>
-          <w:rFonts w:ascii="Times New Roman" w:hAnsi="Times New Roman" w:cs="Times New Roman" w:hint="eastAsia"/>
+          <w:rFonts w:hint="eastAsia" w:ascii="Times New Roman" w:hAnsi="Times New Roman" w:cs="Times New Roman"/>
           <w:lang w:val="en-US"/>
         </w:rPr>
         <w:t>Title card 2:</w:t>
@@ -2570,7 +2746,7 @@
       </w:r>
       <w:r>
         <w:rPr>
-          <w:rFonts w:ascii="Times New Roman" w:hAnsi="Times New Roman" w:cs="Times New Roman" w:hint="eastAsia"/>
+          <w:rFonts w:hint="eastAsia" w:ascii="Times New Roman" w:hAnsi="Times New Roman" w:cs="Times New Roman"/>
           <w:lang w:val="en-US"/>
         </w:rPr>
         <w:t>Thanks for walking me back</w:t>
@@ -2600,7 +2776,7 @@
       </w:pPr>
       <w:r>
         <w:rPr>
-          <w:rFonts w:ascii="Times New Roman" w:hAnsi="Times New Roman" w:cs="Times New Roman" w:hint="eastAsia"/>
+          <w:rFonts w:hint="eastAsia" w:ascii="Times New Roman" w:hAnsi="Times New Roman" w:cs="Times New Roman"/>
           <w:lang w:val="en-US"/>
         </w:rPr>
         <w:t>Title card 3:</w:t>
@@ -2622,7 +2798,7 @@
       </w:r>
       <w:r>
         <w:rPr>
-          <w:rFonts w:ascii="Times New Roman" w:hAnsi="Times New Roman" w:cs="Times New Roman" w:hint="eastAsia"/>
+          <w:rFonts w:hint="eastAsia" w:ascii="Times New Roman" w:hAnsi="Times New Roman" w:cs="Times New Roman"/>
           <w:lang w:val="en-US"/>
         </w:rPr>
         <w:t>I guess I</w:t>
@@ -2636,7 +2812,7 @@
       </w:r>
       <w:r>
         <w:rPr>
-          <w:rFonts w:ascii="Times New Roman" w:hAnsi="Times New Roman" w:cs="Times New Roman" w:hint="eastAsia"/>
+          <w:rFonts w:hint="eastAsia" w:ascii="Times New Roman" w:hAnsi="Times New Roman" w:cs="Times New Roman"/>
           <w:lang w:val="en-US"/>
         </w:rPr>
         <w:t>ll see you later</w:t>
@@ -2658,7 +2834,7 @@
       </w:pPr>
       <w:r>
         <w:rPr>
-          <w:rFonts w:ascii="Times New Roman" w:hAnsi="Times New Roman" w:cs="Times New Roman" w:hint="eastAsia"/>
+          <w:rFonts w:hint="eastAsia" w:ascii="Times New Roman" w:hAnsi="Times New Roman" w:cs="Times New Roman"/>
           <w:lang w:val="en-US"/>
         </w:rPr>
         <w:t>She sa</w:t>
@@ -2672,7 +2848,7 @@
       </w:r>
       <w:r>
         <w:rPr>
-          <w:rFonts w:ascii="Times New Roman" w:hAnsi="Times New Roman" w:cs="Times New Roman" w:hint="eastAsia"/>
+          <w:rFonts w:hint="eastAsia" w:ascii="Times New Roman" w:hAnsi="Times New Roman" w:cs="Times New Roman"/>
           <w:lang w:val="en-US"/>
         </w:rPr>
         <w:t>.</w:t>
@@ -2695,7 +2871,7 @@
       </w:pPr>
       <w:r>
         <w:rPr>
-          <w:rFonts w:ascii="Times New Roman" w:hAnsi="Times New Roman" w:cs="Times New Roman" w:hint="eastAsia"/>
+          <w:rFonts w:hint="eastAsia" w:ascii="Times New Roman" w:hAnsi="Times New Roman" w:cs="Times New Roman"/>
           <w:lang w:val="en-US"/>
         </w:rPr>
         <w:t>Title card 4:</w:t>
@@ -2710,7 +2886,7 @@
       </w:pPr>
       <w:r>
         <w:rPr>
-          <w:rFonts w:ascii="Times New Roman" w:hAnsi="Times New Roman" w:cs="Times New Roman" w:hint="eastAsia"/>
+          <w:rFonts w:hint="eastAsia" w:ascii="Times New Roman" w:hAnsi="Times New Roman" w:cs="Times New Roman"/>
           <w:lang w:val="en-US"/>
         </w:rPr>
         <w:t xml:space="preserve">I wish I </w:t>
@@ -2724,7 +2900,7 @@
       </w:r>
       <w:r>
         <w:rPr>
-          <w:rFonts w:ascii="Times New Roman" w:hAnsi="Times New Roman" w:cs="Times New Roman" w:hint="eastAsia"/>
+          <w:rFonts w:hint="eastAsia" w:ascii="Times New Roman" w:hAnsi="Times New Roman" w:cs="Times New Roman"/>
           <w:lang w:val="en-US"/>
         </w:rPr>
         <w:t xml:space="preserve"> follow.</w:t>
@@ -2734,517 +2910,506 @@
       <w:pPr>
         <w:rPr>
           <w:rFonts w:ascii="Times New Roman" w:hAnsi="Times New Roman" w:cs="Times New Roman"/>
-          <w:lang w:val="en-US"/>
-        </w:rPr>
-      </w:pPr>
-      <w:r>
-        <w:rPr>
-          <w:rFonts w:ascii="Times New Roman" w:hAnsi="Times New Roman" w:cs="Times New Roman" w:hint="eastAsia"/>
-          <w:lang w:val="en-US"/>
-        </w:rPr>
-        <w:t>But the body</w:t>
-      </w:r>
-      <w:r>
-        <w:rPr>
-          <w:rFonts w:ascii="Times New Roman" w:hAnsi="Times New Roman" w:cs="Times New Roman"/>
+          <w:strike w:val="0"/>
+          <w:dstrike w:val="0"/>
+          <w:lang w:val="en-US"/>
+        </w:rPr>
+      </w:pPr>
+      <w:r>
+        <w:rPr>
+          <w:rFonts w:hint="eastAsia" w:ascii="Times New Roman" w:hAnsi="Times New Roman" w:eastAsia="SimSun" w:cs="Times New Roman"/>
+          <w:strike w:val="0"/>
+          <w:dstrike w:val="0"/>
+          <w:lang w:val="en-US" w:eastAsia="zh-CN"/>
+        </w:rPr>
+        <w:t>I tell myself</w:t>
+      </w:r>
+    </w:p>
+    <w:p>
+      <w:pPr>
+        <w:rPr>
+          <w:rFonts w:ascii="Times New Roman" w:hAnsi="Times New Roman" w:cs="Times New Roman"/>
+          <w:lang w:val="en-US"/>
+        </w:rPr>
+      </w:pPr>
+    </w:p>
+    <w:p>
+      <w:pPr>
+        <w:rPr>
+          <w:rFonts w:ascii="Times New Roman" w:hAnsi="Times New Roman" w:cs="Times New Roman"/>
+          <w:lang w:val="en-US"/>
+        </w:rPr>
+      </w:pPr>
+      <w:r>
+        <w:rPr>
+          <w:rFonts w:hint="eastAsia" w:ascii="Times New Roman" w:hAnsi="Times New Roman" w:cs="Times New Roman"/>
+          <w:lang w:val="en-US"/>
+        </w:rPr>
+        <w:t>The typewriting sound halts. When the player is turn left into the lane and when the try to rotate the camera back, they automatically gets fixated back to face the front, where on the end of this lane stands a ticket machine. If the player turns right, the figure will be gone and on the right lane lies fog. When the walk out of the fog they get back to the start of the divergence.</w:t>
+      </w:r>
+    </w:p>
+    <w:p>
+      <w:pPr>
+        <w:rPr>
+          <w:rFonts w:ascii="Times New Roman" w:hAnsi="Times New Roman" w:cs="Times New Roman"/>
+          <w:lang w:val="en-US"/>
+        </w:rPr>
+      </w:pPr>
+    </w:p>
+    <w:p>
+      <w:pPr>
+        <w:rPr>
+          <w:rFonts w:ascii="Times New Roman" w:hAnsi="Times New Roman" w:cs="Times New Roman"/>
+          <w:lang w:val="en-US"/>
+        </w:rPr>
+      </w:pPr>
+      <w:r>
+        <w:rPr>
+          <w:rFonts w:hint="eastAsia" w:ascii="Times New Roman" w:hAnsi="Times New Roman" w:cs="Times New Roman"/>
+          <w:lang w:val="en-US"/>
+        </w:rPr>
+        <w:t>When the player walks down the left lane and get the ticket, the ticket will be shown in the middle of the screen and it transits back to the train station, when the book is opened. The only difference is that the slot right now is filled and the player has turned 60 degrees.</w:t>
+      </w:r>
+    </w:p>
+    <w:p>
+      <w:pPr>
+        <w:rPr>
+          <w:rFonts w:ascii="Times New Roman" w:hAnsi="Times New Roman" w:cs="Times New Roman"/>
+          <w:lang w:val="en-US"/>
+        </w:rPr>
+      </w:pPr>
+    </w:p>
+    <w:p>
+      <w:pPr>
+        <w:rPr>
+          <w:rFonts w:ascii="Times New Roman" w:hAnsi="Times New Roman" w:cs="Times New Roman"/>
+          <w:lang w:val="en-US"/>
+        </w:rPr>
+      </w:pPr>
+    </w:p>
+    <w:p>
+      <w:pPr>
+        <w:rPr>
+          <w:rFonts w:ascii="Times New Roman" w:hAnsi="Times New Roman" w:cs="Times New Roman"/>
+          <w:lang w:val="en-US"/>
+        </w:rPr>
+      </w:pPr>
+    </w:p>
+    <w:p>
+      <w:pPr>
+        <w:rPr>
+          <w:rFonts w:ascii="Times New Roman" w:hAnsi="Times New Roman" w:cs="Times New Roman"/>
+          <w:b/>
+          <w:bCs/>
+          <w:lang w:val="en-US"/>
+        </w:rPr>
+      </w:pPr>
+      <w:r>
+        <w:rPr>
+          <w:rFonts w:hint="eastAsia" w:ascii="Times New Roman" w:hAnsi="Times New Roman" w:cs="Times New Roman"/>
+          <w:b/>
+          <w:bCs/>
+          <w:lang w:val="en-US"/>
+        </w:rPr>
+        <w:t>Level 3: Memory2: Head on shoulder</w:t>
+      </w:r>
+    </w:p>
+    <w:p>
+      <w:pPr>
+        <w:rPr>
+          <w:rFonts w:ascii="Times New Roman" w:hAnsi="Times New Roman" w:cs="Times New Roman"/>
+          <w:b/>
+          <w:bCs/>
+          <w:lang w:val="en-US"/>
+        </w:rPr>
+      </w:pPr>
+    </w:p>
+    <w:p>
+      <w:pPr>
+        <w:rPr>
+          <w:rFonts w:ascii="Times New Roman" w:hAnsi="Times New Roman" w:cs="Times New Roman"/>
+          <w:lang w:val="en-US"/>
+        </w:rPr>
+      </w:pPr>
+      <w:r>
+        <w:rPr>
+          <w:rFonts w:hint="eastAsia" w:ascii="Times New Roman" w:hAnsi="Times New Roman" w:cs="Times New Roman"/>
+          <w:lang w:val="en-US"/>
+        </w:rPr>
+        <w:t>When the player flips the page from right to left with the mouse (click and drag, or maybe just click on the next page. They see same stuff as the first page. It</w:t>
+      </w:r>
+      <w:r>
+        <w:rPr>
+          <w:rFonts w:ascii="Times New Roman" w:hAnsi="Times New Roman" w:cs="Times New Roman"/>
+          <w:lang w:val="en-US"/>
+        </w:rPr>
+        <w:t>’</w:t>
+      </w:r>
+      <w:r>
+        <w:rPr>
+          <w:rFonts w:hint="eastAsia" w:ascii="Times New Roman" w:hAnsi="Times New Roman" w:cs="Times New Roman"/>
+          <w:lang w:val="en-US"/>
+        </w:rPr>
+        <w:t xml:space="preserve">s just that every collected ticket is broken in half. </w:t>
+      </w:r>
+    </w:p>
+    <w:p>
+      <w:pPr>
+        <w:rPr>
+          <w:rFonts w:ascii="Times New Roman" w:hAnsi="Times New Roman" w:cs="Times New Roman"/>
+          <w:lang w:val="en-US"/>
+        </w:rPr>
+      </w:pPr>
+      <w:r>
+        <w:rPr>
+          <w:rFonts w:hint="eastAsia" w:ascii="Times New Roman" w:hAnsi="Times New Roman" w:cs="Times New Roman"/>
+          <w:lang w:val="en-US"/>
+        </w:rPr>
+        <w:t>The player enter the memory 2 when clicking onto the empty slot</w:t>
+      </w:r>
+    </w:p>
+    <w:p>
+      <w:pPr>
+        <w:rPr>
+          <w:rFonts w:ascii="Times New Roman" w:hAnsi="Times New Roman" w:cs="Times New Roman"/>
+          <w:lang w:val="en-US"/>
+        </w:rPr>
+      </w:pPr>
+    </w:p>
+    <w:p>
+      <w:pPr>
+        <w:rPr>
+          <w:rFonts w:ascii="Times New Roman" w:hAnsi="Times New Roman" w:cs="Times New Roman"/>
+          <w:lang w:val="en-US"/>
+        </w:rPr>
+      </w:pPr>
+      <w:r>
+        <w:rPr>
+          <w:rFonts w:hint="eastAsia" w:ascii="Times New Roman" w:hAnsi="Times New Roman" w:cs="Times New Roman"/>
+          <w:lang w:val="en-US"/>
+        </w:rPr>
+        <w:t>The player starts as first person by a seat under a light. The seat can be three types: theatre seat in front of a screen, bus seat next to a window and a bench in the park.</w:t>
+      </w:r>
+    </w:p>
+    <w:p>
+      <w:pPr>
+        <w:rPr>
+          <w:rFonts w:ascii="Times New Roman" w:hAnsi="Times New Roman" w:cs="Times New Roman"/>
+          <w:lang w:val="en-US"/>
+        </w:rPr>
+      </w:pPr>
+    </w:p>
+    <w:p>
+      <w:pPr>
+        <w:rPr>
+          <w:rFonts w:ascii="Times New Roman" w:hAnsi="Times New Roman" w:cs="Times New Roman"/>
+          <w:lang w:val="en-US"/>
+        </w:rPr>
+      </w:pPr>
+      <w:r>
+        <w:rPr>
+          <w:rFonts w:hint="eastAsia" w:ascii="Times New Roman" w:hAnsi="Times New Roman" w:cs="Times New Roman"/>
+          <w:lang w:val="en-US"/>
+        </w:rPr>
+        <w:t>The player can only turn their camera slightly and can see the holding hands from the right. When the click onto the bench and take a seat, the camera zooms out into third person.</w:t>
+      </w:r>
+    </w:p>
+    <w:p>
+      <w:pPr>
+        <w:rPr>
+          <w:rFonts w:ascii="Times New Roman" w:hAnsi="Times New Roman" w:cs="Times New Roman"/>
+          <w:lang w:val="en-US"/>
+        </w:rPr>
+      </w:pPr>
+    </w:p>
+    <w:p>
+      <w:pPr>
+        <w:rPr>
+          <w:rFonts w:ascii="Times New Roman" w:hAnsi="Times New Roman" w:cs="Times New Roman"/>
+          <w:lang w:val="en-US"/>
+        </w:rPr>
+      </w:pPr>
+      <w:r>
+        <w:rPr>
+          <w:rFonts w:hint="eastAsia" w:ascii="Times New Roman" w:hAnsi="Times New Roman" w:cs="Times New Roman"/>
+          <w:lang w:val="en-US"/>
+        </w:rPr>
+        <w:t>The figure lays its head on the player</w:t>
+      </w:r>
+      <w:r>
+        <w:rPr>
+          <w:rFonts w:ascii="Times New Roman" w:hAnsi="Times New Roman" w:cs="Times New Roman"/>
+          <w:lang w:val="en-US"/>
+        </w:rPr>
+        <w:t>’</w:t>
+      </w:r>
+      <w:r>
+        <w:rPr>
+          <w:rFonts w:hint="eastAsia" w:ascii="Times New Roman" w:hAnsi="Times New Roman" w:cs="Times New Roman"/>
+          <w:lang w:val="en-US"/>
+        </w:rPr>
+        <w:t>s shoulder. This is a process that lasts probably around 5 seconds.</w:t>
+      </w:r>
+    </w:p>
+    <w:p>
+      <w:pPr>
+        <w:rPr>
+          <w:rFonts w:ascii="Times New Roman" w:hAnsi="Times New Roman" w:cs="Times New Roman"/>
+          <w:lang w:val="en-US"/>
+        </w:rPr>
+      </w:pPr>
+      <w:r>
+        <w:rPr>
+          <w:rFonts w:hint="eastAsia" w:ascii="Times New Roman" w:hAnsi="Times New Roman" w:cs="Times New Roman"/>
+          <w:lang w:val="en-US"/>
+        </w:rPr>
+        <w:t>Then the title card pops out.</w:t>
+      </w:r>
+    </w:p>
+    <w:p>
+      <w:pPr>
+        <w:rPr>
+          <w:rFonts w:ascii="Times New Roman" w:hAnsi="Times New Roman" w:cs="Times New Roman"/>
+          <w:lang w:val="en-US"/>
+        </w:rPr>
+      </w:pPr>
+    </w:p>
+    <w:p>
+      <w:pPr>
+        <w:rPr>
+          <w:rFonts w:ascii="Times New Roman" w:hAnsi="Times New Roman" w:cs="Times New Roman"/>
+          <w:lang w:val="en-US"/>
+        </w:rPr>
+      </w:pPr>
+      <w:r>
+        <w:rPr>
+          <w:rFonts w:hint="eastAsia" w:ascii="Times New Roman" w:hAnsi="Times New Roman" w:cs="Times New Roman"/>
+          <w:lang w:val="en-US"/>
+        </w:rPr>
+        <w:t>Title card 1:</w:t>
+      </w:r>
+    </w:p>
+    <w:p>
+      <w:pPr>
+        <w:rPr>
+          <w:rFonts w:ascii="Times New Roman" w:hAnsi="Times New Roman" w:cs="Times New Roman"/>
+          <w:lang w:val="en-US"/>
+        </w:rPr>
+      </w:pPr>
+      <w:r>
+        <w:rPr>
+          <w:rFonts w:ascii="Times New Roman" w:hAnsi="Times New Roman" w:cs="Times New Roman"/>
+          <w:lang w:val="en-US"/>
+        </w:rPr>
+        <w:t>“</w:t>
+      </w:r>
+      <w:r>
+        <w:rPr>
+          <w:rFonts w:hint="eastAsia" w:ascii="Times New Roman" w:hAnsi="Times New Roman" w:cs="Times New Roman"/>
+          <w:lang w:val="en-US"/>
+        </w:rPr>
+        <w:t>I hope I</w:t>
+      </w:r>
+      <w:r>
+        <w:rPr>
+          <w:rFonts w:ascii="Times New Roman" w:hAnsi="Times New Roman" w:cs="Times New Roman"/>
+          <w:lang w:val="en-US"/>
+        </w:rPr>
+        <w:t>’</w:t>
+      </w:r>
+      <w:r>
+        <w:rPr>
+          <w:rFonts w:hint="eastAsia" w:ascii="Times New Roman" w:hAnsi="Times New Roman" w:cs="Times New Roman"/>
+          <w:lang w:val="en-US"/>
+        </w:rPr>
+        <w:t>m not too heavy</w:t>
+      </w:r>
+      <w:r>
+        <w:rPr>
+          <w:rFonts w:ascii="Times New Roman" w:hAnsi="Times New Roman" w:cs="Times New Roman"/>
+          <w:lang w:val="en-US"/>
+        </w:rPr>
+        <w:t>”</w:t>
+      </w:r>
+    </w:p>
+    <w:p>
+      <w:pPr>
+        <w:rPr>
+          <w:rFonts w:ascii="Times New Roman" w:hAnsi="Times New Roman" w:cs="Times New Roman"/>
+          <w:lang w:val="en-US"/>
+        </w:rPr>
+      </w:pPr>
+      <w:r>
+        <w:rPr>
+          <w:rFonts w:hint="eastAsia" w:ascii="Times New Roman" w:hAnsi="Times New Roman" w:cs="Times New Roman"/>
+          <w:lang w:val="en-US"/>
+        </w:rPr>
+        <w:t xml:space="preserve">She </w:t>
+      </w:r>
+      <w:r>
+        <w:rPr>
+          <w:rFonts w:ascii="Times New Roman" w:hAnsi="Times New Roman" w:cs="Times New Roman"/>
+          <w:lang w:val="en-US"/>
+        </w:rPr>
+        <w:t>says.</w:t>
+      </w:r>
+    </w:p>
+    <w:p>
+      <w:pPr>
+        <w:rPr>
+          <w:rFonts w:ascii="Times New Roman" w:hAnsi="Times New Roman" w:cs="Times New Roman"/>
+          <w:lang w:val="en-US"/>
+        </w:rPr>
+      </w:pPr>
+    </w:p>
+    <w:p>
+      <w:pPr>
+        <w:rPr>
+          <w:rFonts w:ascii="Times New Roman" w:hAnsi="Times New Roman" w:cs="Times New Roman"/>
+          <w:lang w:val="en-US"/>
+        </w:rPr>
+      </w:pPr>
+      <w:r>
+        <w:rPr>
+          <w:rFonts w:hint="eastAsia" w:ascii="Times New Roman" w:hAnsi="Times New Roman" w:cs="Times New Roman"/>
+          <w:lang w:val="en-US"/>
+        </w:rPr>
+        <w:t>Title card 2:</w:t>
+      </w:r>
+    </w:p>
+    <w:p>
+      <w:pPr>
+        <w:rPr>
+          <w:rFonts w:ascii="Times New Roman" w:hAnsi="Times New Roman" w:cs="Times New Roman"/>
+          <w:lang w:val="en-US"/>
+        </w:rPr>
+      </w:pPr>
+      <w:r>
+        <w:rPr>
+          <w:rFonts w:ascii="Times New Roman" w:hAnsi="Times New Roman" w:cs="Times New Roman"/>
+          <w:lang w:val="en-US"/>
+        </w:rPr>
+        <w:t>“</w:t>
+      </w:r>
+      <w:r>
+        <w:rPr>
+          <w:rFonts w:hint="eastAsia" w:ascii="Times New Roman" w:hAnsi="Times New Roman" w:cs="Times New Roman"/>
+          <w:lang w:val="en-US"/>
+        </w:rPr>
+        <w:t>You</w:t>
+      </w:r>
+      <w:r>
+        <w:rPr>
+          <w:rFonts w:ascii="Times New Roman" w:hAnsi="Times New Roman" w:cs="Times New Roman"/>
+          <w:lang w:val="en-US"/>
+        </w:rPr>
+        <w:t>’</w:t>
+      </w:r>
+      <w:r>
+        <w:rPr>
+          <w:rFonts w:hint="eastAsia" w:ascii="Times New Roman" w:hAnsi="Times New Roman" w:cs="Times New Roman"/>
+          <w:lang w:val="en-US"/>
+        </w:rPr>
+        <w:t>re not.</w:t>
+      </w:r>
+      <w:r>
+        <w:rPr>
+          <w:rFonts w:ascii="Times New Roman" w:hAnsi="Times New Roman" w:cs="Times New Roman"/>
+          <w:lang w:val="en-US"/>
+        </w:rPr>
+        <w:t>”</w:t>
+      </w:r>
+    </w:p>
+    <w:p>
+      <w:pPr>
+        <w:rPr>
+          <w:rFonts w:ascii="Times New Roman" w:hAnsi="Times New Roman" w:cs="Times New Roman"/>
+          <w:lang w:val="en-US"/>
+        </w:rPr>
+      </w:pPr>
+      <w:r>
+        <w:rPr>
+          <w:rFonts w:hint="eastAsia" w:ascii="Times New Roman" w:hAnsi="Times New Roman" w:cs="Times New Roman"/>
+          <w:lang w:val="en-US"/>
+        </w:rPr>
+        <w:t>I repl</w:t>
+      </w:r>
+      <w:r>
+        <w:rPr>
+          <w:rFonts w:hint="eastAsia" w:ascii="Times New Roman" w:hAnsi="Times New Roman" w:eastAsia="SimSun" w:cs="Times New Roman"/>
+          <w:lang w:val="en-US" w:eastAsia="zh-CN"/>
+        </w:rPr>
+        <w:t>y</w:t>
+      </w:r>
+      <w:r>
+        <w:rPr>
+          <w:rFonts w:hint="eastAsia" w:ascii="Times New Roman" w:hAnsi="Times New Roman" w:cs="Times New Roman"/>
+          <w:lang w:val="en-US"/>
+        </w:rPr>
+        <w:t>.</w:t>
+      </w:r>
+    </w:p>
+    <w:p>
+      <w:pPr>
+        <w:rPr>
+          <w:rFonts w:ascii="Times New Roman" w:hAnsi="Times New Roman" w:cs="Times New Roman"/>
+          <w:lang w:val="en-US"/>
+        </w:rPr>
+      </w:pPr>
+    </w:p>
+    <w:p>
+      <w:pPr>
+        <w:rPr>
+          <w:rFonts w:ascii="Times New Roman" w:hAnsi="Times New Roman" w:cs="Times New Roman"/>
+          <w:lang w:val="en-US"/>
+        </w:rPr>
+      </w:pPr>
+      <w:r>
+        <w:rPr>
+          <w:rFonts w:hint="eastAsia" w:ascii="Times New Roman" w:hAnsi="Times New Roman" w:cs="Times New Roman"/>
+          <w:lang w:val="en-US"/>
+        </w:rPr>
+        <w:t>Title card 3:</w:t>
+      </w:r>
+    </w:p>
+    <w:p>
+      <w:pPr>
+        <w:rPr>
+          <w:rFonts w:ascii="Times New Roman" w:hAnsi="Times New Roman" w:cs="Times New Roman"/>
+          <w:lang w:val="en-US"/>
+        </w:rPr>
+      </w:pPr>
+      <w:r>
+        <w:rPr>
+          <w:rFonts w:hint="eastAsia" w:ascii="Times New Roman" w:hAnsi="Times New Roman" w:cs="Times New Roman"/>
+          <w:lang w:val="en-US"/>
+        </w:rPr>
+        <w:t xml:space="preserve">I wish I </w:t>
+      </w:r>
+      <w:r>
+        <w:rPr>
+          <w:rFonts w:ascii="Times New Roman" w:hAnsi="Times New Roman" w:cs="Times New Roman"/>
+          <w:lang w:val="en-US"/>
+        </w:rPr>
+        <w:t>could</w:t>
+      </w:r>
+      <w:r>
+        <w:rPr>
+          <w:rFonts w:hint="eastAsia" w:ascii="Times New Roman" w:hAnsi="Times New Roman" w:cs="Times New Roman"/>
           <w:lang w:val="en-US"/>
         </w:rPr>
         <w:t xml:space="preserve"> </w:t>
       </w:r>
       <w:r>
         <w:rPr>
-          <w:rFonts w:ascii="Times New Roman" w:hAnsi="Times New Roman" w:cs="Times New Roman" w:hint="eastAsia"/>
-          <w:lang w:val="en-US"/>
-        </w:rPr>
-        <w:t>won</w:t>
-      </w:r>
-      <w:r>
-        <w:rPr>
-          <w:rFonts w:ascii="Times New Roman" w:hAnsi="Times New Roman" w:cs="Times New Roman"/>
-          <w:lang w:val="en-US"/>
-        </w:rPr>
-        <w:t>’</w:t>
-      </w:r>
-      <w:r>
-        <w:rPr>
-          <w:rFonts w:ascii="Times New Roman" w:hAnsi="Times New Roman" w:cs="Times New Roman" w:hint="eastAsia"/>
-          <w:lang w:val="en-US"/>
-        </w:rPr>
-        <w:t>t turn.</w:t>
-      </w:r>
-    </w:p>
-    <w:p>
-      <w:pPr>
-        <w:rPr>
-          <w:rFonts w:ascii="Times New Roman" w:hAnsi="Times New Roman" w:cs="Times New Roman"/>
-          <w:lang w:val="en-US"/>
-        </w:rPr>
-      </w:pPr>
-    </w:p>
-    <w:p>
-      <w:pPr>
-        <w:rPr>
-          <w:rFonts w:ascii="Times New Roman" w:hAnsi="Times New Roman" w:cs="Times New Roman"/>
-          <w:lang w:val="en-US"/>
-        </w:rPr>
-      </w:pPr>
-      <w:r>
-        <w:rPr>
-          <w:rFonts w:ascii="Times New Roman" w:hAnsi="Times New Roman" w:cs="Times New Roman" w:hint="eastAsia"/>
-          <w:lang w:val="en-US"/>
-        </w:rPr>
-        <w:t>The typewriting sound halts. When the player is turn left into the lane and when the try to rotate the camera back, they automatically gets fixated back to face the front, where on the end of this lane stands a ticket machine. If the player turns right, the figure will be gone and on the right lane lies fog. When the walk out of the fog they get back to the start of the divergence.</w:t>
-      </w:r>
-    </w:p>
-    <w:p>
-      <w:pPr>
-        <w:rPr>
-          <w:rFonts w:ascii="Times New Roman" w:hAnsi="Times New Roman" w:cs="Times New Roman"/>
-          <w:lang w:val="en-US"/>
-        </w:rPr>
-      </w:pPr>
-    </w:p>
-    <w:p>
-      <w:pPr>
-        <w:rPr>
-          <w:rFonts w:ascii="Times New Roman" w:hAnsi="Times New Roman" w:cs="Times New Roman"/>
-          <w:lang w:val="en-US"/>
-        </w:rPr>
-      </w:pPr>
-      <w:r>
-        <w:rPr>
-          <w:rFonts w:ascii="Times New Roman" w:hAnsi="Times New Roman" w:cs="Times New Roman" w:hint="eastAsia"/>
-          <w:lang w:val="en-US"/>
-        </w:rPr>
-        <w:t>When the player walks down the left lane and get the ticket, the ticket will be shown in the middle of the screen and it transits back to the train station, when the book is opened. The only difference is that the slot right now is filled and the player has turned 60 degrees.</w:t>
-      </w:r>
-    </w:p>
-    <w:p>
-      <w:pPr>
-        <w:rPr>
-          <w:rFonts w:ascii="Times New Roman" w:hAnsi="Times New Roman" w:cs="Times New Roman"/>
-          <w:lang w:val="en-US"/>
-        </w:rPr>
-      </w:pPr>
-    </w:p>
-    <w:p>
-      <w:pPr>
-        <w:rPr>
-          <w:rFonts w:ascii="Times New Roman" w:hAnsi="Times New Roman" w:cs="Times New Roman"/>
-          <w:lang w:val="en-US"/>
-        </w:rPr>
-      </w:pPr>
-    </w:p>
-    <w:p>
-      <w:pPr>
-        <w:rPr>
-          <w:rFonts w:ascii="Times New Roman" w:hAnsi="Times New Roman" w:cs="Times New Roman"/>
-          <w:lang w:val="en-US"/>
-        </w:rPr>
-      </w:pPr>
-    </w:p>
-    <w:p>
-      <w:pPr>
-        <w:rPr>
-          <w:rFonts w:ascii="Times New Roman" w:hAnsi="Times New Roman" w:cs="Times New Roman"/>
-          <w:b/>
-          <w:bCs/>
-          <w:lang w:val="en-US"/>
-        </w:rPr>
-      </w:pPr>
-      <w:r>
-        <w:rPr>
-          <w:rFonts w:ascii="Times New Roman" w:hAnsi="Times New Roman" w:cs="Times New Roman" w:hint="eastAsia"/>
-          <w:b/>
-          <w:bCs/>
-          <w:lang w:val="en-US"/>
-        </w:rPr>
-        <w:lastRenderedPageBreak/>
-        <w:t>Level 3: Memory2: Head on shoulder</w:t>
-      </w:r>
-    </w:p>
-    <w:p>
-      <w:pPr>
-        <w:rPr>
-          <w:rFonts w:ascii="Times New Roman" w:hAnsi="Times New Roman" w:cs="Times New Roman"/>
-          <w:b/>
-          <w:bCs/>
-          <w:lang w:val="en-US"/>
-        </w:rPr>
-      </w:pPr>
-    </w:p>
-    <w:p>
-      <w:pPr>
-        <w:rPr>
-          <w:rFonts w:ascii="Times New Roman" w:hAnsi="Times New Roman" w:cs="Times New Roman"/>
-          <w:lang w:val="en-US"/>
-        </w:rPr>
-      </w:pPr>
-      <w:r>
-        <w:rPr>
-          <w:rFonts w:ascii="Times New Roman" w:hAnsi="Times New Roman" w:cs="Times New Roman" w:hint="eastAsia"/>
-          <w:lang w:val="en-US"/>
-        </w:rPr>
-        <w:t>When the player flips the page from right to left with the mouse (click and drag, or maybe just click on the next page. They see same stuff as the first page. It</w:t>
-      </w:r>
-      <w:r>
-        <w:rPr>
-          <w:rFonts w:ascii="Times New Roman" w:hAnsi="Times New Roman" w:cs="Times New Roman"/>
-          <w:lang w:val="en-US"/>
-        </w:rPr>
-        <w:t>’</w:t>
-      </w:r>
-      <w:r>
-        <w:rPr>
-          <w:rFonts w:ascii="Times New Roman" w:hAnsi="Times New Roman" w:cs="Times New Roman" w:hint="eastAsia"/>
-          <w:lang w:val="en-US"/>
-        </w:rPr>
-        <w:t xml:space="preserve">s just that every collected ticket is broken in half. </w:t>
-      </w:r>
-    </w:p>
-    <w:p>
-      <w:pPr>
-        <w:rPr>
-          <w:rFonts w:ascii="Times New Roman" w:hAnsi="Times New Roman" w:cs="Times New Roman"/>
-          <w:lang w:val="en-US"/>
-        </w:rPr>
-      </w:pPr>
-      <w:r>
-        <w:rPr>
-          <w:rFonts w:ascii="Times New Roman" w:hAnsi="Times New Roman" w:cs="Times New Roman" w:hint="eastAsia"/>
-          <w:lang w:val="en-US"/>
-        </w:rPr>
-        <w:t>The player enter the memory 2 when clicking onto the empty slot</w:t>
-      </w:r>
-    </w:p>
-    <w:p>
-      <w:pPr>
-        <w:rPr>
-          <w:rFonts w:ascii="Times New Roman" w:hAnsi="Times New Roman" w:cs="Times New Roman"/>
-          <w:lang w:val="en-US"/>
-        </w:rPr>
-      </w:pPr>
-    </w:p>
-    <w:p>
-      <w:pPr>
-        <w:rPr>
-          <w:rFonts w:ascii="Times New Roman" w:hAnsi="Times New Roman" w:cs="Times New Roman"/>
-          <w:lang w:val="en-US"/>
-        </w:rPr>
-      </w:pPr>
-      <w:r>
-        <w:rPr>
-          <w:rFonts w:ascii="Times New Roman" w:hAnsi="Times New Roman" w:cs="Times New Roman" w:hint="eastAsia"/>
-          <w:lang w:val="en-US"/>
-        </w:rPr>
-        <w:t>The player starts as first person by a seat under a light. The seat can be three types: theatre seat in front of a screen, bus seat next to a window and a bench in the park.</w:t>
-      </w:r>
-    </w:p>
-    <w:p>
-      <w:pPr>
-        <w:rPr>
-          <w:rFonts w:ascii="Times New Roman" w:hAnsi="Times New Roman" w:cs="Times New Roman"/>
-          <w:lang w:val="en-US"/>
-        </w:rPr>
-      </w:pPr>
-    </w:p>
-    <w:p>
-      <w:pPr>
-        <w:rPr>
-          <w:rFonts w:ascii="Times New Roman" w:hAnsi="Times New Roman" w:cs="Times New Roman"/>
-          <w:lang w:val="en-US"/>
-        </w:rPr>
-      </w:pPr>
-      <w:r>
-        <w:rPr>
-          <w:rFonts w:ascii="Times New Roman" w:hAnsi="Times New Roman" w:cs="Times New Roman" w:hint="eastAsia"/>
-          <w:lang w:val="en-US"/>
-        </w:rPr>
-        <w:t>The player can only turn their camera slightly and can see the holding hands from the right. When the click onto the bench and take a seat, the camera zooms out into third person.</w:t>
-      </w:r>
-    </w:p>
-    <w:p>
-      <w:pPr>
-        <w:rPr>
-          <w:rFonts w:ascii="Times New Roman" w:hAnsi="Times New Roman" w:cs="Times New Roman"/>
-          <w:lang w:val="en-US"/>
-        </w:rPr>
-      </w:pPr>
-    </w:p>
-    <w:p>
-      <w:pPr>
-        <w:rPr>
-          <w:rFonts w:ascii="Times New Roman" w:hAnsi="Times New Roman" w:cs="Times New Roman"/>
-          <w:lang w:val="en-US"/>
-        </w:rPr>
-      </w:pPr>
-      <w:r>
-        <w:rPr>
-          <w:rFonts w:ascii="Times New Roman" w:hAnsi="Times New Roman" w:cs="Times New Roman" w:hint="eastAsia"/>
-          <w:lang w:val="en-US"/>
-        </w:rPr>
-        <w:t>The figure lays its head on the player</w:t>
-      </w:r>
-      <w:r>
-        <w:rPr>
-          <w:rFonts w:ascii="Times New Roman" w:hAnsi="Times New Roman" w:cs="Times New Roman"/>
-          <w:lang w:val="en-US"/>
-        </w:rPr>
-        <w:t>’</w:t>
-      </w:r>
-      <w:r>
-        <w:rPr>
-          <w:rFonts w:ascii="Times New Roman" w:hAnsi="Times New Roman" w:cs="Times New Roman" w:hint="eastAsia"/>
-          <w:lang w:val="en-US"/>
-        </w:rPr>
-        <w:t>s shoulder. This is a process that lasts probably around 5 seconds.</w:t>
-      </w:r>
-    </w:p>
-    <w:p>
-      <w:pPr>
-        <w:rPr>
-          <w:rFonts w:ascii="Times New Roman" w:hAnsi="Times New Roman" w:cs="Times New Roman"/>
-          <w:lang w:val="en-US"/>
-        </w:rPr>
-      </w:pPr>
-      <w:r>
-        <w:rPr>
-          <w:rFonts w:ascii="Times New Roman" w:hAnsi="Times New Roman" w:cs="Times New Roman" w:hint="eastAsia"/>
-          <w:lang w:val="en-US"/>
-        </w:rPr>
-        <w:t>Then the title card pops out.</w:t>
-      </w:r>
-    </w:p>
-    <w:p>
-      <w:pPr>
-        <w:rPr>
-          <w:rFonts w:ascii="Times New Roman" w:hAnsi="Times New Roman" w:cs="Times New Roman"/>
-          <w:lang w:val="en-US"/>
-        </w:rPr>
-      </w:pPr>
-    </w:p>
-    <w:p>
-      <w:pPr>
-        <w:rPr>
-          <w:rFonts w:ascii="Times New Roman" w:hAnsi="Times New Roman" w:cs="Times New Roman"/>
-          <w:lang w:val="en-US"/>
-        </w:rPr>
-      </w:pPr>
-      <w:r>
-        <w:rPr>
-          <w:rFonts w:ascii="Times New Roman" w:hAnsi="Times New Roman" w:cs="Times New Roman" w:hint="eastAsia"/>
-          <w:lang w:val="en-US"/>
-        </w:rPr>
-        <w:t>Title card 1:</w:t>
-      </w:r>
-    </w:p>
-    <w:p>
-      <w:pPr>
-        <w:rPr>
-          <w:rFonts w:ascii="Times New Roman" w:hAnsi="Times New Roman" w:cs="Times New Roman"/>
-          <w:lang w:val="en-US"/>
-        </w:rPr>
-      </w:pPr>
-      <w:r>
-        <w:rPr>
-          <w:rFonts w:ascii="Times New Roman" w:hAnsi="Times New Roman" w:cs="Times New Roman"/>
-          <w:lang w:val="en-US"/>
-        </w:rPr>
-        <w:t>“</w:t>
-      </w:r>
-      <w:r>
-        <w:rPr>
-          <w:rFonts w:ascii="Times New Roman" w:hAnsi="Times New Roman" w:cs="Times New Roman" w:hint="eastAsia"/>
-          <w:lang w:val="en-US"/>
-        </w:rPr>
-        <w:t>I hope I</w:t>
-      </w:r>
-      <w:r>
-        <w:rPr>
-          <w:rFonts w:ascii="Times New Roman" w:hAnsi="Times New Roman" w:cs="Times New Roman"/>
-          <w:lang w:val="en-US"/>
-        </w:rPr>
-        <w:t>’</w:t>
-      </w:r>
-      <w:r>
-        <w:rPr>
-          <w:rFonts w:ascii="Times New Roman" w:hAnsi="Times New Roman" w:cs="Times New Roman" w:hint="eastAsia"/>
-          <w:lang w:val="en-US"/>
-        </w:rPr>
-        <w:t>m not too heavy</w:t>
-      </w:r>
-      <w:r>
-        <w:rPr>
-          <w:rFonts w:ascii="Times New Roman" w:hAnsi="Times New Roman" w:cs="Times New Roman"/>
-          <w:lang w:val="en-US"/>
-        </w:rPr>
-        <w:t>”</w:t>
-      </w:r>
-    </w:p>
-    <w:p>
-      <w:pPr>
-        <w:rPr>
-          <w:rFonts w:ascii="Times New Roman" w:hAnsi="Times New Roman" w:cs="Times New Roman"/>
-          <w:lang w:val="en-US"/>
-        </w:rPr>
-      </w:pPr>
-      <w:r>
-        <w:rPr>
-          <w:rFonts w:ascii="Times New Roman" w:hAnsi="Times New Roman" w:cs="Times New Roman" w:hint="eastAsia"/>
-          <w:lang w:val="en-US"/>
-        </w:rPr>
-        <w:t xml:space="preserve">She </w:t>
-      </w:r>
-      <w:r>
-        <w:rPr>
-          <w:rFonts w:ascii="Times New Roman" w:hAnsi="Times New Roman" w:cs="Times New Roman"/>
-          <w:lang w:val="en-US"/>
-        </w:rPr>
-        <w:t>says.</w:t>
-      </w:r>
-    </w:p>
-    <w:p>
-      <w:pPr>
-        <w:rPr>
-          <w:rFonts w:ascii="Times New Roman" w:hAnsi="Times New Roman" w:cs="Times New Roman"/>
-          <w:lang w:val="en-US"/>
-        </w:rPr>
-      </w:pPr>
-    </w:p>
-    <w:p>
-      <w:pPr>
-        <w:rPr>
-          <w:rFonts w:ascii="Times New Roman" w:hAnsi="Times New Roman" w:cs="Times New Roman"/>
-          <w:lang w:val="en-US"/>
-        </w:rPr>
-      </w:pPr>
-      <w:r>
-        <w:rPr>
-          <w:rFonts w:ascii="Times New Roman" w:hAnsi="Times New Roman" w:cs="Times New Roman" w:hint="eastAsia"/>
-          <w:lang w:val="en-US"/>
-        </w:rPr>
-        <w:t>Title card 2:</w:t>
-      </w:r>
-    </w:p>
-    <w:p>
-      <w:pPr>
-        <w:rPr>
-          <w:rFonts w:ascii="Times New Roman" w:hAnsi="Times New Roman" w:cs="Times New Roman"/>
-          <w:lang w:val="en-US"/>
-        </w:rPr>
-      </w:pPr>
-      <w:r>
-        <w:rPr>
-          <w:rFonts w:ascii="Times New Roman" w:hAnsi="Times New Roman" w:cs="Times New Roman"/>
-          <w:lang w:val="en-US"/>
-        </w:rPr>
-        <w:t>“</w:t>
-      </w:r>
-      <w:r>
-        <w:rPr>
-          <w:rFonts w:ascii="Times New Roman" w:hAnsi="Times New Roman" w:cs="Times New Roman" w:hint="eastAsia"/>
-          <w:lang w:val="en-US"/>
-        </w:rPr>
-        <w:t>You</w:t>
-      </w:r>
-      <w:r>
-        <w:rPr>
-          <w:rFonts w:ascii="Times New Roman" w:hAnsi="Times New Roman" w:cs="Times New Roman"/>
-          <w:lang w:val="en-US"/>
-        </w:rPr>
-        <w:t>’</w:t>
-      </w:r>
-      <w:r>
-        <w:rPr>
-          <w:rFonts w:ascii="Times New Roman" w:hAnsi="Times New Roman" w:cs="Times New Roman" w:hint="eastAsia"/>
-          <w:lang w:val="en-US"/>
-        </w:rPr>
-        <w:t>re not.</w:t>
-      </w:r>
-      <w:r>
-        <w:rPr>
-          <w:rFonts w:ascii="Times New Roman" w:hAnsi="Times New Roman" w:cs="Times New Roman"/>
-          <w:lang w:val="en-US"/>
-        </w:rPr>
-        <w:t>”</w:t>
-      </w:r>
-    </w:p>
-    <w:p>
-      <w:pPr>
-        <w:rPr>
-          <w:rFonts w:ascii="Times New Roman" w:hAnsi="Times New Roman" w:cs="Times New Roman"/>
-          <w:lang w:val="en-US"/>
-        </w:rPr>
-      </w:pPr>
-      <w:r>
-        <w:rPr>
-          <w:rFonts w:ascii="Times New Roman" w:hAnsi="Times New Roman" w:cs="Times New Roman" w:hint="eastAsia"/>
-          <w:lang w:val="en-US"/>
-        </w:rPr>
-        <w:t>I replied.</w:t>
-      </w:r>
-    </w:p>
-    <w:p>
-      <w:pPr>
-        <w:rPr>
-          <w:rFonts w:ascii="Times New Roman" w:hAnsi="Times New Roman" w:cs="Times New Roman"/>
-          <w:lang w:val="en-US"/>
-        </w:rPr>
-      </w:pPr>
-    </w:p>
-    <w:p>
-      <w:pPr>
-        <w:rPr>
-          <w:rFonts w:ascii="Times New Roman" w:hAnsi="Times New Roman" w:cs="Times New Roman"/>
-          <w:lang w:val="en-US"/>
-        </w:rPr>
-      </w:pPr>
-      <w:r>
-        <w:rPr>
-          <w:rFonts w:ascii="Times New Roman" w:hAnsi="Times New Roman" w:cs="Times New Roman" w:hint="eastAsia"/>
-          <w:lang w:val="en-US"/>
-        </w:rPr>
-        <w:t>Title card 3:</w:t>
-      </w:r>
-    </w:p>
-    <w:p>
-      <w:pPr>
-        <w:rPr>
-          <w:rFonts w:ascii="Times New Roman" w:hAnsi="Times New Roman" w:cs="Times New Roman"/>
-          <w:lang w:val="en-US"/>
-        </w:rPr>
-      </w:pPr>
-      <w:r>
-        <w:rPr>
-          <w:rFonts w:ascii="Times New Roman" w:hAnsi="Times New Roman" w:cs="Times New Roman" w:hint="eastAsia"/>
-          <w:lang w:val="en-US"/>
-        </w:rPr>
-        <w:t xml:space="preserve">I wish I </w:t>
-      </w:r>
-      <w:r>
-        <w:rPr>
-          <w:rFonts w:ascii="Times New Roman" w:hAnsi="Times New Roman" w:cs="Times New Roman"/>
-          <w:lang w:val="en-US"/>
-        </w:rPr>
-        <w:t>could</w:t>
-      </w:r>
-      <w:r>
-        <w:rPr>
-          <w:rFonts w:ascii="Times New Roman" w:hAnsi="Times New Roman" w:cs="Times New Roman" w:hint="eastAsia"/>
-          <w:lang w:val="en-US"/>
-        </w:rPr>
-        <w:t xml:space="preserve"> support </w:t>
-      </w:r>
-      <w:r>
-        <w:rPr>
-          <w:rFonts w:ascii="Times New Roman" w:hAnsi="Times New Roman" w:cs="Times New Roman"/>
-          <w:lang w:val="en-US"/>
-        </w:rPr>
-        <w:t xml:space="preserve">her </w:t>
-      </w:r>
-      <w:r>
-        <w:rPr>
-          <w:rFonts w:ascii="Times New Roman" w:hAnsi="Times New Roman" w:cs="Times New Roman" w:hint="eastAsia"/>
+          <w:rFonts w:hint="eastAsia" w:ascii="Times New Roman" w:hAnsi="Times New Roman" w:eastAsia="SimSun" w:cs="Times New Roman"/>
+          <w:lang w:val="en-US" w:eastAsia="zh-CN"/>
+        </w:rPr>
+        <w:t xml:space="preserve">stand </w:t>
+      </w:r>
+      <w:r>
+        <w:rPr>
+          <w:rFonts w:hint="eastAsia" w:ascii="Times New Roman" w:hAnsi="Times New Roman" w:cs="Times New Roman"/>
           <w:lang w:val="en-US"/>
         </w:rPr>
         <w:t>longer.</w:t>
@@ -3253,50 +3418,28 @@
     <w:p>
       <w:pPr>
         <w:rPr>
-          <w:rFonts w:ascii="Times New Roman" w:hAnsi="Times New Roman" w:cs="Times New Roman"/>
-          <w:lang w:val="en-US"/>
-        </w:rPr>
-      </w:pPr>
-      <w:r>
-        <w:rPr>
-          <w:rFonts w:ascii="Times New Roman" w:hAnsi="Times New Roman" w:cs="Times New Roman" w:hint="eastAsia"/>
-          <w:lang w:val="en-US"/>
-        </w:rPr>
-        <w:t>But it just won</w:t>
-      </w:r>
-      <w:r>
-        <w:rPr>
-          <w:rFonts w:ascii="Times New Roman" w:hAnsi="Times New Roman" w:cs="Times New Roman"/>
-          <w:lang w:val="en-US"/>
-        </w:rPr>
-        <w:t>’</w:t>
-      </w:r>
-      <w:r>
-        <w:rPr>
-          <w:rFonts w:ascii="Times New Roman" w:hAnsi="Times New Roman" w:cs="Times New Roman" w:hint="eastAsia"/>
-          <w:lang w:val="en-US"/>
-        </w:rPr>
-        <w:t>t hold.</w:t>
-      </w:r>
-    </w:p>
-    <w:p>
-      <w:pPr>
-        <w:rPr>
-          <w:rFonts w:ascii="Times New Roman" w:hAnsi="Times New Roman" w:cs="Times New Roman"/>
-          <w:lang w:val="en-US"/>
-        </w:rPr>
-      </w:pPr>
-    </w:p>
-    <w:p>
-      <w:pPr>
-        <w:rPr>
-          <w:rFonts w:ascii="Times New Roman" w:hAnsi="Times New Roman" w:cs="Times New Roman"/>
-          <w:lang w:val="en-US"/>
-        </w:rPr>
-      </w:pPr>
-      <w:r>
-        <w:rPr>
-          <w:rFonts w:ascii="Times New Roman" w:hAnsi="Times New Roman" w:cs="Times New Roman" w:hint="eastAsia"/>
+          <w:rFonts w:hint="default" w:ascii="Times New Roman" w:hAnsi="Times New Roman" w:eastAsia="SimSun" w:cs="Times New Roman"/>
+          <w:lang w:val="en-US" w:eastAsia="zh-CN"/>
+        </w:rPr>
+      </w:pPr>
+      <w:r>
+        <w:rPr>
+          <w:rFonts w:hint="eastAsia" w:ascii="Times New Roman" w:hAnsi="Times New Roman" w:eastAsia="SimSun" w:cs="Times New Roman"/>
+          <w:lang w:val="en-US" w:eastAsia="zh-CN"/>
+        </w:rPr>
+        <w:t>I tell myself</w:t>
+      </w:r>
+    </w:p>
+    <w:p>
+      <w:pPr>
+        <w:rPr>
+          <w:rFonts w:ascii="Times New Roman" w:hAnsi="Times New Roman" w:cs="Times New Roman"/>
+          <w:lang w:val="en-US"/>
+        </w:rPr>
+      </w:pPr>
+      <w:r>
+        <w:rPr>
+          <w:rFonts w:hint="eastAsia" w:ascii="Times New Roman" w:hAnsi="Times New Roman" w:cs="Times New Roman"/>
           <w:lang w:val="en-US"/>
         </w:rPr>
         <w:t xml:space="preserve">After the title card ends, the scene switches to 2D. Dark background. A ball drops into a platform of geometric shapes. The player uses the mouse movement to control the left and right rotation of the platform. But the platform shakes more more until the ball uncontrollably falls off the platform. The whole 2D screen shatters at this moment. </w:t>
@@ -3319,7 +3462,7 @@
       </w:pPr>
       <w:r>
         <w:rPr>
-          <w:rFonts w:ascii="Times New Roman" w:hAnsi="Times New Roman" w:cs="Times New Roman" w:hint="eastAsia"/>
+          <w:rFonts w:hint="eastAsia" w:ascii="Times New Roman" w:hAnsi="Times New Roman" w:cs="Times New Roman"/>
           <w:lang w:val="en-US"/>
         </w:rPr>
         <w:t>The player returns back into the 3D scene and notices the broken ticket on the seat. The figure is already gone. Upon picked up, the player returns back into the train station and the slot is taken. Repetitions happen when the click on the other empty slots. They have already turned 60 more degrees from the train</w:t>
@@ -3374,7 +3517,7 @@
       </w:pPr>
       <w:r>
         <w:rPr>
-          <w:rFonts w:ascii="Times New Roman" w:hAnsi="Times New Roman" w:cs="Times New Roman" w:hint="eastAsia"/>
+          <w:rFonts w:hint="eastAsia" w:ascii="Times New Roman" w:hAnsi="Times New Roman" w:cs="Times New Roman"/>
           <w:lang w:val="en-US"/>
         </w:rPr>
         <w:t xml:space="preserve">  </w:t>
@@ -3382,12 +3525,12 @@
     </w:p>
     <w:p>
       <w:pPr>
-        <w:pStyle w:val="Heading2"/>
+        <w:pStyle w:val="3"/>
         <w:keepNext w:val="0"/>
         <w:keepLines w:val="0"/>
         <w:spacing w:before="0" w:after="0" w:line="408" w:lineRule="auto"/>
         <w:rPr>
-          <w:rFonts w:ascii="Times New Roman" w:eastAsia="SimSun" w:hAnsi="Times New Roman" w:cs="Times New Roman"/>
+          <w:rFonts w:ascii="Times New Roman" w:hAnsi="Times New Roman" w:eastAsia="SimSun" w:cs="Times New Roman"/>
           <w:b/>
           <w:color w:val="1A1A1A"/>
           <w:lang w:val="en-US"/>
@@ -3397,7 +3540,7 @@
     <w:p>
       <w:pPr>
         <w:rPr>
-          <w:rFonts w:ascii="Times New Roman" w:eastAsia="SimSun" w:hAnsi="Times New Roman" w:cs="Times New Roman"/>
+          <w:rFonts w:ascii="Times New Roman" w:hAnsi="Times New Roman" w:eastAsia="SimSun" w:cs="Times New Roman"/>
           <w:b/>
           <w:color w:val="1A1A1A"/>
           <w:lang w:val="en-US"/>
@@ -3415,12 +3558,11 @@
       </w:pPr>
       <w:r>
         <w:rPr>
-          <w:rFonts w:ascii="Times New Roman" w:hAnsi="Times New Roman" w:cs="Times New Roman" w:hint="eastAsia"/>
+          <w:rFonts w:hint="eastAsia" w:ascii="Times New Roman" w:hAnsi="Times New Roman" w:cs="Times New Roman"/>
           <w:b/>
           <w:bCs/>
           <w:lang w:val="en-US"/>
         </w:rPr>
-        <w:lastRenderedPageBreak/>
         <w:t>Level 4: Memory3: Chasing butterfly</w:t>
       </w:r>
     </w:p>
@@ -3443,7 +3585,7 @@
       </w:pPr>
       <w:r>
         <w:rPr>
-          <w:rFonts w:ascii="Times New Roman" w:hAnsi="Times New Roman" w:cs="Times New Roman" w:hint="eastAsia"/>
+          <w:rFonts w:hint="eastAsia" w:ascii="Times New Roman" w:hAnsi="Times New Roman" w:cs="Times New Roman"/>
           <w:lang w:val="en-US"/>
         </w:rPr>
         <w:t xml:space="preserve">When the player flips another page and click on the collected tickets, the tickets are apparently fake, hand-made replicates. They enter the scene by clicking on the empty slot. </w:t>
@@ -3466,7 +3608,7 @@
       </w:pPr>
       <w:r>
         <w:rPr>
-          <w:rFonts w:ascii="Times New Roman" w:hAnsi="Times New Roman" w:cs="Times New Roman" w:hint="eastAsia"/>
+          <w:rFonts w:hint="eastAsia" w:ascii="Times New Roman" w:hAnsi="Times New Roman" w:cs="Times New Roman"/>
           <w:lang w:val="en-US"/>
         </w:rPr>
         <w:t xml:space="preserve">The player and the figure (holding hands) appear under a pinkish open environment similar to a small garden. </w:t>
@@ -3489,7 +3631,7 @@
       </w:pPr>
       <w:r>
         <w:rPr>
-          <w:rFonts w:ascii="Times New Roman" w:hAnsi="Times New Roman" w:cs="Times New Roman" w:hint="eastAsia"/>
+          <w:rFonts w:hint="eastAsia" w:ascii="Times New Roman" w:hAnsi="Times New Roman" w:cs="Times New Roman"/>
           <w:lang w:val="en-US"/>
         </w:rPr>
         <w:t xml:space="preserve">A butterfly takes off and make a trial in the air, then lands on a bush in a distance. </w:t>
@@ -3512,7 +3654,7 @@
       </w:pPr>
       <w:r>
         <w:rPr>
-          <w:rFonts w:ascii="Times New Roman" w:hAnsi="Times New Roman" w:cs="Times New Roman" w:hint="eastAsia"/>
+          <w:rFonts w:hint="eastAsia" w:ascii="Times New Roman" w:hAnsi="Times New Roman" w:cs="Times New Roman"/>
           <w:lang w:val="en-US"/>
         </w:rPr>
         <w:t>Title card pops up:</w:t>
@@ -3535,7 +3677,7 @@
       </w:pPr>
       <w:r>
         <w:rPr>
-          <w:rFonts w:ascii="Times New Roman" w:hAnsi="Times New Roman" w:cs="Times New Roman" w:hint="eastAsia"/>
+          <w:rFonts w:hint="eastAsia" w:ascii="Times New Roman" w:hAnsi="Times New Roman" w:cs="Times New Roman"/>
           <w:lang w:val="en-US"/>
         </w:rPr>
         <w:t>Title card 1:</w:t>
@@ -3557,7 +3699,7 @@
       </w:r>
       <w:r>
         <w:rPr>
-          <w:rFonts w:ascii="Times New Roman" w:hAnsi="Times New Roman" w:cs="Times New Roman" w:hint="eastAsia"/>
+          <w:rFonts w:hint="eastAsia" w:ascii="Times New Roman" w:hAnsi="Times New Roman" w:cs="Times New Roman"/>
           <w:lang w:val="en-US"/>
         </w:rPr>
         <w:t>It</w:t>
@@ -3571,7 +3713,7 @@
       </w:r>
       <w:r>
         <w:rPr>
-          <w:rFonts w:ascii="Times New Roman" w:hAnsi="Times New Roman" w:cs="Times New Roman" w:hint="eastAsia"/>
+          <w:rFonts w:hint="eastAsia" w:ascii="Times New Roman" w:hAnsi="Times New Roman" w:cs="Times New Roman"/>
           <w:lang w:val="en-US"/>
         </w:rPr>
         <w:t>s so beautiful</w:t>
@@ -3593,7 +3735,7 @@
       </w:pPr>
       <w:r>
         <w:rPr>
-          <w:rFonts w:ascii="Times New Roman" w:hAnsi="Times New Roman" w:cs="Times New Roman" w:hint="eastAsia"/>
+          <w:rFonts w:hint="eastAsia" w:ascii="Times New Roman" w:hAnsi="Times New Roman" w:cs="Times New Roman"/>
           <w:lang w:val="en-US"/>
         </w:rPr>
         <w:t xml:space="preserve">She </w:t>
@@ -3607,7 +3749,7 @@
       </w:r>
       <w:r>
         <w:rPr>
-          <w:rFonts w:ascii="Times New Roman" w:hAnsi="Times New Roman" w:cs="Times New Roman" w:hint="eastAsia"/>
+          <w:rFonts w:hint="eastAsia" w:ascii="Times New Roman" w:hAnsi="Times New Roman" w:cs="Times New Roman"/>
           <w:lang w:val="en-US"/>
         </w:rPr>
         <w:t>.</w:t>
@@ -3630,7 +3772,7 @@
       </w:pPr>
       <w:r>
         <w:rPr>
-          <w:rFonts w:ascii="Times New Roman" w:hAnsi="Times New Roman" w:cs="Times New Roman" w:hint="eastAsia"/>
+          <w:rFonts w:hint="eastAsia" w:ascii="Times New Roman" w:hAnsi="Times New Roman" w:cs="Times New Roman"/>
           <w:lang w:val="en-US"/>
         </w:rPr>
         <w:t>Title card 2</w:t>
@@ -3645,296 +3787,461 @@
       </w:pPr>
       <w:r>
         <w:rPr>
-          <w:rFonts w:ascii="Times New Roman" w:hAnsi="Times New Roman" w:cs="Times New Roman" w:hint="eastAsia"/>
+          <w:rFonts w:hint="eastAsia" w:ascii="Times New Roman" w:hAnsi="Times New Roman" w:cs="Times New Roman"/>
+          <w:lang w:val="en-US"/>
+        </w:rPr>
+        <w:t xml:space="preserve">“I wish </w:t>
+      </w:r>
+      <w:r>
+        <w:rPr>
+          <w:rFonts w:hint="eastAsia" w:ascii="Times New Roman" w:hAnsi="Times New Roman" w:eastAsia="SimSun" w:cs="Times New Roman"/>
+          <w:lang w:val="en-US" w:eastAsia="zh-CN"/>
+        </w:rPr>
+        <w:t>I</w:t>
+      </w:r>
+      <w:r>
+        <w:rPr>
+          <w:rFonts w:hint="eastAsia" w:ascii="Times New Roman" w:hAnsi="Times New Roman" w:cs="Times New Roman"/>
+          <w:lang w:val="en-US"/>
+        </w:rPr>
+        <w:t xml:space="preserve"> </w:t>
+      </w:r>
+      <w:r>
+        <w:rPr>
+          <w:rFonts w:ascii="Times New Roman" w:hAnsi="Times New Roman" w:cs="Times New Roman"/>
+          <w:lang w:val="en-US"/>
+        </w:rPr>
+        <w:t>could get a closer look”</w:t>
+      </w:r>
+    </w:p>
+    <w:p>
+      <w:pPr>
+        <w:rPr>
+          <w:rFonts w:ascii="Times New Roman" w:hAnsi="Times New Roman" w:cs="Times New Roman"/>
+          <w:lang w:val="en-US"/>
+        </w:rPr>
+      </w:pPr>
+      <w:r>
+        <w:rPr>
+          <w:rFonts w:hint="eastAsia" w:ascii="Times New Roman" w:hAnsi="Times New Roman" w:cs="Times New Roman"/>
+          <w:lang w:val="en-US"/>
+        </w:rPr>
+        <w:t xml:space="preserve">I </w:t>
+      </w:r>
+      <w:r>
+        <w:rPr>
+          <w:rFonts w:hint="eastAsia" w:ascii="Times New Roman" w:hAnsi="Times New Roman" w:eastAsia="SimSun" w:cs="Times New Roman"/>
+          <w:lang w:val="en-US" w:eastAsia="zh-CN"/>
+        </w:rPr>
+        <w:t>tell myself</w:t>
+      </w:r>
+      <w:r>
+        <w:rPr>
+          <w:rFonts w:hint="eastAsia" w:ascii="Times New Roman" w:hAnsi="Times New Roman" w:cs="Times New Roman"/>
+          <w:lang w:val="en-US"/>
+        </w:rPr>
+        <w:t>.</w:t>
+      </w:r>
+    </w:p>
+    <w:p>
+      <w:pPr>
+        <w:rPr>
+          <w:rFonts w:ascii="Times New Roman" w:hAnsi="Times New Roman" w:cs="Times New Roman"/>
+          <w:lang w:val="en-US"/>
+        </w:rPr>
+      </w:pPr>
+    </w:p>
+    <w:p>
+      <w:pPr>
+        <w:rPr>
+          <w:rFonts w:ascii="Times New Roman" w:hAnsi="Times New Roman" w:cs="Times New Roman"/>
+          <w:lang w:val="en-US"/>
+        </w:rPr>
+      </w:pPr>
+      <w:r>
+        <w:rPr>
+          <w:rFonts w:hint="eastAsia" w:ascii="Times New Roman" w:hAnsi="Times New Roman" w:cs="Times New Roman"/>
+          <w:lang w:val="en-US"/>
+        </w:rPr>
+        <w:t xml:space="preserve">The player presses SPACE key repeatedly to approach the butterfly. Upon the approach, the butterfly takes flight again and lands on another bush. Same thing happens until the butterfly lands on the third bush and player has been pressing at an intense speed. </w:t>
+      </w:r>
+    </w:p>
+    <w:p>
+      <w:pPr>
+        <w:rPr>
+          <w:rFonts w:ascii="Times New Roman" w:hAnsi="Times New Roman" w:cs="Times New Roman"/>
+          <w:lang w:val="en-US"/>
+        </w:rPr>
+      </w:pPr>
+    </w:p>
+    <w:p>
+      <w:pPr>
+        <w:rPr>
+          <w:rFonts w:ascii="Times New Roman" w:hAnsi="Times New Roman" w:cs="Times New Roman"/>
+          <w:lang w:val="en-US"/>
+        </w:rPr>
+      </w:pPr>
+      <w:r>
+        <w:rPr>
+          <w:rFonts w:hint="eastAsia" w:ascii="Times New Roman" w:hAnsi="Times New Roman" w:cs="Times New Roman"/>
+          <w:lang w:val="en-US"/>
+        </w:rPr>
+        <w:t xml:space="preserve">When the player gets close, the find the fake ticket in the shape of a butterfly on the bush. </w:t>
+      </w:r>
+    </w:p>
+    <w:p>
+      <w:pPr>
+        <w:rPr>
+          <w:rFonts w:ascii="Times New Roman" w:hAnsi="Times New Roman" w:cs="Times New Roman"/>
+          <w:lang w:val="en-US"/>
+        </w:rPr>
+      </w:pPr>
+    </w:p>
+    <w:p>
+      <w:pPr>
+        <w:rPr>
+          <w:rFonts w:ascii="Times New Roman" w:hAnsi="Times New Roman" w:cs="Times New Roman"/>
+          <w:lang w:val="en-US"/>
+        </w:rPr>
+      </w:pPr>
+      <w:r>
+        <w:rPr>
+          <w:rFonts w:hint="eastAsia" w:ascii="Times New Roman" w:hAnsi="Times New Roman" w:cs="Times New Roman"/>
+          <w:lang w:val="en-US"/>
+        </w:rPr>
+        <w:t>Upon picking up, they get back into the train station and the empty slot has been filled.</w:t>
+      </w:r>
+    </w:p>
+    <w:p>
+      <w:pPr>
+        <w:rPr>
+          <w:rFonts w:ascii="Times New Roman" w:hAnsi="Times New Roman" w:cs="Times New Roman"/>
+          <w:lang w:val="en-US"/>
+        </w:rPr>
+      </w:pPr>
+    </w:p>
+    <w:p>
+      <w:pPr>
+        <w:rPr>
+          <w:rFonts w:ascii="Times New Roman" w:hAnsi="Times New Roman" w:cs="Times New Roman"/>
+          <w:lang w:val="en-US"/>
+        </w:rPr>
+      </w:pPr>
+    </w:p>
+    <w:p>
+      <w:pPr>
+        <w:rPr>
+          <w:rFonts w:ascii="Times New Roman" w:hAnsi="Times New Roman" w:cs="Times New Roman"/>
+          <w:b/>
+          <w:bCs/>
+          <w:lang w:val="en-US"/>
+        </w:rPr>
+      </w:pPr>
+      <w:r>
+        <w:rPr>
+          <w:rFonts w:hint="eastAsia" w:ascii="Times New Roman" w:hAnsi="Times New Roman" w:cs="Times New Roman"/>
+          <w:b/>
+          <w:bCs/>
+          <w:lang w:val="en-US"/>
+        </w:rPr>
+        <w:t>Level 5: Train Station Outro:</w:t>
+      </w:r>
+    </w:p>
+    <w:p>
+      <w:pPr>
+        <w:rPr>
+          <w:rFonts w:ascii="Times New Roman" w:hAnsi="Times New Roman" w:cs="Times New Roman"/>
+          <w:b/>
+          <w:bCs/>
+          <w:lang w:val="en-US"/>
+        </w:rPr>
+      </w:pPr>
+    </w:p>
+    <w:p>
+      <w:pPr>
+        <w:rPr>
+          <w:rFonts w:ascii="Times New Roman" w:hAnsi="Times New Roman" w:cs="Times New Roman"/>
+          <w:lang w:val="en-US"/>
+        </w:rPr>
+      </w:pPr>
+      <w:r>
+        <w:rPr>
+          <w:rFonts w:hint="eastAsia" w:ascii="Times New Roman" w:hAnsi="Times New Roman" w:cs="Times New Roman"/>
+          <w:lang w:val="en-US"/>
+        </w:rPr>
+        <w:t>The player right now has fully turned away from the train. The book now closes and exits the screen from the bottom left corner.</w:t>
+      </w:r>
+    </w:p>
+    <w:p>
+      <w:pPr>
+        <w:rPr>
+          <w:rFonts w:ascii="Times New Roman" w:hAnsi="Times New Roman" w:cs="Times New Roman"/>
+          <w:lang w:val="en-US"/>
+        </w:rPr>
+      </w:pPr>
+    </w:p>
+    <w:p>
+      <w:pPr>
+        <w:rPr>
+          <w:rFonts w:ascii="Times New Roman" w:hAnsi="Times New Roman" w:cs="Times New Roman"/>
+          <w:lang w:val="en-US"/>
+        </w:rPr>
+      </w:pPr>
+      <w:r>
+        <w:rPr>
+          <w:rFonts w:hint="eastAsia" w:ascii="Times New Roman" w:hAnsi="Times New Roman" w:cs="Times New Roman"/>
+          <w:lang w:val="en-US"/>
+        </w:rPr>
+        <w:t>The title card pops up:</w:t>
+      </w:r>
+    </w:p>
+    <w:p>
+      <w:pPr>
+        <w:rPr>
+          <w:rFonts w:ascii="Times New Roman" w:hAnsi="Times New Roman" w:cs="Times New Roman"/>
+          <w:lang w:val="en-US"/>
+        </w:rPr>
+      </w:pPr>
+    </w:p>
+    <w:p>
+      <w:pPr>
+        <w:rPr>
+          <w:rFonts w:ascii="Times New Roman" w:hAnsi="Times New Roman" w:cs="Times New Roman"/>
+          <w:lang w:val="en-US"/>
+        </w:rPr>
+      </w:pPr>
+      <w:r>
+        <w:rPr>
+          <w:rFonts w:hint="eastAsia" w:ascii="Times New Roman" w:hAnsi="Times New Roman" w:cs="Times New Roman"/>
+          <w:lang w:val="en-US"/>
+        </w:rPr>
+        <w:t>Title card 1</w:t>
+      </w:r>
+    </w:p>
+    <w:p>
+      <w:pPr>
+        <w:rPr>
+          <w:rFonts w:ascii="Times New Roman" w:hAnsi="Times New Roman" w:cs="Times New Roman"/>
+          <w:lang w:val="en-US"/>
+        </w:rPr>
+      </w:pPr>
+    </w:p>
+    <w:p>
+      <w:pPr>
+        <w:rPr>
+          <w:rFonts w:ascii="Times New Roman" w:hAnsi="Times New Roman" w:cs="Times New Roman"/>
+          <w:lang w:val="en-US"/>
+        </w:rPr>
+      </w:pPr>
+      <w:r>
+        <w:rPr>
+          <w:rFonts w:hint="eastAsia" w:ascii="Times New Roman" w:hAnsi="Times New Roman" w:cs="Times New Roman"/>
+          <w:lang w:val="en-US"/>
+        </w:rPr>
+        <w:t>And I speak to myself:</w:t>
+      </w:r>
+    </w:p>
+    <w:p>
+      <w:pPr>
+        <w:rPr>
+          <w:rFonts w:ascii="Times New Roman" w:hAnsi="Times New Roman" w:cs="Times New Roman"/>
+          <w:lang w:val="en-US"/>
+        </w:rPr>
+      </w:pPr>
+      <w:bookmarkStart w:id="15" w:name="_GoBack"/>
+      <w:bookmarkEnd w:id="15"/>
+    </w:p>
+    <w:p>
+      <w:pPr>
+        <w:rPr>
+          <w:rFonts w:ascii="Times New Roman" w:hAnsi="Times New Roman" w:cs="Times New Roman"/>
+          <w:lang w:val="en-US"/>
+        </w:rPr>
+      </w:pPr>
+      <w:r>
+        <w:rPr>
+          <w:rFonts w:hint="eastAsia" w:ascii="Times New Roman" w:hAnsi="Times New Roman" w:cs="Times New Roman"/>
+          <w:lang w:val="en-US"/>
+        </w:rPr>
+        <w:t>Title card 2</w:t>
+      </w:r>
+    </w:p>
+    <w:p>
+      <w:pPr>
+        <w:rPr>
+          <w:rFonts w:ascii="Times New Roman" w:hAnsi="Times New Roman" w:cs="Times New Roman"/>
+          <w:lang w:val="en-US"/>
+        </w:rPr>
+      </w:pPr>
+      <w:r>
+        <w:rPr>
+          <w:rFonts w:hint="eastAsia" w:ascii="Times New Roman" w:hAnsi="Times New Roman" w:cs="Times New Roman"/>
+          <w:lang w:val="en-US"/>
+        </w:rPr>
+        <w:t>“It</w:t>
+      </w:r>
+      <w:r>
+        <w:rPr>
+          <w:rFonts w:ascii="Times New Roman" w:hAnsi="Times New Roman" w:cs="Times New Roman"/>
+          <w:lang w:val="en-US"/>
+        </w:rPr>
+        <w:t>’</w:t>
+      </w:r>
+      <w:r>
+        <w:rPr>
+          <w:rFonts w:hint="eastAsia" w:ascii="Times New Roman" w:hAnsi="Times New Roman" w:cs="Times New Roman"/>
+          <w:lang w:val="en-US"/>
+        </w:rPr>
+        <w:t>s time to go</w:t>
+      </w:r>
+      <w:r>
+        <w:rPr>
+          <w:rFonts w:ascii="Times New Roman" w:hAnsi="Times New Roman" w:cs="Times New Roman"/>
+          <w:lang w:val="en-US"/>
+        </w:rPr>
+        <w:t>”</w:t>
+      </w:r>
+    </w:p>
+    <w:p>
+      <w:pPr>
+        <w:rPr>
+          <w:rFonts w:ascii="Times New Roman" w:hAnsi="Times New Roman" w:cs="Times New Roman"/>
+          <w:lang w:val="en-US"/>
+        </w:rPr>
+      </w:pPr>
+      <w:r>
+        <w:rPr>
+          <w:rFonts w:hint="eastAsia" w:ascii="Times New Roman" w:hAnsi="Times New Roman" w:cs="Times New Roman"/>
+          <w:lang w:val="en-US"/>
+        </w:rPr>
+        <w:t>.</w:t>
+      </w:r>
+    </w:p>
+    <w:p>
+      <w:pPr>
+        <w:rPr>
+          <w:rFonts w:ascii="Times New Roman" w:hAnsi="Times New Roman" w:cs="Times New Roman"/>
+          <w:lang w:val="en-US"/>
+        </w:rPr>
+      </w:pPr>
+      <w:r>
+        <w:rPr>
+          <w:rFonts w:hint="eastAsia" w:ascii="Times New Roman" w:hAnsi="Times New Roman" w:cs="Times New Roman"/>
+          <w:lang w:val="en-US"/>
+        </w:rPr>
+        <w:t xml:space="preserve">The player then walks down the platform, the train station sound effects come back and leaves the moment of thoughts. The train whistle blew once more, this time louder, then followed by the locomotive sound getting farther and farther. The scene fades out into black. </w:t>
+      </w:r>
+    </w:p>
+    <w:p>
+      <w:pPr>
+        <w:rPr>
+          <w:rFonts w:ascii="Times New Roman" w:hAnsi="Times New Roman" w:cs="Times New Roman"/>
+          <w:lang w:val="en-US"/>
+        </w:rPr>
+      </w:pPr>
+    </w:p>
+    <w:p>
+      <w:pPr>
+        <w:rPr>
+          <w:rFonts w:ascii="Times New Roman" w:hAnsi="Times New Roman" w:cs="Times New Roman"/>
+          <w:lang w:val="en-US"/>
+        </w:rPr>
+      </w:pPr>
+      <w:r>
+        <w:rPr>
+          <w:rFonts w:hint="eastAsia" w:ascii="Times New Roman" w:hAnsi="Times New Roman" w:cs="Times New Roman"/>
+          <w:lang w:val="en-US"/>
+        </w:rPr>
+        <w:t>Title card 3</w:t>
+      </w:r>
+    </w:p>
+    <w:p>
+      <w:pPr>
+        <w:rPr>
+          <w:rFonts w:ascii="Times New Roman" w:hAnsi="Times New Roman" w:cs="Times New Roman"/>
+          <w:lang w:val="en-US"/>
+        </w:rPr>
+      </w:pPr>
+      <w:r>
+        <w:rPr>
+          <w:rFonts w:ascii="Times New Roman" w:hAnsi="Times New Roman" w:cs="Times New Roman"/>
           <w:lang w:val="en-US"/>
         </w:rPr>
         <w:t>“</w:t>
       </w:r>
       <w:r>
         <w:rPr>
-          <w:rFonts w:ascii="Times New Roman" w:hAnsi="Times New Roman" w:cs="Times New Roman" w:hint="eastAsia"/>
-          <w:lang w:val="en-US"/>
-        </w:rPr>
-        <w:t xml:space="preserve">I wish we </w:t>
-      </w:r>
-      <w:r>
-        <w:rPr>
-          <w:rFonts w:ascii="Times New Roman" w:hAnsi="Times New Roman" w:cs="Times New Roman"/>
-          <w:lang w:val="en-US"/>
-        </w:rPr>
-        <w:t>could get a closer look”</w:t>
-      </w:r>
-    </w:p>
-    <w:p>
-      <w:pPr>
-        <w:rPr>
-          <w:rFonts w:ascii="Times New Roman" w:hAnsi="Times New Roman" w:cs="Times New Roman"/>
-          <w:lang w:val="en-US"/>
-        </w:rPr>
-      </w:pPr>
-      <w:r>
-        <w:rPr>
-          <w:rFonts w:ascii="Times New Roman" w:hAnsi="Times New Roman" w:cs="Times New Roman" w:hint="eastAsia"/>
-          <w:lang w:val="en-US"/>
-        </w:rPr>
-        <w:t>I replied.</w:t>
-      </w:r>
-    </w:p>
-    <w:p>
-      <w:pPr>
-        <w:rPr>
-          <w:rFonts w:ascii="Times New Roman" w:hAnsi="Times New Roman" w:cs="Times New Roman"/>
-          <w:lang w:val="en-US"/>
-        </w:rPr>
-      </w:pPr>
-    </w:p>
-    <w:p>
-      <w:pPr>
-        <w:rPr>
-          <w:rFonts w:ascii="Times New Roman" w:hAnsi="Times New Roman" w:cs="Times New Roman"/>
-          <w:lang w:val="en-US"/>
-        </w:rPr>
-      </w:pPr>
-      <w:r>
-        <w:rPr>
-          <w:rFonts w:ascii="Times New Roman" w:hAnsi="Times New Roman" w:cs="Times New Roman" w:hint="eastAsia"/>
-          <w:lang w:val="en-US"/>
-        </w:rPr>
-        <w:t xml:space="preserve">The player presses SPACE key repeatedly to approach the butterfly. Upon the approach, the butterfly takes flight again and lands on another bush. Same thing happens until the butterfly lands on the third bush and player has been pressing at an intense speed. </w:t>
-      </w:r>
-    </w:p>
-    <w:p>
-      <w:pPr>
-        <w:rPr>
-          <w:rFonts w:ascii="Times New Roman" w:hAnsi="Times New Roman" w:cs="Times New Roman"/>
-          <w:lang w:val="en-US"/>
-        </w:rPr>
-      </w:pPr>
-    </w:p>
-    <w:p>
-      <w:pPr>
-        <w:rPr>
-          <w:rFonts w:ascii="Times New Roman" w:hAnsi="Times New Roman" w:cs="Times New Roman"/>
-          <w:lang w:val="en-US"/>
-        </w:rPr>
-      </w:pPr>
-      <w:r>
-        <w:rPr>
-          <w:rFonts w:ascii="Times New Roman" w:hAnsi="Times New Roman" w:cs="Times New Roman" w:hint="eastAsia"/>
-          <w:lang w:val="en-US"/>
-        </w:rPr>
-        <w:t xml:space="preserve">When the player gets close, the find the fake ticket in the shape of a butterfly on the bush. </w:t>
-      </w:r>
-    </w:p>
-    <w:p>
-      <w:pPr>
-        <w:rPr>
-          <w:rFonts w:ascii="Times New Roman" w:hAnsi="Times New Roman" w:cs="Times New Roman"/>
-          <w:lang w:val="en-US"/>
-        </w:rPr>
-      </w:pPr>
-    </w:p>
-    <w:p>
-      <w:pPr>
-        <w:rPr>
-          <w:rFonts w:ascii="Times New Roman" w:hAnsi="Times New Roman" w:cs="Times New Roman"/>
-          <w:lang w:val="en-US"/>
-        </w:rPr>
-      </w:pPr>
-      <w:r>
-        <w:rPr>
-          <w:rFonts w:ascii="Times New Roman" w:hAnsi="Times New Roman" w:cs="Times New Roman" w:hint="eastAsia"/>
-          <w:lang w:val="en-US"/>
-        </w:rPr>
-        <w:t>Upon picking up, they get back into the train station and the empty slot has been filled.</w:t>
-      </w:r>
-    </w:p>
-    <w:p>
-      <w:pPr>
-        <w:rPr>
-          <w:rFonts w:ascii="Times New Roman" w:hAnsi="Times New Roman" w:cs="Times New Roman"/>
-          <w:lang w:val="en-US"/>
-        </w:rPr>
-      </w:pPr>
-    </w:p>
-    <w:p>
-      <w:pPr>
-        <w:rPr>
-          <w:rFonts w:ascii="Times New Roman" w:hAnsi="Times New Roman" w:cs="Times New Roman"/>
-          <w:lang w:val="en-US"/>
-        </w:rPr>
-      </w:pPr>
-    </w:p>
-    <w:p>
-      <w:pPr>
-        <w:rPr>
-          <w:rFonts w:ascii="Times New Roman" w:hAnsi="Times New Roman" w:cs="Times New Roman"/>
-          <w:b/>
-          <w:bCs/>
-          <w:lang w:val="en-US"/>
-        </w:rPr>
-      </w:pPr>
-      <w:r>
-        <w:rPr>
-          <w:rFonts w:ascii="Times New Roman" w:hAnsi="Times New Roman" w:cs="Times New Roman" w:hint="eastAsia"/>
-          <w:b/>
-          <w:bCs/>
-          <w:lang w:val="en-US"/>
-        </w:rPr>
-        <w:t>Level 5: Train Station Outro:</w:t>
-      </w:r>
-    </w:p>
-    <w:p>
-      <w:pPr>
-        <w:rPr>
-          <w:rFonts w:ascii="Times New Roman" w:hAnsi="Times New Roman" w:cs="Times New Roman"/>
-          <w:b/>
-          <w:bCs/>
-          <w:lang w:val="en-US"/>
-        </w:rPr>
-      </w:pPr>
-    </w:p>
-    <w:p>
-      <w:pPr>
-        <w:rPr>
-          <w:rFonts w:ascii="Times New Roman" w:hAnsi="Times New Roman" w:cs="Times New Roman"/>
-          <w:lang w:val="en-US"/>
-        </w:rPr>
-      </w:pPr>
-      <w:r>
-        <w:rPr>
-          <w:rFonts w:ascii="Times New Roman" w:hAnsi="Times New Roman" w:cs="Times New Roman" w:hint="eastAsia"/>
-          <w:lang w:val="en-US"/>
-        </w:rPr>
-        <w:t>The player right now has fully turned away from the train. The book now closes and exits the screen from the bottom left corner.</w:t>
-      </w:r>
-    </w:p>
-    <w:p>
-      <w:pPr>
-        <w:rPr>
-          <w:rFonts w:ascii="Times New Roman" w:hAnsi="Times New Roman" w:cs="Times New Roman"/>
-          <w:lang w:val="en-US"/>
-        </w:rPr>
-      </w:pPr>
-    </w:p>
-    <w:p>
-      <w:pPr>
-        <w:rPr>
-          <w:rFonts w:ascii="Times New Roman" w:hAnsi="Times New Roman" w:cs="Times New Roman"/>
-          <w:lang w:val="en-US"/>
-        </w:rPr>
-      </w:pPr>
-      <w:r>
-        <w:rPr>
-          <w:rFonts w:ascii="Times New Roman" w:hAnsi="Times New Roman" w:cs="Times New Roman" w:hint="eastAsia"/>
-          <w:lang w:val="en-US"/>
-        </w:rPr>
-        <w:t>The title card pops up:</w:t>
-      </w:r>
-    </w:p>
-    <w:p>
-      <w:pPr>
-        <w:rPr>
-          <w:rFonts w:ascii="Times New Roman" w:hAnsi="Times New Roman" w:cs="Times New Roman"/>
-          <w:lang w:val="en-US"/>
-        </w:rPr>
-      </w:pPr>
-    </w:p>
-    <w:p>
-      <w:pPr>
-        <w:rPr>
-          <w:rFonts w:ascii="Times New Roman" w:hAnsi="Times New Roman" w:cs="Times New Roman"/>
-          <w:lang w:val="en-US"/>
-        </w:rPr>
-      </w:pPr>
-      <w:r>
-        <w:rPr>
-          <w:rFonts w:ascii="Times New Roman" w:hAnsi="Times New Roman" w:cs="Times New Roman" w:hint="eastAsia"/>
-          <w:lang w:val="en-US"/>
-        </w:rPr>
-        <w:t>Title card 1</w:t>
-      </w:r>
-    </w:p>
-    <w:p>
-      <w:pPr>
-        <w:rPr>
-          <w:rFonts w:ascii="Times New Roman" w:hAnsi="Times New Roman" w:cs="Times New Roman"/>
-          <w:lang w:val="en-US"/>
-        </w:rPr>
-      </w:pPr>
-    </w:p>
-    <w:p>
-      <w:pPr>
-        <w:rPr>
-          <w:rFonts w:ascii="Times New Roman" w:hAnsi="Times New Roman" w:cs="Times New Roman"/>
-          <w:lang w:val="en-US"/>
-        </w:rPr>
-      </w:pPr>
-      <w:r>
-        <w:rPr>
-          <w:rFonts w:ascii="Times New Roman" w:hAnsi="Times New Roman" w:cs="Times New Roman" w:hint="eastAsia"/>
-          <w:lang w:val="en-US"/>
-        </w:rPr>
-        <w:t>And I speak to myself:</w:t>
-      </w:r>
-    </w:p>
-    <w:p>
-      <w:pPr>
-        <w:rPr>
-          <w:rFonts w:ascii="Times New Roman" w:hAnsi="Times New Roman" w:cs="Times New Roman"/>
-          <w:lang w:val="en-US"/>
-        </w:rPr>
-      </w:pPr>
-    </w:p>
-    <w:p>
-      <w:pPr>
-        <w:rPr>
-          <w:rFonts w:ascii="Times New Roman" w:hAnsi="Times New Roman" w:cs="Times New Roman"/>
-          <w:lang w:val="en-US"/>
-        </w:rPr>
-      </w:pPr>
-      <w:r>
-        <w:rPr>
-          <w:rFonts w:ascii="Times New Roman" w:hAnsi="Times New Roman" w:cs="Times New Roman" w:hint="eastAsia"/>
-          <w:lang w:val="en-US"/>
-        </w:rPr>
-        <w:t>Title card 2</w:t>
-      </w:r>
-    </w:p>
-    <w:p>
-      <w:pPr>
-        <w:rPr>
-          <w:rFonts w:ascii="Times New Roman" w:hAnsi="Times New Roman" w:cs="Times New Roman"/>
-          <w:lang w:val="en-US"/>
-        </w:rPr>
-      </w:pPr>
-      <w:r>
-        <w:rPr>
-          <w:rFonts w:ascii="Times New Roman" w:hAnsi="Times New Roman" w:cs="Times New Roman" w:hint="eastAsia"/>
+          <w:rFonts w:hint="eastAsia" w:ascii="Times New Roman" w:hAnsi="Times New Roman" w:cs="Times New Roman"/>
+          <w:lang w:val="en-US"/>
+        </w:rPr>
+        <w:t>Farewell</w:t>
+      </w:r>
+      <w:r>
+        <w:rPr>
+          <w:rFonts w:ascii="Times New Roman" w:hAnsi="Times New Roman" w:cs="Times New Roman"/>
+          <w:lang w:val="en-US"/>
+        </w:rPr>
+        <w:t>”</w:t>
+      </w:r>
+    </w:p>
+    <w:p>
+      <w:pPr>
+        <w:rPr>
+          <w:rFonts w:ascii="Times New Roman" w:hAnsi="Times New Roman" w:cs="Times New Roman"/>
+          <w:lang w:val="en-US"/>
+        </w:rPr>
+      </w:pPr>
+      <w:r>
+        <w:rPr>
+          <w:rFonts w:hint="eastAsia" w:ascii="Times New Roman" w:hAnsi="Times New Roman" w:cs="Times New Roman"/>
+          <w:lang w:val="en-US"/>
+        </w:rPr>
+        <w:t>I guess she would say</w:t>
+      </w:r>
+    </w:p>
+    <w:p>
+      <w:pPr>
+        <w:rPr>
+          <w:rFonts w:ascii="Times New Roman" w:hAnsi="Times New Roman" w:cs="Times New Roman"/>
+          <w:lang w:val="en-US"/>
+        </w:rPr>
+      </w:pPr>
+    </w:p>
+    <w:p>
+      <w:pPr>
+        <w:rPr>
+          <w:rFonts w:ascii="Times New Roman" w:hAnsi="Times New Roman" w:cs="Times New Roman"/>
+          <w:lang w:val="en-US"/>
+        </w:rPr>
+      </w:pPr>
+      <w:r>
+        <w:rPr>
+          <w:rFonts w:hint="eastAsia" w:ascii="Times New Roman" w:hAnsi="Times New Roman" w:cs="Times New Roman"/>
+          <w:lang w:val="en-US"/>
+        </w:rPr>
+        <w:t>Title card 4</w:t>
+      </w:r>
+    </w:p>
+    <w:p>
+      <w:pPr>
+        <w:rPr>
+          <w:rFonts w:ascii="Times New Roman" w:hAnsi="Times New Roman" w:cs="Times New Roman"/>
+          <w:lang w:val="en-US"/>
+        </w:rPr>
+      </w:pPr>
+      <w:r>
+        <w:rPr>
+          <w:rFonts w:ascii="Times New Roman" w:hAnsi="Times New Roman" w:cs="Times New Roman"/>
           <w:lang w:val="en-US"/>
         </w:rPr>
         <w:t>“</w:t>
       </w:r>
       <w:r>
         <w:rPr>
-          <w:rFonts w:ascii="Times New Roman" w:hAnsi="Times New Roman" w:cs="Times New Roman" w:hint="eastAsia"/>
-          <w:lang w:val="en-US"/>
-        </w:rPr>
-        <w:t>See? It</w:t>
-      </w:r>
-      <w:r>
-        <w:rPr>
-          <w:rFonts w:ascii="Times New Roman" w:hAnsi="Times New Roman" w:cs="Times New Roman"/>
-          <w:lang w:val="en-US"/>
-        </w:rPr>
-        <w:t>’</w:t>
-      </w:r>
-      <w:r>
-        <w:rPr>
-          <w:rFonts w:ascii="Times New Roman" w:hAnsi="Times New Roman" w:cs="Times New Roman" w:hint="eastAsia"/>
-          <w:lang w:val="en-US"/>
-        </w:rPr>
-        <w:t>s time to go</w:t>
+          <w:rFonts w:hint="eastAsia" w:ascii="Times New Roman" w:hAnsi="Times New Roman" w:cs="Times New Roman"/>
+          <w:lang w:val="en-US"/>
+        </w:rPr>
+        <w:t>Farewell</w:t>
       </w:r>
       <w:r>
         <w:rPr>
@@ -3951,60 +4258,21 @@
           <w:lang w:val="en-US"/>
         </w:rPr>
       </w:pPr>
-      <w:r>
-        <w:rPr>
-          <w:rFonts w:ascii="Times New Roman" w:hAnsi="Times New Roman" w:cs="Times New Roman" w:hint="eastAsia"/>
-          <w:lang w:val="en-US"/>
-        </w:rPr>
-        <w:t>.</w:t>
-      </w:r>
-    </w:p>
-    <w:p>
-      <w:pPr>
-        <w:rPr>
-          <w:rFonts w:ascii="Times New Roman" w:hAnsi="Times New Roman" w:cs="Times New Roman"/>
-          <w:lang w:val="en-US"/>
-        </w:rPr>
-      </w:pPr>
-      <w:r>
-        <w:rPr>
-          <w:rFonts w:ascii="Times New Roman" w:hAnsi="Times New Roman" w:cs="Times New Roman" w:hint="eastAsia"/>
-          <w:lang w:val="en-US"/>
-        </w:rPr>
-        <w:lastRenderedPageBreak/>
-        <w:t xml:space="preserve">The player then walks down the platform, the train station sound effects come back and leaves the moment of thoughts. The train whistle blew once more, this time louder, then followed by the locomotive sound getting farther and farther. The scene fades out into black. </w:t>
-      </w:r>
-    </w:p>
-    <w:p>
-      <w:pPr>
-        <w:rPr>
-          <w:rFonts w:ascii="Times New Roman" w:hAnsi="Times New Roman" w:cs="Times New Roman"/>
-          <w:lang w:val="en-US"/>
-        </w:rPr>
-      </w:pPr>
-    </w:p>
-    <w:p>
-      <w:pPr>
-        <w:rPr>
-          <w:rFonts w:ascii="Times New Roman" w:hAnsi="Times New Roman" w:cs="Times New Roman"/>
-          <w:lang w:val="en-US"/>
-        </w:rPr>
-      </w:pPr>
-      <w:r>
-        <w:rPr>
-          <w:rFonts w:ascii="Times New Roman" w:hAnsi="Times New Roman" w:cs="Times New Roman" w:hint="eastAsia"/>
-          <w:lang w:val="en-US"/>
-        </w:rPr>
-        <w:t>Title card 3</w:t>
-      </w:r>
-    </w:p>
-    <w:p>
-      <w:pPr>
-        <w:rPr>
-          <w:rFonts w:ascii="Times New Roman" w:hAnsi="Times New Roman" w:cs="Times New Roman"/>
-          <w:lang w:val="en-US"/>
-        </w:rPr>
-      </w:pPr>
+    </w:p>
+    <w:p>
+      <w:pPr>
+        <w:rPr>
+          <w:rFonts w:ascii="Times New Roman" w:hAnsi="Times New Roman" w:cs="Times New Roman"/>
+          <w:lang w:val="en-US"/>
+        </w:rPr>
+      </w:pPr>
+      <w:r>
+        <w:rPr>
+          <w:rFonts w:hint="eastAsia" w:ascii="Times New Roman" w:hAnsi="Times New Roman" w:cs="Times New Roman"/>
+          <w:lang w:val="en-US"/>
+        </w:rPr>
+        <w:t xml:space="preserve">Scripts turn into: </w:t>
+      </w:r>
       <w:r>
         <w:rPr>
           <w:rFonts w:ascii="Times New Roman" w:hAnsi="Times New Roman" w:cs="Times New Roman"/>
@@ -4014,10 +4282,10 @@
       </w:r>
       <w:r>
         <w:rPr>
-          <w:rFonts w:ascii="Times New Roman" w:hAnsi="Times New Roman" w:cs="Times New Roman" w:hint="eastAsia"/>
-          <w:lang w:val="en-US"/>
-        </w:rPr>
-        <w:t>Farewell</w:t>
+          <w:rFonts w:hint="eastAsia" w:ascii="Times New Roman" w:hAnsi="Times New Roman" w:cs="Times New Roman"/>
+          <w:lang w:val="en-US"/>
+        </w:rPr>
+        <w:t>Parting thoughts</w:t>
       </w:r>
       <w:r>
         <w:rPr>
@@ -4026,52 +4294,36 @@
         </w:rPr>
         <w:t>”</w:t>
       </w:r>
-    </w:p>
-    <w:p>
-      <w:pPr>
-        <w:rPr>
-          <w:rFonts w:ascii="Times New Roman" w:hAnsi="Times New Roman" w:cs="Times New Roman"/>
-          <w:lang w:val="en-US"/>
-        </w:rPr>
-      </w:pPr>
-      <w:r>
-        <w:rPr>
-          <w:rFonts w:ascii="Times New Roman" w:hAnsi="Times New Roman" w:cs="Times New Roman" w:hint="eastAsia"/>
-          <w:lang w:val="en-US"/>
-        </w:rPr>
-        <w:t>I guess she would say</w:t>
-      </w:r>
-    </w:p>
-    <w:p>
-      <w:pPr>
-        <w:rPr>
-          <w:rFonts w:ascii="Times New Roman" w:hAnsi="Times New Roman" w:cs="Times New Roman"/>
-          <w:lang w:val="en-US"/>
-        </w:rPr>
-      </w:pPr>
-    </w:p>
-    <w:p>
-      <w:pPr>
-        <w:rPr>
-          <w:rFonts w:ascii="Times New Roman" w:hAnsi="Times New Roman" w:cs="Times New Roman"/>
-          <w:lang w:val="en-US"/>
-        </w:rPr>
-      </w:pPr>
-      <w:r>
-        <w:rPr>
-          <w:rFonts w:ascii="Times New Roman" w:hAnsi="Times New Roman" w:cs="Times New Roman" w:hint="eastAsia"/>
-          <w:lang w:val="en-US"/>
-        </w:rPr>
-        <w:t>Title card 4</w:t>
-      </w:r>
-    </w:p>
-    <w:p>
-      <w:pPr>
-        <w:rPr>
-          <w:rFonts w:ascii="Times New Roman" w:hAnsi="Times New Roman" w:cs="Times New Roman"/>
-          <w:lang w:val="en-US"/>
-        </w:rPr>
-      </w:pPr>
+      <w:r>
+        <w:rPr>
+          <w:rFonts w:hint="eastAsia" w:ascii="Times New Roman" w:hAnsi="Times New Roman" w:cs="Times New Roman"/>
+          <w:lang w:val="en-US"/>
+        </w:rPr>
+        <w:t xml:space="preserve"> Lasts for 4 seconds and transition into the Guan logo. The game ends. </w:t>
+      </w:r>
+    </w:p>
+    <w:p>
+      <w:pPr>
+        <w:rPr>
+          <w:rFonts w:ascii="Times New Roman" w:hAnsi="Times New Roman" w:cs="Times New Roman"/>
+          <w:lang w:val="en-US"/>
+        </w:rPr>
+      </w:pPr>
+    </w:p>
+    <w:p>
+      <w:pPr>
+        <w:rPr>
+          <w:rFonts w:ascii="Times New Roman" w:hAnsi="Times New Roman" w:cs="Times New Roman"/>
+          <w:lang w:val="en-US"/>
+        </w:rPr>
+      </w:pPr>
+      <w:r>
+        <w:rPr>
+          <w:rFonts w:hint="eastAsia" w:ascii="Times New Roman" w:hAnsi="Times New Roman" w:cs="Times New Roman"/>
+          <w:lang w:val="en-US"/>
+        </w:rPr>
+        <w:t xml:space="preserve">Press </w:t>
+      </w:r>
       <w:r>
         <w:rPr>
           <w:rFonts w:ascii="Times New Roman" w:hAnsi="Times New Roman" w:cs="Times New Roman"/>
@@ -4081,10 +4333,10 @@
       </w:r>
       <w:r>
         <w:rPr>
-          <w:rFonts w:ascii="Times New Roman" w:hAnsi="Times New Roman" w:cs="Times New Roman" w:hint="eastAsia"/>
-          <w:lang w:val="en-US"/>
-        </w:rPr>
-        <w:t>Farewell</w:t>
+          <w:rFonts w:hint="eastAsia" w:ascii="Times New Roman" w:hAnsi="Times New Roman" w:cs="Times New Roman"/>
+          <w:lang w:val="en-US"/>
+        </w:rPr>
+        <w:t>Esc</w:t>
       </w:r>
       <w:r>
         <w:rPr>
@@ -4093,104 +4345,9 @@
         </w:rPr>
         <w:t>”</w:t>
       </w:r>
-    </w:p>
-    <w:p>
-      <w:pPr>
-        <w:rPr>
-          <w:rFonts w:ascii="Times New Roman" w:hAnsi="Times New Roman" w:cs="Times New Roman"/>
-          <w:lang w:val="en-US"/>
-        </w:rPr>
-      </w:pPr>
-    </w:p>
-    <w:p>
-      <w:pPr>
-        <w:rPr>
-          <w:rFonts w:ascii="Times New Roman" w:hAnsi="Times New Roman" w:cs="Times New Roman"/>
-          <w:lang w:val="en-US"/>
-        </w:rPr>
-      </w:pPr>
-      <w:r>
-        <w:rPr>
-          <w:rFonts w:ascii="Times New Roman" w:hAnsi="Times New Roman" w:cs="Times New Roman" w:hint="eastAsia"/>
-          <w:lang w:val="en-US"/>
-        </w:rPr>
-        <w:t xml:space="preserve">Scripts turn into: </w:t>
-      </w:r>
-      <w:r>
-        <w:rPr>
-          <w:rFonts w:ascii="Times New Roman" w:hAnsi="Times New Roman" w:cs="Times New Roman"/>
-          <w:lang w:val="en-US"/>
-        </w:rPr>
-        <w:t>“</w:t>
-      </w:r>
-      <w:r>
-        <w:rPr>
-          <w:rFonts w:ascii="Times New Roman" w:hAnsi="Times New Roman" w:cs="Times New Roman" w:hint="eastAsia"/>
-          <w:lang w:val="en-US"/>
-        </w:rPr>
-        <w:t>Parting thoughts</w:t>
-      </w:r>
-      <w:r>
-        <w:rPr>
-          <w:rFonts w:ascii="Times New Roman" w:hAnsi="Times New Roman" w:cs="Times New Roman"/>
-          <w:lang w:val="en-US"/>
-        </w:rPr>
-        <w:t>”</w:t>
-      </w:r>
-      <w:r>
-        <w:rPr>
-          <w:rFonts w:ascii="Times New Roman" w:hAnsi="Times New Roman" w:cs="Times New Roman" w:hint="eastAsia"/>
-          <w:lang w:val="en-US"/>
-        </w:rPr>
-        <w:t xml:space="preserve"> Lasts for 4 seconds and transition into the Guan logo. The game ends. </w:t>
-      </w:r>
-    </w:p>
-    <w:p>
-      <w:pPr>
-        <w:rPr>
-          <w:rFonts w:ascii="Times New Roman" w:hAnsi="Times New Roman" w:cs="Times New Roman"/>
-          <w:lang w:val="en-US"/>
-        </w:rPr>
-      </w:pPr>
-    </w:p>
-    <w:p>
-      <w:pPr>
-        <w:rPr>
-          <w:rFonts w:ascii="Times New Roman" w:hAnsi="Times New Roman" w:cs="Times New Roman"/>
-          <w:lang w:val="en-US"/>
-        </w:rPr>
-      </w:pPr>
-      <w:r>
-        <w:rPr>
-          <w:rFonts w:ascii="Times New Roman" w:hAnsi="Times New Roman" w:cs="Times New Roman" w:hint="eastAsia"/>
-          <w:lang w:val="en-US"/>
-        </w:rPr>
-        <w:t xml:space="preserve">Press </w:t>
-      </w:r>
-      <w:r>
-        <w:rPr>
-          <w:rFonts w:ascii="Times New Roman" w:hAnsi="Times New Roman" w:cs="Times New Roman"/>
-          <w:lang w:val="en-US"/>
-        </w:rPr>
-        <w:t>“</w:t>
-      </w:r>
-      <w:r>
-        <w:rPr>
-          <w:rFonts w:ascii="Times New Roman" w:hAnsi="Times New Roman" w:cs="Times New Roman" w:hint="eastAsia"/>
-          <w:lang w:val="en-US"/>
-        </w:rPr>
-        <w:t>Esc</w:t>
-      </w:r>
-      <w:r>
-        <w:rPr>
-          <w:rFonts w:ascii="Times New Roman" w:hAnsi="Times New Roman" w:cs="Times New Roman"/>
-          <w:lang w:val="en-US"/>
-        </w:rPr>
-        <w:t>”</w:t>
-      </w:r>
-      <w:r>
-        <w:rPr>
-          <w:rFonts w:ascii="Times New Roman" w:hAnsi="Times New Roman" w:cs="Times New Roman" w:hint="eastAsia"/>
+      <w:r>
+        <w:rPr>
+          <w:rFonts w:hint="eastAsia" w:ascii="Times New Roman" w:hAnsi="Times New Roman" w:cs="Times New Roman"/>
           <w:lang w:val="en-US"/>
         </w:rPr>
         <w:t xml:space="preserve"> to quit.</w:t>
@@ -4255,7 +4412,7 @@
     <w:p>
       <w:pPr>
         <w:rPr>
-          <w:rFonts w:ascii="Times New Roman" w:eastAsia="SimSun" w:hAnsi="Times New Roman" w:cs="Times New Roman"/>
+          <w:rFonts w:ascii="Times New Roman" w:hAnsi="Times New Roman" w:eastAsia="SimSun" w:cs="Times New Roman"/>
           <w:b/>
           <w:color w:val="1A1A1A"/>
           <w:lang w:val="en-US"/>
@@ -4265,23 +4422,23 @@
     <w:p>
       <w:pPr>
         <w:rPr>
-          <w:rFonts w:ascii="Calibri" w:eastAsia="SimSun" w:hAnsi="Calibri" w:cs="Calibri"/>
+          <w:rFonts w:ascii="Calibri" w:hAnsi="Calibri" w:eastAsia="SimSun" w:cs="Calibri"/>
           <w:color w:val="333333"/>
           <w:lang w:val="en-US"/>
         </w:rPr>
       </w:pPr>
       <w:bookmarkStart w:id="11" w:name="_9ruur3p2rdhu" w:colFirst="0" w:colLast="0"/>
+      <w:bookmarkEnd w:id="11"/>
       <w:bookmarkStart w:id="12" w:name="_sf32qdz7j93u" w:colFirst="0" w:colLast="0"/>
+      <w:bookmarkEnd w:id="12"/>
       <w:bookmarkStart w:id="13" w:name="_evxb5sofjeqs" w:colFirst="0" w:colLast="0"/>
-      <w:bookmarkEnd w:id="11"/>
-      <w:bookmarkEnd w:id="12"/>
       <w:bookmarkEnd w:id="13"/>
     </w:p>
     <w:p>
       <w:pPr>
         <w:spacing w:before="60" w:after="60" w:line="312" w:lineRule="auto"/>
         <w:rPr>
-          <w:rFonts w:ascii="Calibri" w:eastAsia="Calibri" w:hAnsi="Calibri" w:cs="Calibri"/>
+          <w:rFonts w:ascii="Calibri" w:hAnsi="Calibri" w:eastAsia="Calibri" w:cs="Calibri"/>
           <w:color w:val="333333"/>
         </w:rPr>
       </w:pPr>
@@ -4312,7 +4469,7 @@
       <w:pPr>
         <w:spacing w:before="220" w:after="220"/>
         <w:rPr>
-          <w:rFonts w:ascii="Calibri" w:eastAsia="Calibri" w:hAnsi="Calibri" w:cs="Calibri"/>
+          <w:rFonts w:ascii="Calibri" w:hAnsi="Calibri" w:eastAsia="Calibri" w:cs="Calibri"/>
           <w:color w:val="333333"/>
         </w:rPr>
       </w:pPr>
@@ -4323,15 +4480,15 @@
       <w:pgSz w:w="12240" w:h="15840"/>
       <w:pgMar w:top="1440" w:right="1440" w:bottom="1440" w:left="1440" w:header="720" w:footer="720" w:gutter="0"/>
       <w:pgNumType w:start="1"/>
-      <w:cols w:space="720"/>
+      <w:cols w:space="720" w:num="1"/>
     </w:sectPr>
   </w:body>
 </w:document>
 </file>
 
 <file path=word/endnotes.xml><?xml version="1.0" encoding="utf-8"?>
-<w:endnotes xmlns:wpc="http://schemas.microsoft.com/office/word/2010/wordprocessingCanvas" xmlns:cx="http://schemas.microsoft.com/office/drawing/2014/chartex" xmlns:cx1="http://schemas.microsoft.com/office/drawing/2015/9/8/chartex" xmlns:cx2="http://schemas.microsoft.com/office/drawing/2015/10/21/chartex" xmlns:cx3="http://schemas.microsoft.com/office/drawing/2016/5/9/chartex" xmlns:cx4="http://schemas.microsoft.com/office/drawing/2016/5/10/chartex" xmlns:cx5="http://schemas.microsoft.com/office/drawing/2016/5/11/chartex" xmlns:cx6="http://schemas.microsoft.com/office/drawing/2016/5/12/chartex" xmlns:cx7="http://schemas.microsoft.com/office/drawing/2016/5/13/chartex" xmlns:cx8="http://schemas.microsoft.com/office/drawing/2016/5/14/chartex" xmlns:mc="http://schemas.openxmlformats.org/markup-compatibility/2006" xmlns:aink="http://schemas.microsoft.com/office/drawing/2016/ink" xmlns:am3d="http://schemas.microsoft.com/office/drawing/2017/model3d" xmlns:o="urn:schemas-microsoft-com:office:office" xmlns:oel="http://schemas.microsoft.com/office/2019/extlst" xmlns:r="http://schemas.openxmlformats.org/officeDocument/2006/relationships" xmlns:m="http://schemas.openxmlformats.org/officeDocument/2006/math" xmlns:v="urn:schemas-microsoft-com:vml" xmlns:wp14="http://schemas.microsoft.com/office/word/2010/wordprocessingDrawing" xmlns:wp="http://schemas.openxmlformats.org/drawingml/2006/wordprocessingDrawing" xmlns:w10="urn:schemas-microsoft-com:office:word" xmlns:w="http://schemas.openxmlformats.org/wordprocessingml/2006/main" xmlns:w14="http://schemas.microsoft.com/office/word/2010/wordml" xmlns:w15="http://schemas.microsoft.com/office/word/2012/wordml" xmlns:w16cex="http://schemas.microsoft.com/office/word/2018/wordml/cex" xmlns:w16cid="http://schemas.microsoft.com/office/word/2016/wordml/cid" xmlns:w16="http://schemas.microsoft.com/office/word/2018/wordml" xmlns:w16du="http://schemas.microsoft.com/office/word/2023/wordml/word16du" xmlns:w16sdtdh="http://schemas.microsoft.com/office/word/2020/wordml/sdtdatahash" xmlns:w16sdtfl="http://schemas.microsoft.com/office/word/2024/wordml/sdtformatlock" xmlns:w16se="http://schemas.microsoft.com/office/word/2015/wordml/symex" xmlns:wpg="http://schemas.microsoft.com/office/word/2010/wordprocessingGroup" xmlns:wpi="http://schemas.microsoft.com/office/word/2010/wordprocessingInk" xmlns:wne="http://schemas.microsoft.com/office/word/2006/wordml" xmlns:wps="http://schemas.microsoft.com/office/word/2010/wordprocessingShape" mc:Ignorable="w14 w15 w16se w16cid w16 w16cex w16sdtdh w16sdtfl w16du wp14">
-  <w:endnote w:type="separator" w:id="-1">
+<w:endnotes xmlns:wpc="http://schemas.microsoft.com/office/word/2010/wordprocessingCanvas" xmlns:mc="http://schemas.openxmlformats.org/markup-compatibility/2006" xmlns:o="urn:schemas-microsoft-com:office:office" xmlns:r="http://schemas.openxmlformats.org/officeDocument/2006/relationships" xmlns:m="http://schemas.openxmlformats.org/officeDocument/2006/math" xmlns:v="urn:schemas-microsoft-com:vml" xmlns:wp14="http://schemas.microsoft.com/office/word/2010/wordprocessingDrawing" xmlns:wp="http://schemas.openxmlformats.org/drawingml/2006/wordprocessingDrawing" xmlns:w="http://schemas.openxmlformats.org/wordprocessingml/2006/main" xmlns:w14="http://schemas.microsoft.com/office/word/2010/wordml" xmlns:w15="http://schemas.microsoft.com/office/word/2012/wordml" xmlns:w10="urn:schemas-microsoft-com:office:word" xmlns:wpg="http://schemas.microsoft.com/office/word/2010/wordprocessingGroup" xmlns:wpi="http://schemas.microsoft.com/office/word/2010/wordprocessingInk" xmlns:wne="http://schemas.microsoft.com/office/word/2006/wordml" xmlns:wps="http://schemas.microsoft.com/office/word/2010/wordprocessingShape" xmlns:wpsCustomData="http://www.wps.cn/officeDocument/2013/wpsCustomData" mc:Ignorable="w14 w15 wp14">
+  <w:endnote w:type="separator" w:id="0">
     <w:p>
       <w:pPr>
         <w:spacing w:line="240" w:lineRule="auto"/>
@@ -4341,7 +4498,7 @@
       </w:r>
     </w:p>
   </w:endnote>
-  <w:endnote w:type="continuationSeparator" w:id="0">
+  <w:endnote w:type="continuationSeparator" w:id="1">
     <w:p>
       <w:pPr>
         <w:spacing w:line="240" w:lineRule="auto"/>
@@ -4355,16 +4512,22 @@
 </file>
 
 <file path=word/footnotes.xml><?xml version="1.0" encoding="utf-8"?>
-<w:footnotes xmlns:wpc="http://schemas.microsoft.com/office/word/2010/wordprocessingCanvas" xmlns:cx="http://schemas.microsoft.com/office/drawing/2014/chartex" xmlns:cx1="http://schemas.microsoft.com/office/drawing/2015/9/8/chartex" xmlns:cx2="http://schemas.microsoft.com/office/drawing/2015/10/21/chartex" xmlns:cx3="http://schemas.microsoft.com/office/drawing/2016/5/9/chartex" xmlns:cx4="http://schemas.microsoft.com/office/drawing/2016/5/10/chartex" xmlns:cx5="http://schemas.microsoft.com/office/drawing/2016/5/11/chartex" xmlns:cx6="http://schemas.microsoft.com/office/drawing/2016/5/12/chartex" xmlns:cx7="http://schemas.microsoft.com/office/drawing/2016/5/13/chartex" xmlns:cx8="http://schemas.microsoft.com/office/drawing/2016/5/14/chartex" xmlns:mc="http://schemas.openxmlformats.org/markup-compatibility/2006" xmlns:aink="http://schemas.microsoft.com/office/drawing/2016/ink" xmlns:am3d="http://schemas.microsoft.com/office/drawing/2017/model3d" xmlns:o="urn:schemas-microsoft-com:office:office" xmlns:oel="http://schemas.microsoft.com/office/2019/extlst" xmlns:r="http://schemas.openxmlformats.org/officeDocument/2006/relationships" xmlns:m="http://schemas.openxmlformats.org/officeDocument/2006/math" xmlns:v="urn:schemas-microsoft-com:vml" xmlns:wp14="http://schemas.microsoft.com/office/word/2010/wordprocessingDrawing" xmlns:wp="http://schemas.openxmlformats.org/drawingml/2006/wordprocessingDrawing" xmlns:w10="urn:schemas-microsoft-com:office:word" xmlns:w="http://schemas.openxmlformats.org/wordprocessingml/2006/main" xmlns:w14="http://schemas.microsoft.com/office/word/2010/wordml" xmlns:w15="http://schemas.microsoft.com/office/word/2012/wordml" xmlns:w16cex="http://schemas.microsoft.com/office/word/2018/wordml/cex" xmlns:w16cid="http://schemas.microsoft.com/office/word/2016/wordml/cid" xmlns:w16="http://schemas.microsoft.com/office/word/2018/wordml" xmlns:w16du="http://schemas.microsoft.com/office/word/2023/wordml/word16du" xmlns:w16sdtdh="http://schemas.microsoft.com/office/word/2020/wordml/sdtdatahash" xmlns:w16sdtfl="http://schemas.microsoft.com/office/word/2024/wordml/sdtformatlock" xmlns:w16se="http://schemas.microsoft.com/office/word/2015/wordml/symex" xmlns:wpg="http://schemas.microsoft.com/office/word/2010/wordprocessingGroup" xmlns:wpi="http://schemas.microsoft.com/office/word/2010/wordprocessingInk" xmlns:wne="http://schemas.microsoft.com/office/word/2006/wordml" xmlns:wps="http://schemas.microsoft.com/office/word/2010/wordprocessingShape" mc:Ignorable="w14 w15 w16se w16cid w16 w16cex w16sdtdh w16sdtfl w16du wp14">
-  <w:footnote w:type="separator" w:id="-1">
-    <w:p>
+<w:footnotes xmlns:wpc="http://schemas.microsoft.com/office/word/2010/wordprocessingCanvas" xmlns:mc="http://schemas.openxmlformats.org/markup-compatibility/2006" xmlns:o="urn:schemas-microsoft-com:office:office" xmlns:r="http://schemas.openxmlformats.org/officeDocument/2006/relationships" xmlns:m="http://schemas.openxmlformats.org/officeDocument/2006/math" xmlns:v="urn:schemas-microsoft-com:vml" xmlns:wp14="http://schemas.microsoft.com/office/word/2010/wordprocessingDrawing" xmlns:wp="http://schemas.openxmlformats.org/drawingml/2006/wordprocessingDrawing" xmlns:w="http://schemas.openxmlformats.org/wordprocessingml/2006/main" xmlns:w14="http://schemas.microsoft.com/office/word/2010/wordml" xmlns:w15="http://schemas.microsoft.com/office/word/2012/wordml" xmlns:w10="urn:schemas-microsoft-com:office:word" xmlns:wpg="http://schemas.microsoft.com/office/word/2010/wordprocessingGroup" xmlns:wpi="http://schemas.microsoft.com/office/word/2010/wordprocessingInk" xmlns:wne="http://schemas.microsoft.com/office/word/2006/wordml" xmlns:wps="http://schemas.microsoft.com/office/word/2010/wordprocessingShape" xmlns:wpsCustomData="http://www.wps.cn/officeDocument/2013/wpsCustomData" mc:Ignorable="w14 w15 wp14">
+  <w:footnote w:type="separator" w:id="0">
+    <w:p>
+      <w:pPr>
+        <w:spacing w:line="276" w:lineRule="auto"/>
+      </w:pPr>
       <w:r>
         <w:separator/>
       </w:r>
     </w:p>
   </w:footnote>
-  <w:footnote w:type="continuationSeparator" w:id="0">
-    <w:p>
+  <w:footnote w:type="continuationSeparator" w:id="1">
+    <w:p>
+      <w:pPr>
+        <w:spacing w:line="276" w:lineRule="auto"/>
+      </w:pPr>
       <w:r>
         <w:continuationSeparator/>
       </w:r>
@@ -4374,12 +4537,12 @@
 </file>
 
 <file path=word/numbering.xml><?xml version="1.0" encoding="utf-8"?>
-<w:numbering xmlns:wpc="http://schemas.microsoft.com/office/word/2010/wordprocessingCanvas" xmlns:cx="http://schemas.microsoft.com/office/drawing/2014/chartex" xmlns:cx1="http://schemas.microsoft.com/office/drawing/2015/9/8/chartex" xmlns:cx2="http://schemas.microsoft.com/office/drawing/2015/10/21/chartex" xmlns:cx3="http://schemas.microsoft.com/office/drawing/2016/5/9/chartex" xmlns:cx4="http://schemas.microsoft.com/office/drawing/2016/5/10/chartex" xmlns:cx5="http://schemas.microsoft.com/office/drawing/2016/5/11/chartex" xmlns:cx6="http://schemas.microsoft.com/office/drawing/2016/5/12/chartex" xmlns:cx7="http://schemas.microsoft.com/office/drawing/2016/5/13/chartex" xmlns:cx8="http://schemas.microsoft.com/office/drawing/2016/5/14/chartex" xmlns:mc="http://schemas.openxmlformats.org/markup-compatibility/2006" xmlns:aink="http://schemas.microsoft.com/office/drawing/2016/ink" xmlns:am3d="http://schemas.microsoft.com/office/drawing/2017/model3d" xmlns:o="urn:schemas-microsoft-com:office:office" xmlns:oel="http://schemas.microsoft.com/office/2019/extlst" xmlns:r="http://schemas.openxmlformats.org/officeDocument/2006/relationships" xmlns:m="http://schemas.openxmlformats.org/officeDocument/2006/math" xmlns:v="urn:schemas-microsoft-com:vml" xmlns:wp14="http://schemas.microsoft.com/office/word/2010/wordprocessingDrawing" xmlns:wp="http://schemas.openxmlformats.org/drawingml/2006/wordprocessingDrawing" xmlns:w10="urn:schemas-microsoft-com:office:word" xmlns:w="http://schemas.openxmlformats.org/wordprocessingml/2006/main" xmlns:w14="http://schemas.microsoft.com/office/word/2010/wordml" xmlns:w15="http://schemas.microsoft.com/office/word/2012/wordml" xmlns:w16cex="http://schemas.microsoft.com/office/word/2018/wordml/cex" xmlns:w16cid="http://schemas.microsoft.com/office/word/2016/wordml/cid" xmlns:w16="http://schemas.microsoft.com/office/word/2018/wordml" xmlns:w16du="http://schemas.microsoft.com/office/word/2023/wordml/word16du" xmlns:w16sdtdh="http://schemas.microsoft.com/office/word/2020/wordml/sdtdatahash" xmlns:w16sdtfl="http://schemas.microsoft.com/office/word/2024/wordml/sdtformatlock" xmlns:w16se="http://schemas.microsoft.com/office/word/2015/wordml/symex" xmlns:wpg="http://schemas.microsoft.com/office/word/2010/wordprocessingGroup" xmlns:wpi="http://schemas.microsoft.com/office/word/2010/wordprocessingInk" xmlns:wne="http://schemas.microsoft.com/office/word/2006/wordml" xmlns:wps="http://schemas.microsoft.com/office/word/2010/wordprocessingShape" mc:Ignorable="w14 w15 w16se w16cid w16 w16cex w16sdtdh w16sdtfl w16du wp14">
-  <w:abstractNum w:abstractNumId="0" w15:restartNumberingAfterBreak="0">
+<w:numbering xmlns:wpc="http://schemas.microsoft.com/office/word/2010/wordprocessingCanvas" xmlns:mc="http://schemas.openxmlformats.org/markup-compatibility/2006" xmlns:o="urn:schemas-microsoft-com:office:office" xmlns:r="http://schemas.openxmlformats.org/officeDocument/2006/relationships" xmlns:m="http://schemas.openxmlformats.org/officeDocument/2006/math" xmlns:v="urn:schemas-microsoft-com:vml" xmlns:wp14="http://schemas.microsoft.com/office/word/2010/wordprocessingDrawing" xmlns:wp="http://schemas.openxmlformats.org/drawingml/2006/wordprocessingDrawing" xmlns:w10="urn:schemas-microsoft-com:office:word" xmlns:w="http://schemas.openxmlformats.org/wordprocessingml/2006/main" xmlns:w14="http://schemas.microsoft.com/office/word/2010/wordml" xmlns:wpg="http://schemas.microsoft.com/office/word/2010/wordprocessingGroup" xmlns:wpi="http://schemas.microsoft.com/office/word/2010/wordprocessingInk" xmlns:wne="http://schemas.microsoft.com/office/word/2006/wordml" xmlns:wps="http://schemas.microsoft.com/office/word/2010/wordprocessingShape" xmlns:wpsCustomData="http://www.wps.cn/officeDocument/2013/wpsCustomData" mc:Ignorable="w14 wp14">
+  <w:abstractNum w:abstractNumId="0">
     <w:nsid w:val="CADE5995"/>
     <w:multiLevelType w:val="singleLevel"/>
     <w:tmpl w:val="CADE5995"/>
-    <w:lvl w:ilvl="0">
+    <w:lvl w:ilvl="0" w:tentative="0">
       <w:start w:val="6"/>
       <w:numFmt w:val="decimal"/>
       <w:suff w:val="space"/>
@@ -4387,329 +4550,292 @@
       <w:lvlJc w:val="left"/>
     </w:lvl>
   </w:abstractNum>
-  <w:num w:numId="1" w16cid:durableId="24987527">
+  <w:num w:numId="1">
     <w:abstractNumId w:val="0"/>
   </w:num>
 </w:numbering>
 </file>
 
 <file path=word/styles.xml><?xml version="1.0" encoding="utf-8"?>
-<w:styles xmlns:mc="http://schemas.openxmlformats.org/markup-compatibility/2006" xmlns:r="http://schemas.openxmlformats.org/officeDocument/2006/relationships" xmlns:w="http://schemas.openxmlformats.org/wordprocessingml/2006/main" xmlns:w14="http://schemas.microsoft.com/office/word/2010/wordml" xmlns:w15="http://schemas.microsoft.com/office/word/2012/wordml" xmlns:w16cex="http://schemas.microsoft.com/office/word/2018/wordml/cex" xmlns:w16cid="http://schemas.microsoft.com/office/word/2016/wordml/cid" xmlns:w16="http://schemas.microsoft.com/office/word/2018/wordml" xmlns:w16du="http://schemas.microsoft.com/office/word/2023/wordml/word16du" xmlns:w16sdtdh="http://schemas.microsoft.com/office/word/2020/wordml/sdtdatahash" xmlns:w16sdtfl="http://schemas.microsoft.com/office/word/2024/wordml/sdtformatlock" xmlns:w16se="http://schemas.microsoft.com/office/word/2015/wordml/symex" mc:Ignorable="w14 w15 w16se w16cid w16 w16cex w16sdtdh w16sdtfl w16du">
+<w:styles xmlns:mc="http://schemas.openxmlformats.org/markup-compatibility/2006" xmlns:o="urn:schemas-microsoft-com:office:office" xmlns:r="http://schemas.openxmlformats.org/officeDocument/2006/relationships" xmlns:m="http://schemas.openxmlformats.org/officeDocument/2006/math" xmlns:v="urn:schemas-microsoft-com:vml" xmlns:w="http://schemas.openxmlformats.org/wordprocessingml/2006/main" xmlns:w14="http://schemas.microsoft.com/office/word/2010/wordml" xmlns:w10="urn:schemas-microsoft-com:office:word" xmlns:sl="http://schemas.openxmlformats.org/schemaLibrary/2006/main" xmlns:wpsCustomData="http://www.wps.cn/officeDocument/2013/wpsCustomData" mc:Ignorable="w14">
   <w:docDefaults>
     <w:rPrDefault>
       <w:rPr>
-        <w:rFonts w:ascii="Times New Roman" w:eastAsia="SimSun" w:hAnsi="Times New Roman" w:cs="Times New Roman"/>
-        <w:lang w:val="en-US" w:eastAsia="zh-CN" w:bidi="ar-SA"/>
+        <w:rFonts w:ascii="Times New Roman" w:hAnsi="Times New Roman" w:eastAsia="SimSun" w:cs="Times New Roman"/>
       </w:rPr>
     </w:rPrDefault>
     <w:pPrDefault/>
   </w:docDefaults>
-  <w:latentStyles w:defLockedState="0" w:defUIPriority="0" w:defSemiHidden="0" w:defUnhideWhenUsed="0" w:defQFormat="0" w:count="376">
-    <w:lsdException w:name="Normal" w:qFormat="1"/>
-    <w:lsdException w:name="heading 1" w:qFormat="1"/>
-    <w:lsdException w:name="heading 2" w:qFormat="1"/>
-    <w:lsdException w:name="heading 3" w:qFormat="1"/>
-    <w:lsdException w:name="heading 4" w:qFormat="1"/>
-    <w:lsdException w:name="heading 5" w:qFormat="1"/>
-    <w:lsdException w:name="heading 6" w:qFormat="1"/>
-    <w:lsdException w:name="heading 7" w:semiHidden="1" w:unhideWhenUsed="1" w:qFormat="1"/>
-    <w:lsdException w:name="heading 8" w:semiHidden="1" w:unhideWhenUsed="1" w:qFormat="1"/>
-    <w:lsdException w:name="heading 9" w:semiHidden="1" w:unhideWhenUsed="1" w:qFormat="1"/>
-    <w:lsdException w:name="caption" w:semiHidden="1" w:unhideWhenUsed="1" w:qFormat="1"/>
-    <w:lsdException w:name="Title" w:qFormat="1"/>
-    <w:lsdException w:name="Default Paragraph Font" w:semiHidden="1" w:qFormat="1"/>
-    <w:lsdException w:name="Subtitle" w:qFormat="1"/>
-    <w:lsdException w:name="Strong" w:qFormat="1"/>
-    <w:lsdException w:name="Emphasis" w:qFormat="1"/>
-    <w:lsdException w:name="HTML Top of Form" w:semiHidden="1" w:uiPriority="99" w:unhideWhenUsed="1"/>
-    <w:lsdException w:name="HTML Bottom of Form" w:semiHidden="1" w:uiPriority="99" w:unhideWhenUsed="1"/>
-    <w:lsdException w:name="Normal Table" w:semiHidden="1" w:unhideWhenUsed="1"/>
-    <w:lsdException w:name="No List" w:semiHidden="1" w:uiPriority="99" w:unhideWhenUsed="1"/>
-    <w:lsdException w:name="Outline List 1" w:semiHidden="1" w:uiPriority="99" w:unhideWhenUsed="1"/>
-    <w:lsdException w:name="Outline List 2" w:semiHidden="1" w:uiPriority="99" w:unhideWhenUsed="1"/>
-    <w:lsdException w:name="Outline List 3" w:semiHidden="1" w:uiPriority="99" w:unhideWhenUsed="1"/>
-    <w:lsdException w:name="Table Simple 1" w:semiHidden="1" w:unhideWhenUsed="1"/>
-    <w:lsdException w:name="Table Simple 2" w:semiHidden="1" w:unhideWhenUsed="1"/>
-    <w:lsdException w:name="Table Simple 3" w:semiHidden="1" w:unhideWhenUsed="1"/>
-    <w:lsdException w:name="Table Classic 1" w:semiHidden="1" w:unhideWhenUsed="1"/>
-    <w:lsdException w:name="Table Classic 2" w:semiHidden="1" w:unhideWhenUsed="1"/>
-    <w:lsdException w:name="Table Classic 3" w:semiHidden="1" w:unhideWhenUsed="1"/>
-    <w:lsdException w:name="Table Classic 4" w:semiHidden="1" w:unhideWhenUsed="1"/>
-    <w:lsdException w:name="Table Colorful 1" w:semiHidden="1" w:unhideWhenUsed="1"/>
-    <w:lsdException w:name="Table Colorful 2" w:semiHidden="1" w:unhideWhenUsed="1"/>
-    <w:lsdException w:name="Table Colorful 3" w:semiHidden="1" w:unhideWhenUsed="1"/>
-    <w:lsdException w:name="Table Columns 1" w:semiHidden="1" w:unhideWhenUsed="1"/>
-    <w:lsdException w:name="Table Columns 2" w:semiHidden="1" w:unhideWhenUsed="1"/>
-    <w:lsdException w:name="Table Columns 3" w:semiHidden="1" w:unhideWhenUsed="1"/>
-    <w:lsdException w:name="Table Columns 4" w:semiHidden="1" w:unhideWhenUsed="1"/>
-    <w:lsdException w:name="Table Columns 5" w:semiHidden="1" w:unhideWhenUsed="1"/>
-    <w:lsdException w:name="Table Grid 1" w:semiHidden="1" w:unhideWhenUsed="1"/>
-    <w:lsdException w:name="Table Grid 2" w:semiHidden="1" w:unhideWhenUsed="1"/>
-    <w:lsdException w:name="Table Grid 3" w:semiHidden="1" w:unhideWhenUsed="1"/>
-    <w:lsdException w:name="Table Grid 4" w:semiHidden="1" w:unhideWhenUsed="1"/>
-    <w:lsdException w:name="Table Grid 5" w:semiHidden="1" w:unhideWhenUsed="1"/>
-    <w:lsdException w:name="Table Grid 6" w:semiHidden="1" w:unhideWhenUsed="1"/>
-    <w:lsdException w:name="Table Grid 7" w:semiHidden="1" w:unhideWhenUsed="1"/>
-    <w:lsdException w:name="Table Grid 8" w:semiHidden="1" w:unhideWhenUsed="1"/>
-    <w:lsdException w:name="Table List 1" w:semiHidden="1" w:unhideWhenUsed="1"/>
-    <w:lsdException w:name="Table List 2" w:semiHidden="1" w:unhideWhenUsed="1"/>
-    <w:lsdException w:name="Table List 3" w:semiHidden="1" w:unhideWhenUsed="1"/>
-    <w:lsdException w:name="Table List 4" w:semiHidden="1" w:unhideWhenUsed="1"/>
-    <w:lsdException w:name="Table List 5" w:semiHidden="1" w:unhideWhenUsed="1"/>
-    <w:lsdException w:name="Table List 6" w:semiHidden="1" w:unhideWhenUsed="1"/>
-    <w:lsdException w:name="Table List 7" w:semiHidden="1" w:unhideWhenUsed="1"/>
-    <w:lsdException w:name="Table List 8" w:semiHidden="1" w:unhideWhenUsed="1"/>
-    <w:lsdException w:name="Table 3D effects 1" w:semiHidden="1" w:unhideWhenUsed="1"/>
-    <w:lsdException w:name="Table 3D effects 2" w:semiHidden="1" w:unhideWhenUsed="1"/>
-    <w:lsdException w:name="Table 3D effects 3" w:semiHidden="1" w:unhideWhenUsed="1"/>
-    <w:lsdException w:name="Table Contemporary" w:semiHidden="1" w:unhideWhenUsed="1"/>
-    <w:lsdException w:name="Table Elegant" w:semiHidden="1" w:unhideWhenUsed="1"/>
-    <w:lsdException w:name="Table Professional" w:semiHidden="1" w:unhideWhenUsed="1"/>
-    <w:lsdException w:name="Table Subtle 1" w:semiHidden="1" w:unhideWhenUsed="1"/>
-    <w:lsdException w:name="Table Subtle 2" w:semiHidden="1" w:unhideWhenUsed="1"/>
-    <w:lsdException w:name="Table Web 1" w:semiHidden="1" w:unhideWhenUsed="1"/>
-    <w:lsdException w:name="Table Web 2" w:semiHidden="1" w:unhideWhenUsed="1"/>
-    <w:lsdException w:name="Table Web 3" w:semiHidden="1" w:unhideWhenUsed="1"/>
-    <w:lsdException w:name="Table Theme" w:semiHidden="1" w:unhideWhenUsed="1"/>
-    <w:lsdException w:name="Placeholder Text" w:semiHidden="1" w:uiPriority="99" w:unhideWhenUsed="1"/>
-    <w:lsdException w:name="No Spacing" w:semiHidden="1" w:uiPriority="99" w:unhideWhenUsed="1"/>
-    <w:lsdException w:name="Light Shading" w:uiPriority="60"/>
-    <w:lsdException w:name="Light List" w:uiPriority="61"/>
-    <w:lsdException w:name="Light Grid" w:uiPriority="62"/>
-    <w:lsdException w:name="Medium Shading 1" w:uiPriority="63"/>
-    <w:lsdException w:name="Medium Shading 2" w:uiPriority="64"/>
-    <w:lsdException w:name="Medium List 1" w:uiPriority="65"/>
-    <w:lsdException w:name="Medium List 2" w:uiPriority="66"/>
-    <w:lsdException w:name="Medium Grid 1" w:uiPriority="67"/>
-    <w:lsdException w:name="Medium Grid 2" w:uiPriority="68"/>
-    <w:lsdException w:name="Medium Grid 3" w:uiPriority="69"/>
-    <w:lsdException w:name="Dark List" w:uiPriority="70"/>
-    <w:lsdException w:name="Colorful Shading" w:uiPriority="71"/>
-    <w:lsdException w:name="Colorful List" w:uiPriority="72"/>
-    <w:lsdException w:name="Colorful Grid" w:uiPriority="73"/>
-    <w:lsdException w:name="Light Shading Accent 1" w:uiPriority="60"/>
-    <w:lsdException w:name="Light List Accent 1" w:uiPriority="61"/>
-    <w:lsdException w:name="Light Grid Accent 1" w:uiPriority="62"/>
-    <w:lsdException w:name="Medium Shading 1 Accent 1" w:uiPriority="63"/>
-    <w:lsdException w:name="Medium Shading 2 Accent 1" w:uiPriority="64"/>
-    <w:lsdException w:name="Medium List 1 Accent 1" w:uiPriority="65"/>
-    <w:lsdException w:name="Revision" w:semiHidden="1" w:uiPriority="99" w:unhideWhenUsed="1"/>
-    <w:lsdException w:name="List Paragraph" w:semiHidden="1" w:uiPriority="99" w:unhideWhenUsed="1"/>
-    <w:lsdException w:name="Quote" w:semiHidden="1" w:uiPriority="99" w:unhideWhenUsed="1"/>
-    <w:lsdException w:name="Intense Quote" w:semiHidden="1" w:uiPriority="99" w:unhideWhenUsed="1"/>
-    <w:lsdException w:name="Medium List 2 Accent 1" w:uiPriority="66"/>
-    <w:lsdException w:name="Medium Grid 1 Accent 1" w:uiPriority="67"/>
-    <w:lsdException w:name="Medium Grid 2 Accent 1" w:uiPriority="68"/>
-    <w:lsdException w:name="Medium Grid 3 Accent 1" w:uiPriority="69"/>
-    <w:lsdException w:name="Dark List Accent 1" w:uiPriority="70"/>
-    <w:lsdException w:name="Colorful Shading Accent 1" w:uiPriority="71"/>
-    <w:lsdException w:name="Colorful List Accent 1" w:uiPriority="72"/>
-    <w:lsdException w:name="Colorful Grid Accent 1" w:uiPriority="73"/>
-    <w:lsdException w:name="Light Shading Accent 2" w:uiPriority="60"/>
-    <w:lsdException w:name="Light List Accent 2" w:uiPriority="61"/>
-    <w:lsdException w:name="Light Grid Accent 2" w:uiPriority="62"/>
-    <w:lsdException w:name="Medium Shading 1 Accent 2" w:uiPriority="63"/>
-    <w:lsdException w:name="Medium Shading 2 Accent 2" w:uiPriority="64"/>
-    <w:lsdException w:name="Medium List 1 Accent 2" w:uiPriority="65"/>
-    <w:lsdException w:name="Medium List 2 Accent 2" w:uiPriority="66"/>
-    <w:lsdException w:name="Medium Grid 1 Accent 2" w:uiPriority="67"/>
-    <w:lsdException w:name="Medium Grid 2 Accent 2" w:uiPriority="68"/>
-    <w:lsdException w:name="Medium Grid 3 Accent 2" w:uiPriority="69"/>
-    <w:lsdException w:name="Dark List Accent 2" w:uiPriority="70"/>
-    <w:lsdException w:name="Colorful Shading Accent 2" w:uiPriority="71"/>
-    <w:lsdException w:name="Colorful List Accent 2" w:uiPriority="72"/>
-    <w:lsdException w:name="Colorful Grid Accent 2" w:uiPriority="73"/>
-    <w:lsdException w:name="Light Shading Accent 3" w:uiPriority="60"/>
-    <w:lsdException w:name="Light List Accent 3" w:uiPriority="61"/>
-    <w:lsdException w:name="Light Grid Accent 3" w:uiPriority="62"/>
-    <w:lsdException w:name="Medium Shading 1 Accent 3" w:uiPriority="63"/>
-    <w:lsdException w:name="Medium Shading 2 Accent 3" w:uiPriority="64"/>
-    <w:lsdException w:name="Medium List 1 Accent 3" w:uiPriority="65"/>
-    <w:lsdException w:name="Medium List 2 Accent 3" w:uiPriority="66"/>
-    <w:lsdException w:name="Medium Grid 1 Accent 3" w:uiPriority="67"/>
-    <w:lsdException w:name="Medium Grid 2 Accent 3" w:uiPriority="68"/>
-    <w:lsdException w:name="Medium Grid 3 Accent 3" w:uiPriority="69"/>
-    <w:lsdException w:name="Dark List Accent 3" w:uiPriority="70"/>
-    <w:lsdException w:name="Colorful Shading Accent 3" w:uiPriority="71"/>
-    <w:lsdException w:name="Colorful List Accent 3" w:uiPriority="72"/>
-    <w:lsdException w:name="Colorful Grid Accent 3" w:uiPriority="73"/>
-    <w:lsdException w:name="Light Shading Accent 4" w:uiPriority="60"/>
-    <w:lsdException w:name="Light List Accent 4" w:uiPriority="61"/>
-    <w:lsdException w:name="Light Grid Accent 4" w:uiPriority="62"/>
-    <w:lsdException w:name="Medium Shading 1 Accent 4" w:uiPriority="63"/>
-    <w:lsdException w:name="Medium Shading 2 Accent 4" w:uiPriority="64"/>
-    <w:lsdException w:name="Medium List 1 Accent 4" w:uiPriority="65"/>
-    <w:lsdException w:name="Medium List 2 Accent 4" w:uiPriority="66"/>
-    <w:lsdException w:name="Medium Grid 1 Accent 4" w:uiPriority="67"/>
-    <w:lsdException w:name="Medium Grid 2 Accent 4" w:uiPriority="68"/>
-    <w:lsdException w:name="Medium Grid 3 Accent 4" w:uiPriority="69"/>
-    <w:lsdException w:name="Dark List Accent 4" w:uiPriority="70"/>
-    <w:lsdException w:name="Colorful Shading Accent 4" w:uiPriority="71"/>
-    <w:lsdException w:name="Colorful List Accent 4" w:uiPriority="72"/>
-    <w:lsdException w:name="Colorful Grid Accent 4" w:uiPriority="73"/>
-    <w:lsdException w:name="Light Shading Accent 5" w:uiPriority="60"/>
-    <w:lsdException w:name="Light List Accent 5" w:uiPriority="61"/>
-    <w:lsdException w:name="Light Grid Accent 5" w:uiPriority="62"/>
-    <w:lsdException w:name="Medium Shading 1 Accent 5" w:uiPriority="63"/>
-    <w:lsdException w:name="Medium Shading 2 Accent 5" w:uiPriority="64"/>
-    <w:lsdException w:name="Medium List 1 Accent 5" w:uiPriority="65"/>
-    <w:lsdException w:name="Medium List 2 Accent 5" w:uiPriority="66"/>
-    <w:lsdException w:name="Medium Grid 1 Accent 5" w:uiPriority="67"/>
-    <w:lsdException w:name="Medium Grid 2 Accent 5" w:uiPriority="68"/>
-    <w:lsdException w:name="Medium Grid 3 Accent 5" w:uiPriority="69"/>
-    <w:lsdException w:name="Dark List Accent 5" w:uiPriority="70"/>
-    <w:lsdException w:name="Colorful Shading Accent 5" w:uiPriority="71"/>
-    <w:lsdException w:name="Colorful List Accent 5" w:uiPriority="72"/>
-    <w:lsdException w:name="Colorful Grid Accent 5" w:uiPriority="73"/>
-    <w:lsdException w:name="Light Shading Accent 6" w:uiPriority="60"/>
-    <w:lsdException w:name="Light List Accent 6" w:uiPriority="61"/>
-    <w:lsdException w:name="Light Grid Accent 6" w:uiPriority="62"/>
-    <w:lsdException w:name="Medium Shading 1 Accent 6" w:uiPriority="63"/>
-    <w:lsdException w:name="Medium Shading 2 Accent 6" w:uiPriority="64"/>
-    <w:lsdException w:name="Medium List 1 Accent 6" w:uiPriority="65"/>
-    <w:lsdException w:name="Medium List 2 Accent 6" w:uiPriority="66"/>
-    <w:lsdException w:name="Medium Grid 1 Accent 6" w:uiPriority="67"/>
-    <w:lsdException w:name="Medium Grid 2 Accent 6" w:uiPriority="68"/>
-    <w:lsdException w:name="Medium Grid 3 Accent 6" w:uiPriority="69"/>
-    <w:lsdException w:name="Dark List Accent 6" w:uiPriority="70"/>
-    <w:lsdException w:name="Colorful Shading Accent 6" w:uiPriority="71"/>
-    <w:lsdException w:name="Colorful List Accent 6" w:uiPriority="72"/>
-    <w:lsdException w:name="Colorful Grid Accent 6" w:uiPriority="73"/>
-    <w:lsdException w:name="Subtle Emphasis" w:uiPriority="19" w:qFormat="1"/>
-    <w:lsdException w:name="Intense Emphasis" w:uiPriority="21" w:qFormat="1"/>
-    <w:lsdException w:name="Subtle Reference" w:uiPriority="31" w:qFormat="1"/>
-    <w:lsdException w:name="Intense Reference" w:uiPriority="32" w:qFormat="1"/>
-    <w:lsdException w:name="Book Title" w:uiPriority="33" w:qFormat="1"/>
-    <w:lsdException w:name="Bibliography" w:semiHidden="1" w:uiPriority="37" w:unhideWhenUsed="1"/>
-    <w:lsdException w:name="TOC Heading" w:semiHidden="1" w:uiPriority="39" w:unhideWhenUsed="1" w:qFormat="1"/>
-    <w:lsdException w:name="Plain Table 1" w:uiPriority="41"/>
-    <w:lsdException w:name="Plain Table 2" w:uiPriority="42"/>
-    <w:lsdException w:name="Plain Table 3" w:uiPriority="43"/>
-    <w:lsdException w:name="Plain Table 4" w:uiPriority="44"/>
-    <w:lsdException w:name="Plain Table 5" w:uiPriority="45"/>
-    <w:lsdException w:name="Grid Table Light" w:uiPriority="40"/>
-    <w:lsdException w:name="Grid Table 1 Light" w:uiPriority="46"/>
-    <w:lsdException w:name="Grid Table 2" w:uiPriority="47"/>
-    <w:lsdException w:name="Grid Table 3" w:uiPriority="48"/>
-    <w:lsdException w:name="Grid Table 4" w:uiPriority="49"/>
-    <w:lsdException w:name="Grid Table 5 Dark" w:uiPriority="50"/>
-    <w:lsdException w:name="Grid Table 6 Colorful" w:uiPriority="51"/>
-    <w:lsdException w:name="Grid Table 7 Colorful" w:uiPriority="52"/>
-    <w:lsdException w:name="Grid Table 1 Light Accent 1" w:uiPriority="46"/>
-    <w:lsdException w:name="Grid Table 2 Accent 1" w:uiPriority="47"/>
-    <w:lsdException w:name="Grid Table 3 Accent 1" w:uiPriority="48"/>
-    <w:lsdException w:name="Grid Table 4 Accent 1" w:uiPriority="49"/>
-    <w:lsdException w:name="Grid Table 5 Dark Accent 1" w:uiPriority="50"/>
-    <w:lsdException w:name="Grid Table 6 Colorful Accent 1" w:uiPriority="51"/>
-    <w:lsdException w:name="Grid Table 7 Colorful Accent 1" w:uiPriority="52"/>
-    <w:lsdException w:name="Grid Table 1 Light Accent 2" w:uiPriority="46"/>
-    <w:lsdException w:name="Grid Table 2 Accent 2" w:uiPriority="47"/>
-    <w:lsdException w:name="Grid Table 3 Accent 2" w:uiPriority="48"/>
-    <w:lsdException w:name="Grid Table 4 Accent 2" w:uiPriority="49"/>
-    <w:lsdException w:name="Grid Table 5 Dark Accent 2" w:uiPriority="50"/>
-    <w:lsdException w:name="Grid Table 6 Colorful Accent 2" w:uiPriority="51"/>
-    <w:lsdException w:name="Grid Table 7 Colorful Accent 2" w:uiPriority="52"/>
-    <w:lsdException w:name="Grid Table 1 Light Accent 3" w:uiPriority="46"/>
-    <w:lsdException w:name="Grid Table 2 Accent 3" w:uiPriority="47"/>
-    <w:lsdException w:name="Grid Table 3 Accent 3" w:uiPriority="48"/>
-    <w:lsdException w:name="Grid Table 4 Accent 3" w:uiPriority="49"/>
-    <w:lsdException w:name="Grid Table 5 Dark Accent 3" w:uiPriority="50"/>
-    <w:lsdException w:name="Grid Table 6 Colorful Accent 3" w:uiPriority="51"/>
-    <w:lsdException w:name="Grid Table 7 Colorful Accent 3" w:uiPriority="52"/>
-    <w:lsdException w:name="Grid Table 1 Light Accent 4" w:uiPriority="46"/>
-    <w:lsdException w:name="Grid Table 2 Accent 4" w:uiPriority="47"/>
-    <w:lsdException w:name="Grid Table 3 Accent 4" w:uiPriority="48"/>
-    <w:lsdException w:name="Grid Table 4 Accent 4" w:uiPriority="49"/>
-    <w:lsdException w:name="Grid Table 5 Dark Accent 4" w:uiPriority="50"/>
-    <w:lsdException w:name="Grid Table 6 Colorful Accent 4" w:uiPriority="51"/>
-    <w:lsdException w:name="Grid Table 7 Colorful Accent 4" w:uiPriority="52"/>
-    <w:lsdException w:name="Grid Table 1 Light Accent 5" w:uiPriority="46"/>
-    <w:lsdException w:name="Grid Table 2 Accent 5" w:uiPriority="47"/>
-    <w:lsdException w:name="Grid Table 3 Accent 5" w:uiPriority="48"/>
-    <w:lsdException w:name="Grid Table 4 Accent 5" w:uiPriority="49"/>
-    <w:lsdException w:name="Grid Table 5 Dark Accent 5" w:uiPriority="50"/>
-    <w:lsdException w:name="Grid Table 6 Colorful Accent 5" w:uiPriority="51"/>
-    <w:lsdException w:name="Grid Table 7 Colorful Accent 5" w:uiPriority="52"/>
-    <w:lsdException w:name="Grid Table 1 Light Accent 6" w:uiPriority="46"/>
-    <w:lsdException w:name="Grid Table 2 Accent 6" w:uiPriority="47"/>
-    <w:lsdException w:name="Grid Table 3 Accent 6" w:uiPriority="48"/>
-    <w:lsdException w:name="Grid Table 4 Accent 6" w:uiPriority="49"/>
-    <w:lsdException w:name="Grid Table 5 Dark Accent 6" w:uiPriority="50"/>
-    <w:lsdException w:name="Grid Table 6 Colorful Accent 6" w:uiPriority="51"/>
-    <w:lsdException w:name="Grid Table 7 Colorful Accent 6" w:uiPriority="52"/>
-    <w:lsdException w:name="List Table 1 Light" w:uiPriority="46"/>
-    <w:lsdException w:name="List Table 2" w:uiPriority="47"/>
-    <w:lsdException w:name="List Table 3" w:uiPriority="48"/>
-    <w:lsdException w:name="List Table 4" w:uiPriority="49"/>
-    <w:lsdException w:name="List Table 5 Dark" w:uiPriority="50"/>
-    <w:lsdException w:name="List Table 6 Colorful" w:uiPriority="51"/>
-    <w:lsdException w:name="List Table 7 Colorful" w:uiPriority="52"/>
-    <w:lsdException w:name="List Table 1 Light Accent 1" w:uiPriority="46"/>
-    <w:lsdException w:name="List Table 2 Accent 1" w:uiPriority="47"/>
-    <w:lsdException w:name="List Table 3 Accent 1" w:uiPriority="48"/>
-    <w:lsdException w:name="List Table 4 Accent 1" w:uiPriority="49"/>
-    <w:lsdException w:name="List Table 5 Dark Accent 1" w:uiPriority="50"/>
-    <w:lsdException w:name="List Table 6 Colorful Accent 1" w:uiPriority="51"/>
-    <w:lsdException w:name="List Table 7 Colorful Accent 1" w:uiPriority="52"/>
-    <w:lsdException w:name="List Table 1 Light Accent 2" w:uiPriority="46"/>
-    <w:lsdException w:name="List Table 2 Accent 2" w:uiPriority="47"/>
-    <w:lsdException w:name="List Table 3 Accent 2" w:uiPriority="48"/>
-    <w:lsdException w:name="List Table 4 Accent 2" w:uiPriority="49"/>
-    <w:lsdException w:name="List Table 5 Dark Accent 2" w:uiPriority="50"/>
-    <w:lsdException w:name="List Table 6 Colorful Accent 2" w:uiPriority="51"/>
-    <w:lsdException w:name="List Table 7 Colorful Accent 2" w:uiPriority="52"/>
-    <w:lsdException w:name="List Table 1 Light Accent 3" w:uiPriority="46"/>
-    <w:lsdException w:name="List Table 2 Accent 3" w:uiPriority="47"/>
-    <w:lsdException w:name="List Table 3 Accent 3" w:uiPriority="48"/>
-    <w:lsdException w:name="List Table 4 Accent 3" w:uiPriority="49"/>
-    <w:lsdException w:name="List Table 5 Dark Accent 3" w:uiPriority="50"/>
-    <w:lsdException w:name="List Table 6 Colorful Accent 3" w:uiPriority="51"/>
-    <w:lsdException w:name="List Table 7 Colorful Accent 3" w:uiPriority="52"/>
-    <w:lsdException w:name="List Table 1 Light Accent 4" w:uiPriority="46"/>
-    <w:lsdException w:name="List Table 2 Accent 4" w:uiPriority="47"/>
-    <w:lsdException w:name="List Table 3 Accent 4" w:uiPriority="48"/>
-    <w:lsdException w:name="List Table 4 Accent 4" w:uiPriority="49"/>
-    <w:lsdException w:name="List Table 5 Dark Accent 4" w:uiPriority="50"/>
-    <w:lsdException w:name="List Table 6 Colorful Accent 4" w:uiPriority="51"/>
-    <w:lsdException w:name="List Table 7 Colorful Accent 4" w:uiPriority="52"/>
-    <w:lsdException w:name="List Table 1 Light Accent 5" w:uiPriority="46"/>
-    <w:lsdException w:name="List Table 2 Accent 5" w:uiPriority="47"/>
-    <w:lsdException w:name="List Table 3 Accent 5" w:uiPriority="48"/>
-    <w:lsdException w:name="List Table 4 Accent 5" w:uiPriority="49"/>
-    <w:lsdException w:name="List Table 5 Dark Accent 5" w:uiPriority="50"/>
-    <w:lsdException w:name="List Table 6 Colorful Accent 5" w:uiPriority="51"/>
-    <w:lsdException w:name="List Table 7 Colorful Accent 5" w:uiPriority="52"/>
-    <w:lsdException w:name="List Table 1 Light Accent 6" w:uiPriority="46"/>
-    <w:lsdException w:name="List Table 2 Accent 6" w:uiPriority="47"/>
-    <w:lsdException w:name="List Table 3 Accent 6" w:uiPriority="48"/>
-    <w:lsdException w:name="List Table 4 Accent 6" w:uiPriority="49"/>
-    <w:lsdException w:name="List Table 5 Dark Accent 6" w:uiPriority="50"/>
-    <w:lsdException w:name="List Table 6 Colorful Accent 6" w:uiPriority="51"/>
-    <w:lsdException w:name="List Table 7 Colorful Accent 6" w:uiPriority="52"/>
-    <w:lsdException w:name="Mention" w:semiHidden="1" w:uiPriority="99" w:unhideWhenUsed="1"/>
-    <w:lsdException w:name="Smart Hyperlink" w:semiHidden="1" w:uiPriority="99" w:unhideWhenUsed="1"/>
-    <w:lsdException w:name="Hashtag" w:semiHidden="1" w:uiPriority="99" w:unhideWhenUsed="1"/>
-    <w:lsdException w:name="Unresolved Mention" w:semiHidden="1" w:uiPriority="99" w:unhideWhenUsed="1"/>
-    <w:lsdException w:name="Smart Link" w:semiHidden="1" w:uiPriority="99" w:unhideWhenUsed="1"/>
+  <w:latentStyles w:count="260" w:defQFormat="0" w:defUnhideWhenUsed="1" w:defSemiHidden="1" w:defUIPriority="99" w:defLockedState="0">
+    <w:lsdException w:qFormat="1" w:unhideWhenUsed="0" w:uiPriority="0" w:semiHidden="0" w:name="Normal"/>
+    <w:lsdException w:qFormat="1" w:unhideWhenUsed="0" w:uiPriority="0" w:semiHidden="0" w:name="heading 1"/>
+    <w:lsdException w:qFormat="1" w:unhideWhenUsed="0" w:uiPriority="0" w:semiHidden="0" w:name="heading 2"/>
+    <w:lsdException w:qFormat="1" w:unhideWhenUsed="0" w:uiPriority="0" w:semiHidden="0" w:name="heading 3"/>
+    <w:lsdException w:qFormat="1" w:unhideWhenUsed="0" w:uiPriority="0" w:semiHidden="0" w:name="heading 4"/>
+    <w:lsdException w:qFormat="1" w:unhideWhenUsed="0" w:uiPriority="0" w:semiHidden="0" w:name="heading 5"/>
+    <w:lsdException w:qFormat="1" w:unhideWhenUsed="0" w:uiPriority="0" w:semiHidden="0" w:name="heading 6"/>
+    <w:lsdException w:qFormat="1" w:uiPriority="0" w:name="heading 7"/>
+    <w:lsdException w:qFormat="1" w:uiPriority="0" w:name="heading 8"/>
+    <w:lsdException w:qFormat="1" w:uiPriority="0" w:name="heading 9"/>
+    <w:lsdException w:unhideWhenUsed="0" w:uiPriority="0" w:semiHidden="0" w:name="index 1"/>
+    <w:lsdException w:unhideWhenUsed="0" w:uiPriority="0" w:semiHidden="0" w:name="index 2"/>
+    <w:lsdException w:unhideWhenUsed="0" w:uiPriority="0" w:semiHidden="0" w:name="index 3"/>
+    <w:lsdException w:unhideWhenUsed="0" w:uiPriority="0" w:semiHidden="0" w:name="index 4"/>
+    <w:lsdException w:unhideWhenUsed="0" w:uiPriority="0" w:semiHidden="0" w:name="index 5"/>
+    <w:lsdException w:unhideWhenUsed="0" w:uiPriority="0" w:semiHidden="0" w:name="index 6"/>
+    <w:lsdException w:unhideWhenUsed="0" w:uiPriority="0" w:semiHidden="0" w:name="index 7"/>
+    <w:lsdException w:unhideWhenUsed="0" w:uiPriority="0" w:semiHidden="0" w:name="index 8"/>
+    <w:lsdException w:unhideWhenUsed="0" w:uiPriority="0" w:semiHidden="0" w:name="index 9"/>
+    <w:lsdException w:unhideWhenUsed="0" w:uiPriority="0" w:semiHidden="0" w:name="toc 1"/>
+    <w:lsdException w:unhideWhenUsed="0" w:uiPriority="0" w:semiHidden="0" w:name="toc 2"/>
+    <w:lsdException w:unhideWhenUsed="0" w:uiPriority="0" w:semiHidden="0" w:name="toc 3"/>
+    <w:lsdException w:unhideWhenUsed="0" w:uiPriority="0" w:semiHidden="0" w:name="toc 4"/>
+    <w:lsdException w:unhideWhenUsed="0" w:uiPriority="0" w:semiHidden="0" w:name="toc 5"/>
+    <w:lsdException w:unhideWhenUsed="0" w:uiPriority="0" w:semiHidden="0" w:name="toc 6"/>
+    <w:lsdException w:unhideWhenUsed="0" w:uiPriority="0" w:semiHidden="0" w:name="toc 7"/>
+    <w:lsdException w:unhideWhenUsed="0" w:uiPriority="0" w:semiHidden="0" w:name="toc 8"/>
+    <w:lsdException w:unhideWhenUsed="0" w:uiPriority="0" w:semiHidden="0" w:name="toc 9"/>
+    <w:lsdException w:unhideWhenUsed="0" w:uiPriority="0" w:semiHidden="0" w:name="Normal Indent"/>
+    <w:lsdException w:unhideWhenUsed="0" w:uiPriority="0" w:semiHidden="0" w:name="footnote text"/>
+    <w:lsdException w:unhideWhenUsed="0" w:uiPriority="0" w:semiHidden="0" w:name="annotation text"/>
+    <w:lsdException w:unhideWhenUsed="0" w:uiPriority="0" w:semiHidden="0" w:name="header"/>
+    <w:lsdException w:unhideWhenUsed="0" w:uiPriority="0" w:semiHidden="0" w:name="footer"/>
+    <w:lsdException w:unhideWhenUsed="0" w:uiPriority="0" w:semiHidden="0" w:name="index heading"/>
+    <w:lsdException w:qFormat="1" w:uiPriority="0" w:name="caption"/>
+    <w:lsdException w:unhideWhenUsed="0" w:uiPriority="0" w:semiHidden="0" w:name="table of figures"/>
+    <w:lsdException w:unhideWhenUsed="0" w:uiPriority="0" w:semiHidden="0" w:name="envelope address"/>
+    <w:lsdException w:unhideWhenUsed="0" w:uiPriority="0" w:semiHidden="0" w:name="envelope return"/>
+    <w:lsdException w:unhideWhenUsed="0" w:uiPriority="0" w:semiHidden="0" w:name="footnote reference"/>
+    <w:lsdException w:unhideWhenUsed="0" w:uiPriority="0" w:semiHidden="0" w:name="annotation reference"/>
+    <w:lsdException w:unhideWhenUsed="0" w:uiPriority="0" w:semiHidden="0" w:name="line number"/>
+    <w:lsdException w:unhideWhenUsed="0" w:uiPriority="0" w:semiHidden="0" w:name="page number"/>
+    <w:lsdException w:unhideWhenUsed="0" w:uiPriority="0" w:semiHidden="0" w:name="endnote reference"/>
+    <w:lsdException w:unhideWhenUsed="0" w:uiPriority="0" w:semiHidden="0" w:name="endnote text"/>
+    <w:lsdException w:unhideWhenUsed="0" w:uiPriority="0" w:semiHidden="0" w:name="table of authorities"/>
+    <w:lsdException w:unhideWhenUsed="0" w:uiPriority="0" w:semiHidden="0" w:name="macro"/>
+    <w:lsdException w:unhideWhenUsed="0" w:uiPriority="0" w:semiHidden="0" w:name="toa heading"/>
+    <w:lsdException w:unhideWhenUsed="0" w:uiPriority="0" w:semiHidden="0" w:name="List"/>
+    <w:lsdException w:unhideWhenUsed="0" w:uiPriority="0" w:semiHidden="0" w:name="List Bullet"/>
+    <w:lsdException w:unhideWhenUsed="0" w:uiPriority="0" w:semiHidden="0" w:name="List Number"/>
+    <w:lsdException w:unhideWhenUsed="0" w:uiPriority="0" w:semiHidden="0" w:name="List 2"/>
+    <w:lsdException w:unhideWhenUsed="0" w:uiPriority="0" w:semiHidden="0" w:name="List 3"/>
+    <w:lsdException w:unhideWhenUsed="0" w:uiPriority="0" w:semiHidden="0" w:name="List 4"/>
+    <w:lsdException w:unhideWhenUsed="0" w:uiPriority="0" w:semiHidden="0" w:name="List 5"/>
+    <w:lsdException w:unhideWhenUsed="0" w:uiPriority="0" w:semiHidden="0" w:name="List Bullet 2"/>
+    <w:lsdException w:unhideWhenUsed="0" w:uiPriority="0" w:semiHidden="0" w:name="List Bullet 3"/>
+    <w:lsdException w:unhideWhenUsed="0" w:uiPriority="0" w:semiHidden="0" w:name="List Bullet 4"/>
+    <w:lsdException w:unhideWhenUsed="0" w:uiPriority="0" w:semiHidden="0" w:name="List Bullet 5"/>
+    <w:lsdException w:unhideWhenUsed="0" w:uiPriority="0" w:semiHidden="0" w:name="List Number 2"/>
+    <w:lsdException w:unhideWhenUsed="0" w:uiPriority="0" w:semiHidden="0" w:name="List Number 3"/>
+    <w:lsdException w:unhideWhenUsed="0" w:uiPriority="0" w:semiHidden="0" w:name="List Number 4"/>
+    <w:lsdException w:unhideWhenUsed="0" w:uiPriority="0" w:semiHidden="0" w:name="List Number 5"/>
+    <w:lsdException w:qFormat="1" w:unhideWhenUsed="0" w:uiPriority="0" w:semiHidden="0" w:name="Title"/>
+    <w:lsdException w:unhideWhenUsed="0" w:uiPriority="0" w:semiHidden="0" w:name="Closing"/>
+    <w:lsdException w:unhideWhenUsed="0" w:uiPriority="0" w:semiHidden="0" w:name="Signature"/>
+    <w:lsdException w:uiPriority="1" w:name="Default Paragraph Font"/>
+    <w:lsdException w:unhideWhenUsed="0" w:uiPriority="0" w:semiHidden="0" w:name="Body Text"/>
+    <w:lsdException w:unhideWhenUsed="0" w:uiPriority="0" w:semiHidden="0" w:name="Body Text Indent"/>
+    <w:lsdException w:unhideWhenUsed="0" w:uiPriority="0" w:semiHidden="0" w:name="List Continue"/>
+    <w:lsdException w:unhideWhenUsed="0" w:uiPriority="0" w:semiHidden="0" w:name="List Continue 2"/>
+    <w:lsdException w:unhideWhenUsed="0" w:uiPriority="0" w:semiHidden="0" w:name="List Continue 3"/>
+    <w:lsdException w:unhideWhenUsed="0" w:uiPriority="0" w:semiHidden="0" w:name="List Continue 4"/>
+    <w:lsdException w:unhideWhenUsed="0" w:uiPriority="0" w:semiHidden="0" w:name="List Continue 5"/>
+    <w:lsdException w:unhideWhenUsed="0" w:uiPriority="0" w:semiHidden="0" w:name="Message Header"/>
+    <w:lsdException w:qFormat="1" w:unhideWhenUsed="0" w:uiPriority="0" w:semiHidden="0" w:name="Subtitle"/>
+    <w:lsdException w:unhideWhenUsed="0" w:uiPriority="0" w:semiHidden="0" w:name="Salutation"/>
+    <w:lsdException w:unhideWhenUsed="0" w:uiPriority="0" w:semiHidden="0" w:name="Date"/>
+    <w:lsdException w:unhideWhenUsed="0" w:uiPriority="0" w:semiHidden="0" w:name="Body Text First Indent"/>
+    <w:lsdException w:unhideWhenUsed="0" w:uiPriority="0" w:semiHidden="0" w:name="Body Text First Indent 2"/>
+    <w:lsdException w:unhideWhenUsed="0" w:uiPriority="0" w:semiHidden="0" w:name="Note Heading"/>
+    <w:lsdException w:unhideWhenUsed="0" w:uiPriority="0" w:semiHidden="0" w:name="Body Text 2"/>
+    <w:lsdException w:unhideWhenUsed="0" w:uiPriority="0" w:semiHidden="0" w:name="Body Text 3"/>
+    <w:lsdException w:unhideWhenUsed="0" w:uiPriority="0" w:semiHidden="0" w:name="Body Text Indent 2"/>
+    <w:lsdException w:unhideWhenUsed="0" w:uiPriority="0" w:semiHidden="0" w:name="Body Text Indent 3"/>
+    <w:lsdException w:unhideWhenUsed="0" w:uiPriority="0" w:semiHidden="0" w:name="Block Text"/>
+    <w:lsdException w:unhideWhenUsed="0" w:uiPriority="0" w:semiHidden="0" w:name="Hyperlink"/>
+    <w:lsdException w:unhideWhenUsed="0" w:uiPriority="0" w:semiHidden="0" w:name="FollowedHyperlink"/>
+    <w:lsdException w:qFormat="1" w:unhideWhenUsed="0" w:uiPriority="0" w:semiHidden="0" w:name="Strong"/>
+    <w:lsdException w:qFormat="1" w:unhideWhenUsed="0" w:uiPriority="0" w:semiHidden="0" w:name="Emphasis"/>
+    <w:lsdException w:unhideWhenUsed="0" w:uiPriority="0" w:semiHidden="0" w:name="Document Map"/>
+    <w:lsdException w:unhideWhenUsed="0" w:uiPriority="0" w:semiHidden="0" w:name="Plain Text"/>
+    <w:lsdException w:unhideWhenUsed="0" w:uiPriority="0" w:semiHidden="0" w:name="E-mail Signature"/>
+    <w:lsdException w:unhideWhenUsed="0" w:uiPriority="0" w:semiHidden="0" w:name="Normal (Web)"/>
+    <w:lsdException w:unhideWhenUsed="0" w:uiPriority="0" w:semiHidden="0" w:name="HTML Acronym"/>
+    <w:lsdException w:unhideWhenUsed="0" w:uiPriority="0" w:semiHidden="0" w:name="HTML Address"/>
+    <w:lsdException w:unhideWhenUsed="0" w:uiPriority="0" w:semiHidden="0" w:name="HTML Cite"/>
+    <w:lsdException w:unhideWhenUsed="0" w:uiPriority="0" w:semiHidden="0" w:name="HTML Code"/>
+    <w:lsdException w:unhideWhenUsed="0" w:uiPriority="0" w:semiHidden="0" w:name="HTML Definition"/>
+    <w:lsdException w:unhideWhenUsed="0" w:uiPriority="0" w:semiHidden="0" w:name="HTML Keyboard"/>
+    <w:lsdException w:unhideWhenUsed="0" w:uiPriority="0" w:semiHidden="0" w:name="HTML Preformatted"/>
+    <w:lsdException w:unhideWhenUsed="0" w:uiPriority="0" w:semiHidden="0" w:name="HTML Sample"/>
+    <w:lsdException w:unhideWhenUsed="0" w:uiPriority="0" w:semiHidden="0" w:name="HTML Typewriter"/>
+    <w:lsdException w:unhideWhenUsed="0" w:uiPriority="0" w:semiHidden="0" w:name="HTML Variable"/>
+    <w:lsdException w:uiPriority="99" w:name="Normal Table"/>
+    <w:lsdException w:unhideWhenUsed="0" w:uiPriority="0" w:semiHidden="0" w:name="annotation subject"/>
+    <w:lsdException w:uiPriority="0" w:name="Table Simple 1"/>
+    <w:lsdException w:uiPriority="0" w:name="Table Simple 2"/>
+    <w:lsdException w:uiPriority="0" w:name="Table Simple 3"/>
+    <w:lsdException w:uiPriority="0" w:name="Table Classic 1"/>
+    <w:lsdException w:uiPriority="0" w:name="Table Classic 2"/>
+    <w:lsdException w:uiPriority="0" w:name="Table Classic 3"/>
+    <w:lsdException w:uiPriority="0" w:name="Table Classic 4"/>
+    <w:lsdException w:uiPriority="0" w:name="Table Colorful 1"/>
+    <w:lsdException w:uiPriority="0" w:name="Table Colorful 2"/>
+    <w:lsdException w:uiPriority="0" w:name="Table Colorful 3"/>
+    <w:lsdException w:uiPriority="0" w:name="Table Columns 1"/>
+    <w:lsdException w:uiPriority="0" w:name="Table Columns 2"/>
+    <w:lsdException w:uiPriority="0" w:name="Table Columns 3"/>
+    <w:lsdException w:uiPriority="0" w:name="Table Columns 4"/>
+    <w:lsdException w:uiPriority="0" w:name="Table Columns 5"/>
+    <w:lsdException w:uiPriority="0" w:name="Table Grid 1"/>
+    <w:lsdException w:uiPriority="0" w:name="Table Grid 2"/>
+    <w:lsdException w:uiPriority="0" w:name="Table Grid 3"/>
+    <w:lsdException w:uiPriority="0" w:name="Table Grid 4"/>
+    <w:lsdException w:uiPriority="0" w:name="Table Grid 5"/>
+    <w:lsdException w:uiPriority="0" w:name="Table Grid 6"/>
+    <w:lsdException w:uiPriority="0" w:name="Table Grid 7"/>
+    <w:lsdException w:uiPriority="0" w:name="Table Grid 8"/>
+    <w:lsdException w:uiPriority="0" w:name="Table List 1"/>
+    <w:lsdException w:uiPriority="0" w:name="Table List 2"/>
+    <w:lsdException w:uiPriority="0" w:name="Table List 3"/>
+    <w:lsdException w:uiPriority="0" w:name="Table List 4"/>
+    <w:lsdException w:uiPriority="0" w:name="Table List 5"/>
+    <w:lsdException w:uiPriority="0" w:name="Table List 6"/>
+    <w:lsdException w:uiPriority="0" w:name="Table List 7"/>
+    <w:lsdException w:uiPriority="0" w:name="Table List 8"/>
+    <w:lsdException w:uiPriority="0" w:name="Table 3D effects 1"/>
+    <w:lsdException w:uiPriority="0" w:name="Table 3D effects 2"/>
+    <w:lsdException w:uiPriority="0" w:name="Table 3D effects 3"/>
+    <w:lsdException w:uiPriority="0" w:name="Table Contemporary"/>
+    <w:lsdException w:uiPriority="0" w:name="Table Elegant"/>
+    <w:lsdException w:uiPriority="0" w:name="Table Professional"/>
+    <w:lsdException w:uiPriority="0" w:name="Table Subtle 1"/>
+    <w:lsdException w:uiPriority="0" w:name="Table Subtle 2"/>
+    <w:lsdException w:uiPriority="0" w:name="Table Web 1"/>
+    <w:lsdException w:uiPriority="0" w:name="Table Web 2"/>
+    <w:lsdException w:uiPriority="0" w:name="Table Web 3"/>
+    <w:lsdException w:unhideWhenUsed="0" w:uiPriority="0" w:semiHidden="0" w:name="Balloon Text"/>
+    <w:lsdException w:unhideWhenUsed="0" w:uiPriority="0" w:semiHidden="0" w:name="Table Grid"/>
+    <w:lsdException w:uiPriority="0" w:name="Table Theme"/>
+    <w:lsdException w:unhideWhenUsed="0" w:uiPriority="60" w:semiHidden="0" w:name="Light Shading"/>
+    <w:lsdException w:unhideWhenUsed="0" w:uiPriority="61" w:semiHidden="0" w:name="Light List"/>
+    <w:lsdException w:unhideWhenUsed="0" w:uiPriority="62" w:semiHidden="0" w:name="Light Grid"/>
+    <w:lsdException w:unhideWhenUsed="0" w:uiPriority="63" w:semiHidden="0" w:name="Medium Shading 1"/>
+    <w:lsdException w:unhideWhenUsed="0" w:uiPriority="64" w:semiHidden="0" w:name="Medium Shading 2"/>
+    <w:lsdException w:unhideWhenUsed="0" w:uiPriority="65" w:semiHidden="0" w:name="Medium List 1"/>
+    <w:lsdException w:unhideWhenUsed="0" w:uiPriority="66" w:semiHidden="0" w:name="Medium List 2"/>
+    <w:lsdException w:unhideWhenUsed="0" w:uiPriority="67" w:semiHidden="0" w:name="Medium Grid 1"/>
+    <w:lsdException w:unhideWhenUsed="0" w:uiPriority="68" w:semiHidden="0" w:name="Medium Grid 2"/>
+    <w:lsdException w:unhideWhenUsed="0" w:uiPriority="69" w:semiHidden="0" w:name="Medium Grid 3"/>
+    <w:lsdException w:unhideWhenUsed="0" w:uiPriority="70" w:semiHidden="0" w:name="Dark List"/>
+    <w:lsdException w:unhideWhenUsed="0" w:uiPriority="71" w:semiHidden="0" w:name="Colorful Shading"/>
+    <w:lsdException w:unhideWhenUsed="0" w:uiPriority="72" w:semiHidden="0" w:name="Colorful List"/>
+    <w:lsdException w:unhideWhenUsed="0" w:uiPriority="73" w:semiHidden="0" w:name="Colorful Grid"/>
+    <w:lsdException w:unhideWhenUsed="0" w:uiPriority="60" w:semiHidden="0" w:name="Light Shading Accent 1"/>
+    <w:lsdException w:unhideWhenUsed="0" w:uiPriority="61" w:semiHidden="0" w:name="Light List Accent 1"/>
+    <w:lsdException w:unhideWhenUsed="0" w:uiPriority="62" w:semiHidden="0" w:name="Light Grid Accent 1"/>
+    <w:lsdException w:unhideWhenUsed="0" w:uiPriority="63" w:semiHidden="0" w:name="Medium Shading 1 Accent 1"/>
+    <w:lsdException w:unhideWhenUsed="0" w:uiPriority="64" w:semiHidden="0" w:name="Medium Shading 2 Accent 1"/>
+    <w:lsdException w:unhideWhenUsed="0" w:uiPriority="65" w:semiHidden="0" w:name="Medium List 1 Accent 1"/>
+    <w:lsdException w:unhideWhenUsed="0" w:uiPriority="66" w:semiHidden="0" w:name="Medium List 2 Accent 1"/>
+    <w:lsdException w:unhideWhenUsed="0" w:uiPriority="67" w:semiHidden="0" w:name="Medium Grid 1 Accent 1"/>
+    <w:lsdException w:unhideWhenUsed="0" w:uiPriority="68" w:semiHidden="0" w:name="Medium Grid 2 Accent 1"/>
+    <w:lsdException w:unhideWhenUsed="0" w:uiPriority="69" w:semiHidden="0" w:name="Medium Grid 3 Accent 1"/>
+    <w:lsdException w:unhideWhenUsed="0" w:uiPriority="70" w:semiHidden="0" w:name="Dark List Accent 1"/>
+    <w:lsdException w:unhideWhenUsed="0" w:uiPriority="71" w:semiHidden="0" w:name="Colorful Shading Accent 1"/>
+    <w:lsdException w:unhideWhenUsed="0" w:uiPriority="72" w:semiHidden="0" w:name="Colorful List Accent 1"/>
+    <w:lsdException w:unhideWhenUsed="0" w:uiPriority="73" w:semiHidden="0" w:name="Colorful Grid Accent 1"/>
+    <w:lsdException w:unhideWhenUsed="0" w:uiPriority="60" w:semiHidden="0" w:name="Light Shading Accent 2"/>
+    <w:lsdException w:unhideWhenUsed="0" w:uiPriority="61" w:semiHidden="0" w:name="Light List Accent 2"/>
+    <w:lsdException w:unhideWhenUsed="0" w:uiPriority="62" w:semiHidden="0" w:name="Light Grid Accent 2"/>
+    <w:lsdException w:unhideWhenUsed="0" w:uiPriority="63" w:semiHidden="0" w:name="Medium Shading 1 Accent 2"/>
+    <w:lsdException w:unhideWhenUsed="0" w:uiPriority="64" w:semiHidden="0" w:name="Medium Shading 2 Accent 2"/>
+    <w:lsdException w:unhideWhenUsed="0" w:uiPriority="65" w:semiHidden="0" w:name="Medium List 1 Accent 2"/>
+    <w:lsdException w:unhideWhenUsed="0" w:uiPriority="66" w:semiHidden="0" w:name="Medium List 2 Accent 2"/>
+    <w:lsdException w:unhideWhenUsed="0" w:uiPriority="67" w:semiHidden="0" w:name="Medium Grid 1 Accent 2"/>
+    <w:lsdException w:unhideWhenUsed="0" w:uiPriority="68" w:semiHidden="0" w:name="Medium Grid 2 Accent 2"/>
+    <w:lsdException w:unhideWhenUsed="0" w:uiPriority="69" w:semiHidden="0" w:name="Medium Grid 3 Accent 2"/>
+    <w:lsdException w:unhideWhenUsed="0" w:uiPriority="70" w:semiHidden="0" w:name="Dark List Accent 2"/>
+    <w:lsdException w:unhideWhenUsed="0" w:uiPriority="71" w:semiHidden="0" w:name="Colorful Shading Accent 2"/>
+    <w:lsdException w:unhideWhenUsed="0" w:uiPriority="72" w:semiHidden="0" w:name="Colorful List Accent 2"/>
+    <w:lsdException w:unhideWhenUsed="0" w:uiPriority="73" w:semiHidden="0" w:name="Colorful Grid Accent 2"/>
+    <w:lsdException w:unhideWhenUsed="0" w:uiPriority="60" w:semiHidden="0" w:name="Light Shading Accent 3"/>
+    <w:lsdException w:unhideWhenUsed="0" w:uiPriority="61" w:semiHidden="0" w:name="Light List Accent 3"/>
+    <w:lsdException w:unhideWhenUsed="0" w:uiPriority="62" w:semiHidden="0" w:name="Light Grid Accent 3"/>
+    <w:lsdException w:unhideWhenUsed="0" w:uiPriority="63" w:semiHidden="0" w:name="Medium Shading 1 Accent 3"/>
+    <w:lsdException w:unhideWhenUsed="0" w:uiPriority="64" w:semiHidden="0" w:name="Medium Shading 2 Accent 3"/>
+    <w:lsdException w:unhideWhenUsed="0" w:uiPriority="65" w:semiHidden="0" w:name="Medium List 1 Accent 3"/>
+    <w:lsdException w:unhideWhenUsed="0" w:uiPriority="66" w:semiHidden="0" w:name="Medium List 2 Accent 3"/>
+    <w:lsdException w:unhideWhenUsed="0" w:uiPriority="67" w:semiHidden="0" w:name="Medium Grid 1 Accent 3"/>
+    <w:lsdException w:unhideWhenUsed="0" w:uiPriority="68" w:semiHidden="0" w:name="Medium Grid 2 Accent 3"/>
+    <w:lsdException w:unhideWhenUsed="0" w:uiPriority="69" w:semiHidden="0" w:name="Medium Grid 3 Accent 3"/>
+    <w:lsdException w:unhideWhenUsed="0" w:uiPriority="70" w:semiHidden="0" w:name="Dark List Accent 3"/>
+    <w:lsdException w:unhideWhenUsed="0" w:uiPriority="71" w:semiHidden="0" w:name="Colorful Shading Accent 3"/>
+    <w:lsdException w:unhideWhenUsed="0" w:uiPriority="72" w:semiHidden="0" w:name="Colorful List Accent 3"/>
+    <w:lsdException w:unhideWhenUsed="0" w:uiPriority="73" w:semiHidden="0" w:name="Colorful Grid Accent 3"/>
+    <w:lsdException w:unhideWhenUsed="0" w:uiPriority="60" w:semiHidden="0" w:name="Light Shading Accent 4"/>
+    <w:lsdException w:unhideWhenUsed="0" w:uiPriority="61" w:semiHidden="0" w:name="Light List Accent 4"/>
+    <w:lsdException w:unhideWhenUsed="0" w:uiPriority="62" w:semiHidden="0" w:name="Light Grid Accent 4"/>
+    <w:lsdException w:unhideWhenUsed="0" w:uiPriority="63" w:semiHidden="0" w:name="Medium Shading 1 Accent 4"/>
+    <w:lsdException w:unhideWhenUsed="0" w:uiPriority="64" w:semiHidden="0" w:name="Medium Shading 2 Accent 4"/>
+    <w:lsdException w:unhideWhenUsed="0" w:uiPriority="65" w:semiHidden="0" w:name="Medium List 1 Accent 4"/>
+    <w:lsdException w:unhideWhenUsed="0" w:uiPriority="66" w:semiHidden="0" w:name="Medium List 2 Accent 4"/>
+    <w:lsdException w:unhideWhenUsed="0" w:uiPriority="67" w:semiHidden="0" w:name="Medium Grid 1 Accent 4"/>
+    <w:lsdException w:unhideWhenUsed="0" w:uiPriority="68" w:semiHidden="0" w:name="Medium Grid 2 Accent 4"/>
+    <w:lsdException w:unhideWhenUsed="0" w:uiPriority="69" w:semiHidden="0" w:name="Medium Grid 3 Accent 4"/>
+    <w:lsdException w:unhideWhenUsed="0" w:uiPriority="70" w:semiHidden="0" w:name="Dark List Accent 4"/>
+    <w:lsdException w:unhideWhenUsed="0" w:uiPriority="71" w:semiHidden="0" w:name="Colorful Shading Accent 4"/>
+    <w:lsdException w:unhideWhenUsed="0" w:uiPriority="72" w:semiHidden="0" w:name="Colorful List Accent 4"/>
+    <w:lsdException w:unhideWhenUsed="0" w:uiPriority="73" w:semiHidden="0" w:name="Colorful Grid Accent 4"/>
+    <w:lsdException w:unhideWhenUsed="0" w:uiPriority="60" w:semiHidden="0" w:name="Light Shading Accent 5"/>
+    <w:lsdException w:unhideWhenUsed="0" w:uiPriority="61" w:semiHidden="0" w:name="Light List Accent 5"/>
+    <w:lsdException w:unhideWhenUsed="0" w:uiPriority="62" w:semiHidden="0" w:name="Light Grid Accent 5"/>
+    <w:lsdException w:unhideWhenUsed="0" w:uiPriority="63" w:semiHidden="0" w:name="Medium Shading 1 Accent 5"/>
+    <w:lsdException w:unhideWhenUsed="0" w:uiPriority="64" w:semiHidden="0" w:name="Medium Shading 2 Accent 5"/>
+    <w:lsdException w:unhideWhenUsed="0" w:uiPriority="65" w:semiHidden="0" w:name="Medium List 1 Accent 5"/>
+    <w:lsdException w:unhideWhenUsed="0" w:uiPriority="66" w:semiHidden="0" w:name="Medium List 2 Accent 5"/>
+    <w:lsdException w:unhideWhenUsed="0" w:uiPriority="67" w:semiHidden="0" w:name="Medium Grid 1 Accent 5"/>
+    <w:lsdException w:unhideWhenUsed="0" w:uiPriority="68" w:semiHidden="0" w:name="Medium Grid 2 Accent 5"/>
+    <w:lsdException w:unhideWhenUsed="0" w:uiPriority="69" w:semiHidden="0" w:name="Medium Grid 3 Accent 5"/>
+    <w:lsdException w:unhideWhenUsed="0" w:uiPriority="70" w:semiHidden="0" w:name="Dark List Accent 5"/>
+    <w:lsdException w:unhideWhenUsed="0" w:uiPriority="71" w:semiHidden="0" w:name="Colorful Shading Accent 5"/>
+    <w:lsdException w:unhideWhenUsed="0" w:uiPriority="72" w:semiHidden="0" w:name="Colorful List Accent 5"/>
+    <w:lsdException w:unhideWhenUsed="0" w:uiPriority="73" w:semiHidden="0" w:name="Colorful Grid Accent 5"/>
+    <w:lsdException w:unhideWhenUsed="0" w:uiPriority="60" w:semiHidden="0" w:name="Light Shading Accent 6"/>
+    <w:lsdException w:unhideWhenUsed="0" w:uiPriority="61" w:semiHidden="0" w:name="Light List Accent 6"/>
+    <w:lsdException w:unhideWhenUsed="0" w:uiPriority="62" w:semiHidden="0" w:name="Light Grid Accent 6"/>
+    <w:lsdException w:unhideWhenUsed="0" w:uiPriority="63" w:semiHidden="0" w:name="Medium Shading 1 Accent 6"/>
+    <w:lsdException w:unhideWhenUsed="0" w:uiPriority="64" w:semiHidden="0" w:name="Medium Shading 2 Accent 6"/>
+    <w:lsdException w:unhideWhenUsed="0" w:uiPriority="65" w:semiHidden="0" w:name="Medium List 1 Accent 6"/>
+    <w:lsdException w:unhideWhenUsed="0" w:uiPriority="66" w:semiHidden="0" w:name="Medium List 2 Accent 6"/>
+    <w:lsdException w:unhideWhenUsed="0" w:uiPriority="67" w:semiHidden="0" w:name="Medium Grid 1 Accent 6"/>
+    <w:lsdException w:unhideWhenUsed="0" w:uiPriority="68" w:semiHidden="0" w:name="Medium Grid 2 Accent 6"/>
+    <w:lsdException w:unhideWhenUsed="0" w:uiPriority="69" w:semiHidden="0" w:name="Medium Grid 3 Accent 6"/>
+    <w:lsdException w:unhideWhenUsed="0" w:uiPriority="70" w:semiHidden="0" w:name="Dark List Accent 6"/>
+    <w:lsdException w:unhideWhenUsed="0" w:uiPriority="71" w:semiHidden="0" w:name="Colorful Shading Accent 6"/>
+    <w:lsdException w:unhideWhenUsed="0" w:uiPriority="72" w:semiHidden="0" w:name="Colorful List Accent 6"/>
+    <w:lsdException w:unhideWhenUsed="0" w:uiPriority="73" w:semiHidden="0" w:name="Colorful Grid Accent 6"/>
   </w:latentStyles>
-  <w:style w:type="paragraph" w:default="1" w:styleId="Normal">
+  <w:style w:type="paragraph" w:default="1" w:styleId="1">
     <w:name w:val="Normal"/>
     <w:qFormat/>
+    <w:uiPriority w:val="0"/>
     <w:pPr>
       <w:spacing w:line="276" w:lineRule="auto"/>
     </w:pPr>
     <w:rPr>
-      <w:rFonts w:ascii="Arial" w:eastAsia="Arial" w:hAnsi="Arial" w:cs="Arial"/>
+      <w:rFonts w:ascii="Arial" w:hAnsi="Arial" w:eastAsia="Arial" w:cs="Arial"/>
       <w:sz w:val="22"/>
       <w:szCs w:val="22"/>
-      <w:lang w:val="en"/>
+      <w:lang w:val="en" w:eastAsia="zh-CN" w:bidi="ar-SA"/>
     </w:rPr>
   </w:style>
-  <w:style w:type="paragraph" w:styleId="Heading1">
+  <w:style w:type="paragraph" w:styleId="2">
     <w:name w:val="heading 1"/>
-    <w:basedOn w:val="Normal"/>
-    <w:next w:val="Normal"/>
+    <w:basedOn w:val="1"/>
+    <w:next w:val="1"/>
     <w:qFormat/>
+    <w:uiPriority w:val="0"/>
     <w:pPr>
       <w:keepNext/>
       <w:keepLines/>
@@ -4721,11 +4847,12 @@
       <w:szCs w:val="40"/>
     </w:rPr>
   </w:style>
-  <w:style w:type="paragraph" w:styleId="Heading2">
+  <w:style w:type="paragraph" w:styleId="3">
     <w:name w:val="heading 2"/>
-    <w:basedOn w:val="Normal"/>
-    <w:next w:val="Normal"/>
+    <w:basedOn w:val="1"/>
+    <w:next w:val="1"/>
     <w:qFormat/>
+    <w:uiPriority w:val="0"/>
     <w:pPr>
       <w:keepNext/>
       <w:keepLines/>
@@ -4737,11 +4864,12 @@
       <w:szCs w:val="32"/>
     </w:rPr>
   </w:style>
-  <w:style w:type="paragraph" w:styleId="Heading3">
+  <w:style w:type="paragraph" w:styleId="4">
     <w:name w:val="heading 3"/>
-    <w:basedOn w:val="Normal"/>
-    <w:next w:val="Normal"/>
+    <w:basedOn w:val="1"/>
+    <w:next w:val="1"/>
     <w:qFormat/>
+    <w:uiPriority w:val="0"/>
     <w:pPr>
       <w:keepNext/>
       <w:keepLines/>
@@ -4754,11 +4882,12 @@
       <w:szCs w:val="28"/>
     </w:rPr>
   </w:style>
-  <w:style w:type="paragraph" w:styleId="Heading4">
+  <w:style w:type="paragraph" w:styleId="5">
     <w:name w:val="heading 4"/>
-    <w:basedOn w:val="Normal"/>
-    <w:next w:val="Normal"/>
+    <w:basedOn w:val="1"/>
+    <w:next w:val="1"/>
     <w:qFormat/>
+    <w:uiPriority w:val="0"/>
     <w:pPr>
       <w:keepNext/>
       <w:keepLines/>
@@ -4771,11 +4900,12 @@
       <w:szCs w:val="24"/>
     </w:rPr>
   </w:style>
-  <w:style w:type="paragraph" w:styleId="Heading5">
+  <w:style w:type="paragraph" w:styleId="6">
     <w:name w:val="heading 5"/>
-    <w:basedOn w:val="Normal"/>
-    <w:next w:val="Normal"/>
+    <w:basedOn w:val="1"/>
+    <w:next w:val="1"/>
     <w:qFormat/>
+    <w:uiPriority w:val="0"/>
     <w:pPr>
       <w:keepNext/>
       <w:keepLines/>
@@ -4786,11 +4916,12 @@
       <w:color w:val="666666"/>
     </w:rPr>
   </w:style>
-  <w:style w:type="paragraph" w:styleId="Heading6">
+  <w:style w:type="paragraph" w:styleId="7">
     <w:name w:val="heading 6"/>
-    <w:basedOn w:val="Normal"/>
-    <w:next w:val="Normal"/>
+    <w:basedOn w:val="1"/>
+    <w:next w:val="1"/>
     <w:qFormat/>
+    <w:uiPriority w:val="0"/>
     <w:pPr>
       <w:keepNext/>
       <w:keepLines/>
@@ -4802,19 +4933,18 @@
       <w:color w:val="666666"/>
     </w:rPr>
   </w:style>
-  <w:style w:type="character" w:default="1" w:styleId="DefaultParagraphFont">
+  <w:style w:type="character" w:default="1" w:styleId="11">
     <w:name w:val="Default Paragraph Font"/>
-    <w:uiPriority w:val="1"/>
     <w:semiHidden/>
     <w:unhideWhenUsed/>
+    <w:uiPriority w:val="1"/>
   </w:style>
-  <w:style w:type="table" w:default="1" w:styleId="TableNormal">
+  <w:style w:type="table" w:default="1" w:styleId="10">
     <w:name w:val="Normal Table"/>
-    <w:uiPriority w:val="99"/>
     <w:semiHidden/>
     <w:unhideWhenUsed/>
+    <w:uiPriority w:val="99"/>
     <w:tblPr>
-      <w:tblInd w:w="0" w:type="dxa"/>
       <w:tblCellMar>
         <w:top w:w="0" w:type="dxa"/>
         <w:left w:w="108" w:type="dxa"/>
@@ -4823,17 +4953,12 @@
       </w:tblCellMar>
     </w:tblPr>
   </w:style>
-  <w:style w:type="numbering" w:default="1" w:styleId="NoList">
-    <w:name w:val="No List"/>
-    <w:uiPriority w:val="99"/>
-    <w:semiHidden/>
-    <w:unhideWhenUsed/>
-  </w:style>
-  <w:style w:type="paragraph" w:styleId="Subtitle">
+  <w:style w:type="paragraph" w:styleId="8">
     <w:name w:val="Subtitle"/>
-    <w:basedOn w:val="Normal"/>
-    <w:next w:val="Normal"/>
+    <w:basedOn w:val="1"/>
+    <w:next w:val="1"/>
     <w:qFormat/>
+    <w:uiPriority w:val="0"/>
     <w:pPr>
       <w:keepNext/>
       <w:keepLines/>
@@ -4845,11 +4970,12 @@
       <w:szCs w:val="30"/>
     </w:rPr>
   </w:style>
-  <w:style w:type="paragraph" w:styleId="Title">
+  <w:style w:type="paragraph" w:styleId="9">
     <w:name w:val="Title"/>
-    <w:basedOn w:val="Normal"/>
-    <w:next w:val="Normal"/>
+    <w:basedOn w:val="1"/>
+    <w:next w:val="1"/>
     <w:qFormat/>
+    <w:uiPriority w:val="0"/>
     <w:pPr>
       <w:keepNext/>
       <w:keepLines/>
@@ -4860,8 +4986,9 @@
       <w:szCs w:val="52"/>
     </w:rPr>
   </w:style>
-  <w:style w:type="table" w:customStyle="1" w:styleId="TableNormal1">
+  <w:style w:type="table" w:customStyle="1" w:styleId="12">
     <w:name w:val="Table Normal1"/>
+    <w:uiPriority w:val="0"/>
     <w:tblPr>
       <w:tblCellMar>
         <w:top w:w="0" w:type="dxa"/>
@@ -4871,10 +4998,11 @@
       </w:tblCellMar>
     </w:tblPr>
   </w:style>
-  <w:style w:type="table" w:customStyle="1" w:styleId="Style10">
+  <w:style w:type="table" w:customStyle="1" w:styleId="13">
     <w:name w:val="_Style 10"/>
-    <w:basedOn w:val="TableNormal1"/>
+    <w:basedOn w:val="12"/>
     <w:qFormat/>
+    <w:uiPriority w:val="0"/>
     <w:tblPr>
       <w:tblCellMar>
         <w:top w:w="100" w:type="dxa"/>
@@ -4884,9 +5012,10 @@
       </w:tblCellMar>
     </w:tblPr>
   </w:style>
-  <w:style w:type="table" w:customStyle="1" w:styleId="Style11">
+  <w:style w:type="table" w:customStyle="1" w:styleId="14">
     <w:name w:val="_Style 11"/>
-    <w:basedOn w:val="TableNormal1"/>
+    <w:basedOn w:val="12"/>
+    <w:uiPriority w:val="0"/>
     <w:tblPr>
       <w:tblCellMar>
         <w:top w:w="100" w:type="dxa"/>
@@ -4896,10 +5025,11 @@
       </w:tblCellMar>
     </w:tblPr>
   </w:style>
-  <w:style w:type="table" w:customStyle="1" w:styleId="Style12">
+  <w:style w:type="table" w:customStyle="1" w:styleId="15">
     <w:name w:val="_Style 12"/>
-    <w:basedOn w:val="TableNormal1"/>
+    <w:basedOn w:val="12"/>
     <w:qFormat/>
+    <w:uiPriority w:val="0"/>
     <w:tblPr>
       <w:tblCellMar>
         <w:top w:w="100" w:type="dxa"/>
@@ -5228,6 +5358,5 @@
       </a:style>
     </a:lnDef>
   </a:objectDefaults>
-  <a:extraClrSchemeLst/>
 </a:theme>
 </file>